--- a/CÔNG TY PHÂN PHỐI TRƯỜNG THÀNH/TruongThanh_ThayDoiTen/TruongThanh_Mẫu số 12_DeNghiThayDoi.docx
+++ b/CÔNG TY PHÂN PHỐI TRƯỜNG THÀNH/TruongThanh_ThayDoiTen/TruongThanh_Mẫu số 12_DeNghiThayDoi.docx
@@ -281,8 +281,6 @@
               </w:rPr>
               <w:t>5</w:t>
             </w:r>
-            <w:bookmarkStart w:id="1" w:name="_GoBack"/>
-            <w:bookmarkEnd w:id="1"/>
             <w:r>
               <w:rPr>
                 <w:rFonts w:ascii="Times New Roman" w:eastAsia="Times New Roman" w:hAnsi="Times New Roman" w:cs="Times New Roman"/>
@@ -442,7 +440,7 @@
         <w:br/>
         <w:t xml:space="preserve">Đăng ký </w:t>
       </w:r>
-      <w:bookmarkStart w:id="2" w:name="_Hlk174028475"/>
+      <w:bookmarkStart w:id="1" w:name="_Hlk174028475"/>
       <w:r>
         <w:rPr>
           <w:rFonts w:ascii="Times New Roman" w:eastAsia="Calibri" w:hAnsi="Times New Roman" w:cs="Times New Roman"/>
@@ -452,7 +450,7 @@
         </w:rPr>
         <w:t>thay đổi nội dung Giấy chứng nhận đăng ký doanh nghiệp</w:t>
       </w:r>
-      <w:bookmarkEnd w:id="2"/>
+      <w:bookmarkEnd w:id="1"/>
       <w:r>
         <w:rPr>
           <w:rFonts w:ascii="Times New Roman" w:eastAsia="Calibri" w:hAnsi="Times New Roman" w:cs="Times New Roman"/>
@@ -1168,7 +1166,7 @@
           <w:szCs w:val="28"/>
         </w:rPr>
       </w:pPr>
-      <w:bookmarkStart w:id="3" w:name="_Hlk177941427"/>
+      <w:bookmarkStart w:id="2" w:name="_Hlk177941427"/>
       <w:r>
         <w:rPr>
           <w:rFonts w:ascii="Times New Roman" w:eastAsia="Calibri" w:hAnsi="Times New Roman" w:cs="Times New Roman"/>
@@ -1186,9 +1184,9 @@
         </w:rPr>
         <w:t>Doanh nghiệp chọn và kê khai vào trang tương ứng với nội dung đăng ký/</w:t>
       </w:r>
-      <w:bookmarkStart w:id="4" w:name="_Hlk177941461"/>
+      <w:bookmarkStart w:id="3" w:name="_Hlk177941461"/>
     </w:p>
-    <w:bookmarkEnd w:id="4"/>
+    <w:bookmarkEnd w:id="3"/>
     <w:p>
       <w:pPr>
         <w:tabs>
@@ -1220,7 +1218,7 @@
         </w:rPr>
         <w:t>)</w:t>
       </w:r>
-      <w:bookmarkEnd w:id="3"/>
+      <w:bookmarkEnd w:id="2"/>
     </w:p>
     <w:p>
       <w:pPr>
@@ -1887,7 +1885,7 @@
         </w:rPr>
         <w:t xml:space="preserve">- Doanh </w:t>
       </w:r>
-      <w:bookmarkStart w:id="5" w:name="_Hlk177941472"/>
+      <w:bookmarkStart w:id="4" w:name="_Hlk177941472"/>
       <w:r>
         <w:rPr>
           <w:rFonts w:ascii="Times New Roman" w:eastAsia="Calibri" w:hAnsi="Times New Roman" w:cs="Times New Roman"/>
@@ -1919,7 +1917,7 @@
         <w:t xml:space="preserve">              Không</w:t>
       </w:r>
     </w:p>
-    <w:bookmarkEnd w:id="5"/>
+    <w:bookmarkEnd w:id="4"/>
     <w:p>
       <w:pPr>
         <w:spacing w:before="120" w:after="120" w:line="240" w:lineRule="auto"/>
@@ -1944,142 +1942,858 @@
         <w:jc w:val="center"/>
         <w:rPr>
           <w:rFonts w:ascii="Times New Roman" w:eastAsia="Times New Roman" w:hAnsi="Times New Roman" w:cs="Times New Roman"/>
-          <w:sz w:val="28"/>
-          <w:szCs w:val="28"/>
-        </w:rPr>
-      </w:pPr>
-      <w:r>
-        <w:rPr>
-          <w:rFonts w:ascii="Times New Roman" w:eastAsia="Times New Roman" w:hAnsi="Times New Roman" w:cs="Times New Roman"/>
           <w:bCs/>
           <w:spacing w:val="-4"/>
           <w:sz w:val="28"/>
           <w:szCs w:val="28"/>
           <w:lang w:val="fr-FR"/>
         </w:rPr>
+      </w:pPr>
+      <w:r>
+        <w:rPr>
+          <w:rFonts w:ascii="Times New Roman" w:eastAsia="Times New Roman" w:hAnsi="Times New Roman" w:cs="Times New Roman"/>
+          <w:bCs/>
+          <w:spacing w:val="-4"/>
+          <w:sz w:val="28"/>
+          <w:szCs w:val="28"/>
+          <w:lang w:val="fr-FR"/>
+        </w:rPr>
         <w:br w:type="page"/>
-      </w:r>
-      <w:r>
-        <w:rPr>
-          <w:rFonts w:ascii="Times New Roman" w:eastAsia="Times New Roman" w:hAnsi="Times New Roman" w:cs="Times New Roman"/>
-          <w:sz w:val="28"/>
-          <w:szCs w:val="28"/>
-        </w:rPr>
-        <w:lastRenderedPageBreak/>
-        <w:t xml:space="preserve"> </w:t>
       </w:r>
     </w:p>
     <w:p>
       <w:pPr>
-        <w:spacing w:before="120" w:after="0" w:line="276" w:lineRule="auto"/>
+        <w:spacing w:before="120" w:after="240" w:line="276" w:lineRule="auto"/>
+        <w:ind w:firstLine="709"/>
         <w:jc w:val="center"/>
         <w:rPr>
           <w:rFonts w:ascii="Times New Roman" w:eastAsia="Calibri" w:hAnsi="Times New Roman" w:cs="Times New Roman"/>
           <w:sz w:val="28"/>
           <w:szCs w:val="28"/>
-          <w:vertAlign w:val="superscript"/>
-        </w:rPr>
-      </w:pPr>
-      <w:bookmarkStart w:id="6" w:name="_Hlk177941885"/>
-      <w:bookmarkStart w:id="7" w:name="_Hlk177941696"/>
-      <w:r>
-        <w:rPr>
-          <w:rFonts w:ascii="Times New Roman" w:eastAsia="Calibri" w:hAnsi="Times New Roman" w:cs="Times New Roman"/>
-          <w:bCs/>
-          <w:kern w:val="28"/>
-          <w:sz w:val="28"/>
-          <w:szCs w:val="32"/>
-          <w:lang w:eastAsia="x-none"/>
-        </w:rPr>
-        <w:t xml:space="preserve">THÔNG BÁO </w:t>
-      </w:r>
-      <w:r>
-        <w:rPr>
-          <w:rFonts w:ascii="Times New Roman" w:eastAsia="Calibri" w:hAnsi="Times New Roman" w:cs="Times New Roman"/>
-          <w:sz w:val="28"/>
-          <w:szCs w:val="28"/>
-        </w:rPr>
-        <w:t xml:space="preserve">THAY ĐỔI </w:t>
-      </w:r>
-      <w:bookmarkEnd w:id="6"/>
-      <w:r>
-        <w:rPr>
-          <w:rFonts w:ascii="Times New Roman" w:eastAsia="Calibri" w:hAnsi="Times New Roman" w:cs="Times New Roman"/>
-          <w:sz w:val="28"/>
-          <w:szCs w:val="28"/>
-        </w:rPr>
-        <w:t>NGÀNH, NGHỀ KINH DOANH</w:t>
-      </w:r>
-      <w:bookmarkEnd w:id="7"/>
-      <w:r>
-        <w:rPr>
-          <w:rFonts w:ascii="Times New Roman" w:eastAsia="Calibri" w:hAnsi="Times New Roman" w:cs="Times New Roman"/>
-          <w:sz w:val="28"/>
-          <w:szCs w:val="28"/>
-          <w:vertAlign w:val="superscript"/>
-        </w:rPr>
-        <w:footnoteReference w:customMarkFollows="1" w:id="2"/>
-        <w:t>1</w:t>
+        </w:rPr>
+      </w:pPr>
+      <w:bookmarkStart w:id="5" w:name="_Hlk177941498"/>
+      <w:r>
+        <w:rPr>
+          <w:rFonts w:ascii="Times New Roman" w:eastAsia="Calibri" w:hAnsi="Times New Roman" w:cs="Times New Roman"/>
+          <w:sz w:val="28"/>
+          <w:szCs w:val="28"/>
+        </w:rPr>
+        <w:lastRenderedPageBreak/>
+        <w:t xml:space="preserve">ĐĂNG KÝ THAY ĐỔI TÊN </w:t>
+      </w:r>
+      <w:bookmarkEnd w:id="5"/>
+      <w:r>
+        <w:rPr>
+          <w:rFonts w:ascii="Times New Roman" w:eastAsia="Calibri" w:hAnsi="Times New Roman" w:cs="Times New Roman"/>
+          <w:sz w:val="28"/>
+          <w:szCs w:val="28"/>
+        </w:rPr>
+        <w:t>DOANH NGHIỆP</w:t>
       </w:r>
     </w:p>
     <w:p>
       <w:pPr>
-        <w:spacing w:before="240" w:after="120" w:line="340" w:lineRule="exact"/>
+        <w:tabs>
+          <w:tab w:val="left" w:leader="dot" w:pos="9072"/>
+        </w:tabs>
+        <w:spacing w:before="120" w:after="120" w:line="312" w:lineRule="auto"/>
+        <w:ind w:firstLine="720"/>
+        <w:contextualSpacing/>
+        <w:jc w:val="both"/>
+        <w:rPr>
+          <w:rFonts w:ascii="Times New Roman" w:eastAsia="Calibri" w:hAnsi="Times New Roman" w:cs="Times New Roman"/>
+          <w:sz w:val="28"/>
+          <w:szCs w:val="28"/>
+        </w:rPr>
+      </w:pPr>
+      <w:r>
+        <w:rPr>
+          <w:rFonts w:ascii="Times New Roman" w:eastAsia="Calibri" w:hAnsi="Times New Roman" w:cs="Times New Roman"/>
+          <w:sz w:val="28"/>
+          <w:szCs w:val="28"/>
+        </w:rPr>
+        <w:t>Tên doanh nghiệp viết bằng tiếng Việt sau khi thay đổi (</w:t>
+      </w:r>
+      <w:r>
+        <w:rPr>
+          <w:rFonts w:ascii="Times New Roman" w:eastAsia="Calibri" w:hAnsi="Times New Roman" w:cs="Times New Roman"/>
+          <w:i/>
+          <w:sz w:val="28"/>
+          <w:szCs w:val="28"/>
+        </w:rPr>
+        <w:t>ghi bằng chữ in hoa</w:t>
+      </w:r>
+      <w:r>
+        <w:rPr>
+          <w:rFonts w:ascii="Times New Roman" w:eastAsia="Calibri" w:hAnsi="Times New Roman" w:cs="Times New Roman"/>
+          <w:sz w:val="28"/>
+          <w:szCs w:val="28"/>
+        </w:rPr>
+        <w:t xml:space="preserve">): </w:t>
+      </w:r>
+      <w:r>
+        <w:rPr>
+          <w:rFonts w:ascii="Times New Roman" w:eastAsia="Times New Roman" w:hAnsi="Times New Roman" w:cs="Times New Roman"/>
+          <w:b/>
+          <w:bCs/>
+          <w:sz w:val="24"/>
+          <w:szCs w:val="24"/>
+        </w:rPr>
+        <w:t xml:space="preserve">CÔNG TY TNHH </w:t>
+      </w:r>
+      <w:r>
+        <w:rPr>
+          <w:rFonts w:ascii="Times New Roman" w:eastAsia="Times New Roman" w:hAnsi="Times New Roman" w:cs="Times New Roman"/>
+          <w:b/>
+          <w:bCs/>
+          <w:sz w:val="24"/>
+          <w:szCs w:val="24"/>
+        </w:rPr>
+        <w:t>THƯƠNG MẠI PHÂN PHỐI TRƯỜNG THÀNH</w:t>
+      </w:r>
+    </w:p>
+    <w:p>
+      <w:pPr>
+        <w:tabs>
+          <w:tab w:val="left" w:leader="dot" w:pos="9072"/>
+        </w:tabs>
+        <w:spacing w:before="120" w:after="120" w:line="312" w:lineRule="auto"/>
+        <w:ind w:firstLine="720"/>
+        <w:contextualSpacing/>
+        <w:jc w:val="both"/>
+        <w:rPr>
+          <w:rFonts w:ascii="Times New Roman" w:eastAsia="Calibri" w:hAnsi="Times New Roman" w:cs="Times New Roman"/>
+          <w:sz w:val="28"/>
+          <w:szCs w:val="28"/>
+        </w:rPr>
+      </w:pPr>
+      <w:r>
+        <w:rPr>
+          <w:rFonts w:ascii="Times New Roman" w:eastAsia="Calibri" w:hAnsi="Times New Roman" w:cs="Times New Roman"/>
+          <w:sz w:val="28"/>
+          <w:szCs w:val="28"/>
+        </w:rPr>
+        <w:t>Tên doanh nghiệp viết bằng tiếng nước ngoài sau khi thay đổi (</w:t>
+      </w:r>
+      <w:r>
+        <w:rPr>
+          <w:rFonts w:ascii="Times New Roman" w:eastAsia="Calibri" w:hAnsi="Times New Roman" w:cs="Times New Roman"/>
+          <w:i/>
+          <w:sz w:val="28"/>
+          <w:szCs w:val="28"/>
+        </w:rPr>
+        <w:t>nếu có</w:t>
+      </w:r>
+      <w:r>
+        <w:rPr>
+          <w:rFonts w:ascii="Times New Roman" w:eastAsia="Calibri" w:hAnsi="Times New Roman" w:cs="Times New Roman"/>
+          <w:sz w:val="28"/>
+          <w:szCs w:val="28"/>
+        </w:rPr>
+        <w:t>):</w:t>
+      </w:r>
+    </w:p>
+    <w:p>
+      <w:pPr>
+        <w:tabs>
+          <w:tab w:val="left" w:leader="dot" w:pos="9072"/>
+        </w:tabs>
+        <w:spacing w:before="120" w:after="120" w:line="312" w:lineRule="auto"/>
+        <w:contextualSpacing/>
+        <w:jc w:val="both"/>
+        <w:rPr>
+          <w:rFonts w:ascii="Times New Roman" w:eastAsia="Calibri" w:hAnsi="Times New Roman" w:cs="Times New Roman"/>
+          <w:sz w:val="28"/>
+          <w:szCs w:val="28"/>
+        </w:rPr>
+      </w:pPr>
+      <w:r>
+        <w:rPr>
+          <w:rFonts w:ascii="Times New Roman" w:eastAsia="Calibri" w:hAnsi="Times New Roman" w:cs="Times New Roman"/>
+          <w:sz w:val="28"/>
+          <w:szCs w:val="28"/>
+        </w:rPr>
+        <w:t>TRUONG THANH TM - PP COMPANY LIMITED</w:t>
+      </w:r>
+    </w:p>
+    <w:p>
+      <w:pPr>
+        <w:tabs>
+          <w:tab w:val="left" w:leader="dot" w:pos="9072"/>
+        </w:tabs>
+        <w:spacing w:before="120" w:after="120" w:line="312" w:lineRule="auto"/>
+        <w:ind w:firstLine="720"/>
+        <w:contextualSpacing/>
+        <w:jc w:val="both"/>
+        <w:rPr>
+          <w:rFonts w:ascii="Times New Roman" w:eastAsia="Calibri" w:hAnsi="Times New Roman" w:cs="Times New Roman"/>
+        </w:rPr>
+      </w:pPr>
+      <w:r>
+        <w:rPr>
+          <w:rFonts w:ascii="Times New Roman" w:eastAsia="Calibri" w:hAnsi="Times New Roman" w:cs="Times New Roman"/>
+          <w:sz w:val="28"/>
+          <w:szCs w:val="28"/>
+        </w:rPr>
+        <w:t>Tên doanh nghiệp viết tắt sau khi thay đổi (</w:t>
+      </w:r>
+      <w:r>
+        <w:rPr>
+          <w:rFonts w:ascii="Times New Roman" w:eastAsia="Calibri" w:hAnsi="Times New Roman" w:cs="Times New Roman"/>
+          <w:i/>
+          <w:sz w:val="28"/>
+          <w:szCs w:val="28"/>
+        </w:rPr>
+        <w:t>nếu có</w:t>
+      </w:r>
+      <w:r>
+        <w:rPr>
+          <w:rFonts w:ascii="Times New Roman" w:eastAsia="Calibri" w:hAnsi="Times New Roman" w:cs="Times New Roman"/>
+          <w:sz w:val="28"/>
+          <w:szCs w:val="28"/>
+        </w:rPr>
+        <w:t>):</w:t>
+      </w:r>
+      <w:r>
+        <w:t xml:space="preserve"> </w:t>
+      </w:r>
+      <w:r>
+        <w:rPr>
+          <w:rFonts w:ascii="Times New Roman" w:eastAsia="Calibri" w:hAnsi="Times New Roman" w:cs="Times New Roman"/>
+          <w:sz w:val="28"/>
+          <w:szCs w:val="28"/>
+        </w:rPr>
+        <w:t>TRUONG THANH TM - PP CO., LTD</w:t>
+      </w:r>
+      <w:bookmarkStart w:id="6" w:name="_GoBack"/>
+      <w:bookmarkEnd w:id="6"/>
+    </w:p>
+    <w:p>
+      <w:pPr>
+        <w:spacing w:before="120" w:after="120" w:line="240" w:lineRule="auto"/>
+        <w:ind w:firstLine="720"/>
+        <w:contextualSpacing/>
+        <w:jc w:val="both"/>
+        <w:rPr>
+          <w:rFonts w:ascii="Times New Roman" w:eastAsia="Calibri" w:hAnsi="Times New Roman" w:cs="Times New Roman"/>
+        </w:rPr>
+      </w:pPr>
+    </w:p>
+    <w:p>
+      <w:pPr>
+        <w:tabs>
+          <w:tab w:val="left" w:leader="dot" w:pos="9360"/>
+        </w:tabs>
+        <w:spacing w:before="120" w:after="0" w:line="240" w:lineRule="auto"/>
+        <w:jc w:val="center"/>
+        <w:rPr>
+          <w:rFonts w:ascii="Times New Roman" w:eastAsia="Calibri" w:hAnsi="Times New Roman" w:cs="Times New Roman"/>
+          <w:sz w:val="28"/>
+          <w:szCs w:val="28"/>
+        </w:rPr>
+      </w:pPr>
+      <w:r>
+        <w:rPr>
+          <w:rFonts w:ascii="Times New Roman" w:eastAsia="Times New Roman" w:hAnsi="Times New Roman" w:cs="Times New Roman"/>
+          <w:sz w:val="28"/>
+          <w:szCs w:val="28"/>
+        </w:rPr>
+        <w:br w:type="page"/>
+      </w:r>
+      <w:r>
+        <w:rPr>
+          <w:rFonts w:ascii="Times New Roman" w:eastAsia="Times New Roman" w:hAnsi="Times New Roman" w:cs="Times New Roman"/>
+          <w:sz w:val="28"/>
+          <w:szCs w:val="28"/>
+        </w:rPr>
+        <w:lastRenderedPageBreak/>
+        <w:t>ĐĂNG KÝ THAY ĐỔI ĐỊA CHỈ TRỤ SỞ CHÍNH</w:t>
+      </w:r>
+      <w:r>
+        <w:rPr>
+          <w:rFonts w:ascii="Times New Roman" w:eastAsia="Calibri" w:hAnsi="Times New Roman" w:cs="Times New Roman"/>
+          <w:sz w:val="28"/>
+          <w:szCs w:val="28"/>
+        </w:rPr>
+        <w:t xml:space="preserve"> </w:t>
+      </w:r>
+    </w:p>
+    <w:p>
+      <w:pPr>
+        <w:tabs>
+          <w:tab w:val="left" w:leader="dot" w:pos="9360"/>
+        </w:tabs>
+        <w:spacing w:before="120" w:after="120" w:line="240" w:lineRule="auto"/>
         <w:ind w:firstLine="720"/>
         <w:jc w:val="both"/>
         <w:rPr>
           <w:rFonts w:ascii="Times New Roman" w:eastAsia="Calibri" w:hAnsi="Times New Roman" w:cs="Times New Roman"/>
-          <w:sz w:val="28"/>
-          <w:szCs w:val="28"/>
-        </w:rPr>
-      </w:pPr>
-      <w:r>
-        <w:rPr>
-          <w:rFonts w:ascii="Times New Roman" w:eastAsia="Calibri" w:hAnsi="Times New Roman" w:cs="Times New Roman"/>
-          <w:b/>
-          <w:sz w:val="28"/>
-          <w:szCs w:val="28"/>
-        </w:rPr>
-        <w:t xml:space="preserve">1. Bổ sung ngành, nghề kinh doanh sau </w:t>
-      </w:r>
-      <w:r>
-        <w:rPr>
-          <w:rFonts w:ascii="Times New Roman" w:eastAsia="Calibri" w:hAnsi="Times New Roman" w:cs="Times New Roman"/>
-          <w:sz w:val="28"/>
-          <w:szCs w:val="28"/>
+          <w:bCs/>
+          <w:sz w:val="28"/>
+          <w:szCs w:val="28"/>
+        </w:rPr>
+      </w:pPr>
+      <w:bookmarkStart w:id="7" w:name="_Hlk178553824"/>
+      <w:r>
+        <w:rPr>
+          <w:rFonts w:ascii="Times New Roman" w:eastAsia="Calibri" w:hAnsi="Times New Roman" w:cs="Times New Roman"/>
+          <w:bCs/>
+          <w:sz w:val="28"/>
+          <w:szCs w:val="28"/>
+        </w:rPr>
+        <w:t>Địa chỉ trụ sở chính sau khi thay đổi:</w:t>
+      </w:r>
+    </w:p>
+    <w:p>
+      <w:pPr>
+        <w:spacing w:after="120"/>
+        <w:ind w:firstLine="709"/>
+        <w:rPr>
+          <w:rFonts w:ascii="Times New Roman" w:eastAsia="Calibri" w:hAnsi="Times New Roman" w:cs="Times New Roman"/>
+          <w:sz w:val="28"/>
+          <w:szCs w:val="28"/>
+        </w:rPr>
+      </w:pPr>
+      <w:r>
+        <w:rPr>
+          <w:rFonts w:ascii="Times New Roman" w:eastAsia="Calibri" w:hAnsi="Times New Roman" w:cs="Times New Roman"/>
+          <w:spacing w:val="-8"/>
+          <w:sz w:val="28"/>
+          <w:szCs w:val="28"/>
+        </w:rPr>
+        <w:t>Số nhà/phòng, ngách/hẻm, ngõ/kiệt, đường/phố/đại lộ, tổ/xóm/ấp/thôn</w:t>
+      </w:r>
+      <w:r>
+        <w:rPr>
+          <w:rFonts w:ascii="Times New Roman" w:eastAsia="Calibri" w:hAnsi="Times New Roman" w:cs="Times New Roman"/>
+          <w:sz w:val="28"/>
+          <w:szCs w:val="28"/>
+        </w:rPr>
+        <w:t xml:space="preserve">: </w:t>
+      </w:r>
+      <w:r>
+        <w:rPr>
+          <w:rFonts w:ascii="Times New Roman" w:eastAsia="Times New Roman" w:hAnsi="Times New Roman" w:cs="Times New Roman"/>
+          <w:sz w:val="24"/>
+          <w:szCs w:val="24"/>
+        </w:rPr>
+        <w:t xml:space="preserve">Số </w:t>
+      </w:r>
+      <w:r>
+        <w:rPr>
+          <w:rFonts w:ascii="Times New Roman" w:eastAsia="Times New Roman" w:hAnsi="Times New Roman" w:cs="Times New Roman"/>
+          <w:sz w:val="24"/>
+          <w:szCs w:val="24"/>
+        </w:rPr>
+        <w:t>431/5</w:t>
+      </w:r>
+      <w:r>
+        <w:rPr>
+          <w:rFonts w:ascii="Times New Roman" w:eastAsia="Times New Roman" w:hAnsi="Times New Roman" w:cs="Times New Roman"/>
+          <w:sz w:val="24"/>
+          <w:szCs w:val="24"/>
+        </w:rPr>
+        <w:t xml:space="preserve"> đ</w:t>
+      </w:r>
+      <w:r>
+        <w:rPr>
+          <w:rFonts w:ascii="Times New Roman" w:eastAsia="Times New Roman" w:hAnsi="Times New Roman" w:cs="Times New Roman"/>
+          <w:sz w:val="24"/>
+          <w:szCs w:val="24"/>
+        </w:rPr>
+        <w:t>ường 22/12</w:t>
+      </w:r>
+      <w:r>
+        <w:rPr>
+          <w:rFonts w:ascii="Times New Roman" w:eastAsia="Times New Roman" w:hAnsi="Times New Roman" w:cs="Times New Roman"/>
+          <w:sz w:val="24"/>
+          <w:szCs w:val="24"/>
+        </w:rPr>
+        <w:t>, Khu phố 4</w:t>
+      </w:r>
+    </w:p>
+    <w:p>
+      <w:pPr>
+        <w:spacing w:after="120"/>
+        <w:ind w:firstLine="709"/>
+        <w:rPr>
+          <w:rFonts w:ascii="Times New Roman" w:eastAsia="Calibri" w:hAnsi="Times New Roman" w:cs="Times New Roman"/>
+          <w:sz w:val="28"/>
+          <w:szCs w:val="28"/>
+        </w:rPr>
+      </w:pPr>
+      <w:r>
+        <w:rPr>
+          <w:rFonts w:ascii="Times New Roman" w:eastAsia="Calibri" w:hAnsi="Times New Roman" w:cs="Times New Roman"/>
+          <w:sz w:val="28"/>
+          <w:szCs w:val="28"/>
+        </w:rPr>
+        <w:t xml:space="preserve">Xã/Phường/Đặc khu: </w:t>
+      </w:r>
+      <w:r>
+        <w:rPr>
+          <w:rFonts w:ascii="Times New Roman" w:eastAsia="Times New Roman" w:hAnsi="Times New Roman" w:cs="Times New Roman"/>
+          <w:sz w:val="24"/>
+          <w:szCs w:val="24"/>
+        </w:rPr>
+        <w:t>Phường An Phú</w:t>
+      </w:r>
+    </w:p>
+    <w:p>
+      <w:pPr>
+        <w:spacing w:after="120"/>
+        <w:ind w:firstLine="709"/>
+        <w:rPr>
+          <w:rFonts w:ascii="Times New Roman" w:eastAsia="Calibri" w:hAnsi="Times New Roman" w:cs="Times New Roman"/>
+          <w:sz w:val="28"/>
+          <w:szCs w:val="28"/>
+        </w:rPr>
+      </w:pPr>
+      <w:r>
+        <w:rPr>
+          <w:rFonts w:ascii="Times New Roman" w:eastAsia="Calibri" w:hAnsi="Times New Roman" w:cs="Times New Roman"/>
+          <w:sz w:val="28"/>
+          <w:szCs w:val="28"/>
+        </w:rPr>
+        <w:t xml:space="preserve">Tỉnh/Thành phố trực thuộc trung ương: </w:t>
+      </w:r>
+      <w:r>
+        <w:rPr>
+          <w:rFonts w:ascii="Times New Roman" w:eastAsia="Times New Roman" w:hAnsi="Times New Roman" w:cs="Times New Roman"/>
+          <w:sz w:val="24"/>
+          <w:szCs w:val="24"/>
+        </w:rPr>
+        <w:t>Thành phố Hồ Chí Minh</w:t>
+      </w:r>
+    </w:p>
+    <w:p>
+      <w:pPr>
+        <w:tabs>
+          <w:tab w:val="left" w:leader="dot" w:pos="5760"/>
+          <w:tab w:val="left" w:leader="dot" w:pos="9072"/>
+        </w:tabs>
+        <w:spacing w:before="120" w:after="120" w:line="240" w:lineRule="auto"/>
+        <w:ind w:firstLine="720"/>
+        <w:jc w:val="both"/>
+        <w:rPr>
+          <w:rFonts w:ascii="Times New Roman" w:eastAsia="Calibri" w:hAnsi="Times New Roman" w:cs="Times New Roman"/>
+          <w:sz w:val="28"/>
+          <w:szCs w:val="28"/>
+        </w:rPr>
+      </w:pPr>
+      <w:r>
+        <w:rPr>
+          <w:rFonts w:ascii="Times New Roman" w:eastAsia="Calibri" w:hAnsi="Times New Roman" w:cs="Times New Roman"/>
+          <w:sz w:val="28"/>
+          <w:szCs w:val="28"/>
+        </w:rPr>
+        <w:t xml:space="preserve">Điện thoại: </w:t>
+      </w:r>
+      <w:r>
+        <w:rPr>
+          <w:rFonts w:ascii="Times New Roman" w:eastAsia="Calibri" w:hAnsi="Times New Roman" w:cs="Times New Roman"/>
+          <w:sz w:val="28"/>
+          <w:szCs w:val="28"/>
+        </w:rPr>
+        <w:t xml:space="preserve">0986337009 </w:t>
+      </w:r>
+      <w:r>
+        <w:rPr>
+          <w:rFonts w:ascii="Times New Roman" w:eastAsia="Calibri" w:hAnsi="Times New Roman" w:cs="Times New Roman"/>
+          <w:sz w:val="28"/>
+          <w:szCs w:val="28"/>
+        </w:rPr>
+        <w:t>Số fax</w:t>
+      </w:r>
+      <w:r>
+        <w:rPr>
+          <w:rFonts w:ascii="Times New Roman" w:eastAsia="Times New Roman" w:hAnsi="Times New Roman" w:cs="Times New Roman"/>
+          <w:i/>
+          <w:sz w:val="28"/>
+          <w:szCs w:val="28"/>
+          <w:lang w:eastAsia="zh-CN"/>
+        </w:rPr>
+        <w:t xml:space="preserve"> </w:t>
+      </w:r>
+      <w:r>
+        <w:rPr>
+          <w:rFonts w:ascii="Times New Roman" w:eastAsia="Times New Roman" w:hAnsi="Times New Roman" w:cs="Times New Roman"/>
+          <w:sz w:val="28"/>
+          <w:szCs w:val="28"/>
+          <w:lang w:eastAsia="zh-CN"/>
         </w:rPr>
         <w:t>(</w:t>
       </w:r>
       <w:r>
         <w:rPr>
-          <w:rFonts w:ascii="Times New Roman" w:eastAsia="Calibri" w:hAnsi="Times New Roman" w:cs="Times New Roman"/>
-          <w:i/>
-          <w:sz w:val="28"/>
-          <w:szCs w:val="28"/>
-        </w:rPr>
-        <w:t>kê khai trong trường hợp doanh nghiệp thông báo bổ sung ngành, nghề kinh doanh vào danh sách ngành, nghề kinh doanh đã đăng ký với cơ quan đăng ký kinh doanh</w:t>
-      </w:r>
-      <w:r>
-        <w:rPr>
-          <w:rFonts w:ascii="Times New Roman" w:eastAsia="Calibri" w:hAnsi="Times New Roman" w:cs="Times New Roman"/>
-          <w:sz w:val="28"/>
-          <w:szCs w:val="28"/>
-        </w:rPr>
-        <w:t>):</w:t>
+          <w:rFonts w:ascii="Times New Roman" w:eastAsia="Times New Roman" w:hAnsi="Times New Roman" w:cs="Times New Roman"/>
+          <w:i/>
+          <w:sz w:val="28"/>
+          <w:szCs w:val="28"/>
+          <w:lang w:eastAsia="zh-CN"/>
+        </w:rPr>
+        <w:t>nếu có</w:t>
+      </w:r>
+      <w:r>
+        <w:rPr>
+          <w:rFonts w:ascii="Times New Roman" w:eastAsia="Times New Roman" w:hAnsi="Times New Roman" w:cs="Times New Roman"/>
+          <w:sz w:val="28"/>
+          <w:szCs w:val="28"/>
+          <w:lang w:eastAsia="zh-CN"/>
+        </w:rPr>
+        <w:t>)</w:t>
+      </w:r>
+      <w:r>
+        <w:rPr>
+          <w:rFonts w:ascii="Times New Roman" w:eastAsia="Calibri" w:hAnsi="Times New Roman" w:cs="Times New Roman"/>
+          <w:sz w:val="28"/>
+          <w:szCs w:val="28"/>
+        </w:rPr>
+        <w:t xml:space="preserve">: </w:t>
+      </w:r>
+      <w:r>
+        <w:rPr>
+          <w:rFonts w:ascii="Times New Roman" w:eastAsia="Calibri" w:hAnsi="Times New Roman" w:cs="Times New Roman"/>
+          <w:sz w:val="28"/>
+          <w:szCs w:val="28"/>
+        </w:rPr>
+        <w:tab/>
+      </w:r>
+    </w:p>
+    <w:p>
+      <w:pPr>
+        <w:tabs>
+          <w:tab w:val="left" w:leader="dot" w:pos="5760"/>
+          <w:tab w:val="left" w:leader="dot" w:pos="9072"/>
+        </w:tabs>
+        <w:spacing w:before="120" w:after="120" w:line="240" w:lineRule="auto"/>
+        <w:ind w:firstLine="720"/>
+        <w:jc w:val="both"/>
+        <w:rPr>
+          <w:rFonts w:ascii="Times New Roman" w:eastAsia="Calibri" w:hAnsi="Times New Roman" w:cs="Times New Roman"/>
+          <w:sz w:val="28"/>
+          <w:szCs w:val="28"/>
+        </w:rPr>
+      </w:pPr>
+      <w:r>
+        <w:rPr>
+          <w:rFonts w:ascii="Times New Roman" w:eastAsia="Calibri" w:hAnsi="Times New Roman" w:cs="Times New Roman"/>
+          <w:noProof/>
+          <w:sz w:val="20"/>
+          <w:szCs w:val="20"/>
+        </w:rPr>
+        <mc:AlternateContent>
+          <mc:Choice Requires="wps">
+            <w:drawing>
+              <wp:anchor distT="0" distB="0" distL="114300" distR="114300" simplePos="0" relativeHeight="251685888" behindDoc="0" locked="0" layoutInCell="1" allowOverlap="1" wp14:anchorId="19ABEC83" wp14:editId="739D2F7C">
+                <wp:simplePos x="0" y="0"/>
+                <wp:positionH relativeFrom="column">
+                  <wp:posOffset>43815</wp:posOffset>
+                </wp:positionH>
+                <wp:positionV relativeFrom="paragraph">
+                  <wp:posOffset>227330</wp:posOffset>
+                </wp:positionV>
+                <wp:extent cx="268605" cy="241300"/>
+                <wp:effectExtent l="0" t="0" r="17145" b="25400"/>
+                <wp:wrapNone/>
+                <wp:docPr id="824" name="Rectangle 522"/>
+                <wp:cNvGraphicFramePr>
+                  <a:graphicFrameLocks xmlns:a="http://schemas.openxmlformats.org/drawingml/2006/main"/>
+                </wp:cNvGraphicFramePr>
+                <a:graphic xmlns:a="http://schemas.openxmlformats.org/drawingml/2006/main">
+                  <a:graphicData uri="http://schemas.microsoft.com/office/word/2010/wordprocessingShape">
+                    <wps:wsp>
+                      <wps:cNvSpPr>
+                        <a:spLocks noChangeArrowheads="1"/>
+                      </wps:cNvSpPr>
+                      <wps:spPr bwMode="auto">
+                        <a:xfrm>
+                          <a:off x="0" y="0"/>
+                          <a:ext cx="268605" cy="241300"/>
+                        </a:xfrm>
+                        <a:prstGeom prst="rect">
+                          <a:avLst/>
+                        </a:prstGeom>
+                        <a:solidFill>
+                          <a:srgbClr val="FFFFFF"/>
+                        </a:solidFill>
+                        <a:ln w="9525">
+                          <a:solidFill>
+                            <a:srgbClr val="000000"/>
+                          </a:solidFill>
+                          <a:miter lim="800000"/>
+                          <a:headEnd/>
+                          <a:tailEnd/>
+                        </a:ln>
+                      </wps:spPr>
+                      <wps:txbx>
+                        <w:txbxContent>
+                          <w:p>
+                            <w:pPr>
+                              <w:jc w:val="center"/>
+                            </w:pPr>
+                            <w:r>
+                              <w:t>x</w:t>
+                            </w:r>
+                          </w:p>
+                        </w:txbxContent>
+                      </wps:txbx>
+                      <wps:bodyPr rot="0" vert="horz" wrap="square" lIns="91440" tIns="45720" rIns="91440" bIns="45720" anchor="t" anchorCtr="0" upright="1">
+                        <a:noAutofit/>
+                      </wps:bodyPr>
+                    </wps:wsp>
+                  </a:graphicData>
+                </a:graphic>
+                <wp14:sizeRelH relativeFrom="page">
+                  <wp14:pctWidth>0</wp14:pctWidth>
+                </wp14:sizeRelH>
+                <wp14:sizeRelV relativeFrom="page">
+                  <wp14:pctHeight>0</wp14:pctHeight>
+                </wp14:sizeRelV>
+              </wp:anchor>
+            </w:drawing>
+          </mc:Choice>
+          <mc:Fallback>
+            <w:pict>
+              <v:rect w14:anchorId="19ABEC83" id="Rectangle 522" o:spid="_x0000_s1029" style="position:absolute;left:0;text-align:left;margin-left:3.45pt;margin-top:17.9pt;width:21.15pt;height:19pt;z-index:251685888;visibility:visible;mso-wrap-style:square;mso-width-percent:0;mso-height-percent:0;mso-wrap-distance-left:9pt;mso-wrap-distance-top:0;mso-wrap-distance-right:9pt;mso-wrap-distance-bottom:0;mso-position-horizontal:absolute;mso-position-horizontal-relative:text;mso-position-vertical:absolute;mso-position-vertical-relative:text;mso-width-percent:0;mso-height-percent:0;mso-width-relative:page;mso-height-relative:page;v-text-anchor:top" o:gfxdata="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">
+                <v:textbox>
+                  <w:txbxContent>
+                    <w:p>
+                      <w:pPr>
+                        <w:jc w:val="center"/>
+                      </w:pPr>
+                      <w:r>
+                        <w:t>x</w:t>
+                      </w:r>
+                    </w:p>
+                  </w:txbxContent>
+                </v:textbox>
+              </v:rect>
+            </w:pict>
+          </mc:Fallback>
+        </mc:AlternateContent>
+      </w:r>
+      <w:r>
+        <w:rPr>
+          <w:rFonts w:ascii="Times New Roman" w:eastAsia="Calibri" w:hAnsi="Times New Roman" w:cs="Times New Roman"/>
+          <w:sz w:val="28"/>
+          <w:szCs w:val="28"/>
+        </w:rPr>
+        <w:t>Thư điện tử</w:t>
+      </w:r>
+      <w:r>
+        <w:rPr>
+          <w:rFonts w:ascii="Times New Roman" w:eastAsia="Times New Roman" w:hAnsi="Times New Roman" w:cs="Times New Roman"/>
+          <w:i/>
+          <w:sz w:val="28"/>
+          <w:szCs w:val="28"/>
+          <w:lang w:eastAsia="zh-CN"/>
+        </w:rPr>
+        <w:t xml:space="preserve"> </w:t>
+      </w:r>
+      <w:r>
+        <w:rPr>
+          <w:rFonts w:ascii="Times New Roman" w:eastAsia="Times New Roman" w:hAnsi="Times New Roman" w:cs="Times New Roman"/>
+          <w:sz w:val="28"/>
+          <w:szCs w:val="28"/>
+          <w:lang w:eastAsia="zh-CN"/>
+        </w:rPr>
+        <w:t>(</w:t>
+      </w:r>
+      <w:r>
+        <w:rPr>
+          <w:rFonts w:ascii="Times New Roman" w:eastAsia="Times New Roman" w:hAnsi="Times New Roman" w:cs="Times New Roman"/>
+          <w:i/>
+          <w:sz w:val="28"/>
+          <w:szCs w:val="28"/>
+          <w:lang w:eastAsia="zh-CN"/>
+        </w:rPr>
+        <w:t>nếu có</w:t>
+      </w:r>
+      <w:r>
+        <w:rPr>
+          <w:rFonts w:ascii="Times New Roman" w:eastAsia="Times New Roman" w:hAnsi="Times New Roman" w:cs="Times New Roman"/>
+          <w:sz w:val="28"/>
+          <w:szCs w:val="28"/>
+          <w:lang w:eastAsia="zh-CN"/>
+        </w:rPr>
+        <w:t>)</w:t>
+      </w:r>
+      <w:r>
+        <w:rPr>
+          <w:rFonts w:ascii="Times New Roman" w:eastAsia="Calibri" w:hAnsi="Times New Roman" w:cs="Times New Roman"/>
+          <w:sz w:val="28"/>
+          <w:szCs w:val="28"/>
+        </w:rPr>
+        <w:t xml:space="preserve">: </w:t>
+      </w:r>
+      <w:r>
+        <w:rPr>
+          <w:rFonts w:ascii="Times New Roman" w:eastAsia="Calibri" w:hAnsi="Times New Roman" w:cs="Times New Roman"/>
+          <w:sz w:val="28"/>
+          <w:szCs w:val="28"/>
+        </w:rPr>
+        <w:tab/>
+        <w:t>Website</w:t>
+      </w:r>
+      <w:r>
+        <w:rPr>
+          <w:rFonts w:ascii="Times New Roman" w:eastAsia="Times New Roman" w:hAnsi="Times New Roman" w:cs="Times New Roman"/>
+          <w:i/>
+          <w:sz w:val="28"/>
+          <w:szCs w:val="28"/>
+          <w:lang w:eastAsia="zh-CN"/>
+        </w:rPr>
+        <w:t xml:space="preserve"> </w:t>
+      </w:r>
+      <w:r>
+        <w:rPr>
+          <w:rFonts w:ascii="Times New Roman" w:eastAsia="Times New Roman" w:hAnsi="Times New Roman" w:cs="Times New Roman"/>
+          <w:sz w:val="28"/>
+          <w:szCs w:val="28"/>
+          <w:lang w:eastAsia="zh-CN"/>
+        </w:rPr>
+        <w:t>(</w:t>
+      </w:r>
+      <w:r>
+        <w:rPr>
+          <w:rFonts w:ascii="Times New Roman" w:eastAsia="Times New Roman" w:hAnsi="Times New Roman" w:cs="Times New Roman"/>
+          <w:i/>
+          <w:sz w:val="28"/>
+          <w:szCs w:val="28"/>
+          <w:lang w:eastAsia="zh-CN"/>
+        </w:rPr>
+        <w:t>nếu có</w:t>
+      </w:r>
+      <w:r>
+        <w:rPr>
+          <w:rFonts w:ascii="Times New Roman" w:eastAsia="Times New Roman" w:hAnsi="Times New Roman" w:cs="Times New Roman"/>
+          <w:sz w:val="28"/>
+          <w:szCs w:val="28"/>
+          <w:lang w:eastAsia="zh-CN"/>
+        </w:rPr>
+        <w:t>)</w:t>
+      </w:r>
+      <w:r>
+        <w:rPr>
+          <w:rFonts w:ascii="Times New Roman" w:eastAsia="Calibri" w:hAnsi="Times New Roman" w:cs="Times New Roman"/>
+          <w:sz w:val="28"/>
+          <w:szCs w:val="28"/>
+        </w:rPr>
+        <w:t xml:space="preserve">: </w:t>
+      </w:r>
+      <w:r>
+        <w:rPr>
+          <w:rFonts w:ascii="Times New Roman" w:eastAsia="Calibri" w:hAnsi="Times New Roman" w:cs="Times New Roman"/>
+          <w:sz w:val="28"/>
+          <w:szCs w:val="28"/>
+        </w:rPr>
+        <w:tab/>
+      </w:r>
+      <w:bookmarkEnd w:id="7"/>
+    </w:p>
+    <w:p>
+      <w:pPr>
+        <w:spacing w:before="120" w:after="120" w:line="240" w:lineRule="auto"/>
+        <w:ind w:firstLine="709"/>
+        <w:jc w:val="both"/>
+        <w:rPr>
+          <w:rFonts w:ascii="Times New Roman" w:eastAsia="Times New Roman" w:hAnsi="Times New Roman" w:cs="Times New Roman"/>
+          <w:i/>
+          <w:sz w:val="28"/>
+          <w:szCs w:val="28"/>
+        </w:rPr>
+      </w:pPr>
+      <w:r>
+        <w:rPr>
+          <w:rFonts w:ascii="Times New Roman" w:eastAsia="Times New Roman" w:hAnsi="Times New Roman" w:cs="Times New Roman"/>
+          <w:sz w:val="28"/>
+          <w:szCs w:val="28"/>
+        </w:rPr>
+        <w:t>Đồng thời thay đổi địa chỉ nhận thông báo thuế (</w:t>
+      </w:r>
+      <w:r>
+        <w:rPr>
+          <w:rFonts w:ascii="Times New Roman" w:eastAsia="Times New Roman" w:hAnsi="Times New Roman" w:cs="Times New Roman"/>
+          <w:i/>
+          <w:sz w:val="28"/>
+          <w:szCs w:val="28"/>
+        </w:rPr>
+        <w:t>Đánh dấu X vào ô vuông nếu doanh nghiệp thay đổi địa chỉ nhận thông báo thuế tương ứng với địa chỉ trụ sở chính</w:t>
+      </w:r>
+      <w:r>
+        <w:rPr>
+          <w:rFonts w:ascii="Times New Roman" w:eastAsia="Times New Roman" w:hAnsi="Times New Roman" w:cs="Times New Roman"/>
+          <w:sz w:val="28"/>
+          <w:szCs w:val="28"/>
+        </w:rPr>
+        <w:t>)</w:t>
+      </w:r>
+      <w:r>
+        <w:rPr>
+          <w:rFonts w:ascii="Times New Roman" w:eastAsia="Times New Roman" w:hAnsi="Times New Roman" w:cs="Times New Roman"/>
+          <w:i/>
+          <w:sz w:val="28"/>
+          <w:szCs w:val="28"/>
+        </w:rPr>
+        <w:t>.</w:t>
+      </w:r>
+    </w:p>
+    <w:p>
+      <w:pPr>
+        <w:spacing w:before="120" w:after="0" w:line="240" w:lineRule="auto"/>
+        <w:ind w:firstLine="567"/>
+        <w:jc w:val="both"/>
+        <w:rPr>
+          <w:rFonts w:ascii="Times New Roman" w:eastAsia="Times New Roman" w:hAnsi="Times New Roman" w:cs="Times New Roman"/>
+          <w:spacing w:val="-4"/>
+          <w:sz w:val="28"/>
+          <w:szCs w:val="28"/>
+          <w:lang w:val="fr-FR"/>
+        </w:rPr>
+      </w:pPr>
+      <w:r>
+        <w:rPr>
+          <w:rFonts w:ascii="Times New Roman" w:eastAsia="Times New Roman" w:hAnsi="Times New Roman" w:cs="Times New Roman"/>
+          <w:spacing w:val="-4"/>
+          <w:sz w:val="28"/>
+          <w:szCs w:val="28"/>
+          <w:lang w:val="fr-FR"/>
+        </w:rPr>
+        <w:t>- Doanh nghiệp nằm trong (</w:t>
+      </w:r>
+      <w:r>
+        <w:rPr>
+          <w:rFonts w:ascii="Times New Roman" w:eastAsia="Times New Roman" w:hAnsi="Times New Roman" w:cs="Times New Roman"/>
+          <w:i/>
+          <w:spacing w:val="-4"/>
+          <w:sz w:val="28"/>
+          <w:szCs w:val="28"/>
+          <w:lang w:val="fr-FR"/>
+        </w:rPr>
+        <w:t>Doanh nghiệp phải đánh dấu X vào ô vuông tương ứng với khu công nghệ cao nếu nộp hồ sơ tới Ban quản lý khu công nghệ cao)</w:t>
+      </w:r>
+      <w:r>
+        <w:rPr>
+          <w:rFonts w:ascii="Times New Roman" w:eastAsia="Times New Roman" w:hAnsi="Times New Roman" w:cs="Times New Roman"/>
+          <w:spacing w:val="-4"/>
+          <w:sz w:val="28"/>
+          <w:szCs w:val="28"/>
+          <w:lang w:val="fr-FR"/>
+        </w:rPr>
+        <w:t>:</w:t>
       </w:r>
     </w:p>
     <w:tbl>
       <w:tblPr>
-        <w:tblStyle w:val="TableGrid2"/>
         <w:tblW w:w="0" w:type="auto"/>
         <w:jc w:val="center"/>
         <w:tblLook w:val="04A0" w:firstRow="1" w:lastRow="0" w:firstColumn="1" w:lastColumn="0" w:noHBand="0" w:noVBand="1"/>
       </w:tblPr>
       <w:tblGrid>
-        <w:gridCol w:w="674"/>
-        <w:gridCol w:w="5920"/>
-        <w:gridCol w:w="1197"/>
-        <w:gridCol w:w="1271"/>
+        <w:gridCol w:w="3359"/>
+        <w:gridCol w:w="1939"/>
       </w:tblGrid>
       <w:tr>
         <w:trPr>
@@ -2087,114 +2801,138 @@
         </w:trPr>
         <w:tc>
           <w:tcPr>
-            <w:tcW w:w="680" w:type="dxa"/>
-            <w:shd w:val="clear" w:color="auto" w:fill="D9EAF7"/>
-            <w:vAlign w:val="center"/>
+            <w:tcW w:w="3359" w:type="dxa"/>
+            <w:shd w:val="clear" w:color="auto" w:fill="auto"/>
           </w:tcPr>
           <w:p>
             <w:pPr>
-              <w:jc w:val="center"/>
-              <w:rPr>
-                <w:rFonts w:ascii="Times New Roman" w:eastAsia="Times New Roman" w:hAnsi="Times New Roman"/>
-                <w:sz w:val="24"/>
-                <w:szCs w:val="24"/>
+              <w:spacing w:before="120" w:after="0" w:line="240" w:lineRule="auto"/>
+              <w:jc w:val="both"/>
+              <w:rPr>
+                <w:rFonts w:ascii="Times New Roman" w:eastAsia="Times New Roman" w:hAnsi="Times New Roman" w:cs="Times New Roman"/>
+                <w:spacing w:val="-4"/>
+                <w:sz w:val="28"/>
+                <w:szCs w:val="28"/>
+                <w:lang w:val="fr-FR"/>
               </w:rPr>
             </w:pPr>
             <w:r>
               <w:rPr>
-                <w:rFonts w:ascii="Times New Roman" w:eastAsia="Times New Roman" w:hAnsi="Times New Roman"/>
-                <w:b/>
-                <w:sz w:val="24"/>
-                <w:szCs w:val="24"/>
-              </w:rPr>
-              <w:t>STT</w:t>
+                <w:rFonts w:ascii="Times New Roman" w:eastAsia="Times New Roman" w:hAnsi="Times New Roman" w:cs="Times New Roman"/>
+                <w:spacing w:val="-4"/>
+                <w:sz w:val="28"/>
+                <w:szCs w:val="28"/>
+                <w:lang w:val="fr-FR"/>
+              </w:rPr>
+              <w:t>Khu công nghiệp</w:t>
             </w:r>
           </w:p>
         </w:tc>
         <w:tc>
           <w:tcPr>
-            <w:tcW w:w="11622" w:type="dxa"/>
-            <w:shd w:val="clear" w:color="auto" w:fill="D9EAF7"/>
-            <w:vAlign w:val="center"/>
+            <w:tcW w:w="1939" w:type="dxa"/>
+            <w:shd w:val="clear" w:color="auto" w:fill="auto"/>
           </w:tcPr>
           <w:p>
             <w:pPr>
-              <w:jc w:val="center"/>
-              <w:rPr>
-                <w:rFonts w:ascii="Times New Roman" w:eastAsia="Times New Roman" w:hAnsi="Times New Roman"/>
-                <w:sz w:val="24"/>
-                <w:szCs w:val="24"/>
+              <w:spacing w:before="120" w:after="0" w:line="240" w:lineRule="auto"/>
+              <w:jc w:val="both"/>
+              <w:rPr>
+                <w:rFonts w:ascii="Times New Roman" w:eastAsia="Times New Roman" w:hAnsi="Times New Roman" w:cs="Times New Roman"/>
+                <w:spacing w:val="-4"/>
+                <w:sz w:val="28"/>
+                <w:szCs w:val="28"/>
+                <w:lang w:val="fr-FR"/>
               </w:rPr>
             </w:pPr>
             <w:r>
               <w:rPr>
-                <w:rFonts w:ascii="Times New Roman" w:eastAsia="Times New Roman" w:hAnsi="Times New Roman"/>
-                <w:b/>
-                <w:sz w:val="24"/>
-                <w:szCs w:val="24"/>
-              </w:rPr>
-              <w:t>Tên ngành</w:t>
-            </w:r>
-            <w:r>
-              <w:rPr>
-                <w:rFonts w:ascii="Times New Roman" w:eastAsia="Times New Roman" w:hAnsi="Times New Roman"/>
-                <w:b/>
-                <w:sz w:val="24"/>
-                <w:szCs w:val="24"/>
-              </w:rPr>
-              <w:t xml:space="preserve"> được bổ sung</w:t>
-            </w:r>
-          </w:p>
-        </w:tc>
-        <w:tc>
-          <w:tcPr>
-            <w:tcW w:w="1587" w:type="dxa"/>
-            <w:shd w:val="clear" w:color="auto" w:fill="D9EAF7"/>
-            <w:vAlign w:val="center"/>
-          </w:tcPr>
-          <w:p>
-            <w:pPr>
-              <w:jc w:val="center"/>
-              <w:rPr>
-                <w:rFonts w:ascii="Times New Roman" w:eastAsia="Times New Roman" w:hAnsi="Times New Roman"/>
-                <w:sz w:val="24"/>
-                <w:szCs w:val="24"/>
-              </w:rPr>
-            </w:pPr>
-            <w:r>
-              <w:rPr>
-                <w:rFonts w:ascii="Times New Roman" w:eastAsia="Times New Roman" w:hAnsi="Times New Roman"/>
-                <w:b/>
-                <w:sz w:val="24"/>
-                <w:szCs w:val="24"/>
-              </w:rPr>
-              <w:t>Mã ngành</w:t>
-            </w:r>
-          </w:p>
-        </w:tc>
-        <w:tc>
-          <w:tcPr>
-            <w:tcW w:w="1701" w:type="dxa"/>
-            <w:shd w:val="clear" w:color="auto" w:fill="D9EAF7"/>
-            <w:vAlign w:val="center"/>
-          </w:tcPr>
-          <w:p>
-            <w:pPr>
-              <w:jc w:val="center"/>
-              <w:rPr>
-                <w:rFonts w:ascii="Times New Roman" w:eastAsia="Times New Roman" w:hAnsi="Times New Roman"/>
-                <w:sz w:val="24"/>
-                <w:szCs w:val="24"/>
-              </w:rPr>
-            </w:pPr>
-            <w:r>
-              <w:rPr>
-                <w:rFonts w:ascii="Times New Roman" w:eastAsia="Times New Roman" w:hAnsi="Times New Roman"/>
-                <w:b/>
-                <w:sz w:val="24"/>
-                <w:szCs w:val="24"/>
-              </w:rPr>
-              <w:t>Ngành chính</w:t>
+                <w:rFonts w:ascii="Times New Roman" w:eastAsia="Times New Roman" w:hAnsi="Times New Roman" w:cs="Times New Roman"/>
+                <w:noProof/>
+                <w:spacing w:val="-4"/>
+                <w:sz w:val="28"/>
+                <w:szCs w:val="28"/>
+              </w:rPr>
+              <mc:AlternateContent>
+                <mc:Choice Requires="wps">
+                  <w:drawing>
+                    <wp:anchor distT="45720" distB="45720" distL="114300" distR="114300" simplePos="0" relativeHeight="251686912" behindDoc="0" locked="0" layoutInCell="1" allowOverlap="1" wp14:anchorId="70339657" wp14:editId="061B6FD6">
+                      <wp:simplePos x="0" y="0"/>
+                      <wp:positionH relativeFrom="column">
+                        <wp:posOffset>145415</wp:posOffset>
+                      </wp:positionH>
+                      <wp:positionV relativeFrom="paragraph">
+                        <wp:posOffset>32385</wp:posOffset>
+                      </wp:positionV>
+                      <wp:extent cx="290830" cy="226060"/>
+                      <wp:effectExtent l="0" t="0" r="0" b="2540"/>
+                      <wp:wrapNone/>
+                      <wp:docPr id="649744420" name="Text Box 2"/>
+                      <wp:cNvGraphicFramePr>
+                        <a:graphicFrameLocks xmlns:a="http://schemas.openxmlformats.org/drawingml/2006/main"/>
+                      </wp:cNvGraphicFramePr>
+                      <a:graphic xmlns:a="http://schemas.openxmlformats.org/drawingml/2006/main">
+                        <a:graphicData uri="http://schemas.microsoft.com/office/word/2010/wordprocessingShape">
+                          <wps:wsp>
+                            <wps:cNvSpPr txBox="1">
+                              <a:spLocks noChangeArrowheads="1"/>
+                            </wps:cNvSpPr>
+                            <wps:spPr bwMode="auto">
+                              <a:xfrm>
+                                <a:off x="0" y="0"/>
+                                <a:ext cx="290830" cy="226060"/>
+                              </a:xfrm>
+                              <a:prstGeom prst="rect">
+                                <a:avLst/>
+                              </a:prstGeom>
+                              <a:solidFill>
+                                <a:srgbClr val="FFFFFF"/>
+                              </a:solidFill>
+                              <a:ln w="9525">
+                                <a:solidFill>
+                                  <a:srgbClr val="000000"/>
+                                </a:solidFill>
+                                <a:miter lim="800000"/>
+                                <a:headEnd/>
+                                <a:tailEnd/>
+                              </a:ln>
+                            </wps:spPr>
+                            <wps:txbx>
+                              <w:txbxContent>
+                                <w:p/>
+                              </w:txbxContent>
+                            </wps:txbx>
+                            <wps:bodyPr rot="0" vert="horz" wrap="square" lIns="91440" tIns="45720" rIns="91440" bIns="45720" anchor="t" anchorCtr="0" upright="1">
+                              <a:noAutofit/>
+                            </wps:bodyPr>
+                          </wps:wsp>
+                        </a:graphicData>
+                      </a:graphic>
+                      <wp14:sizeRelH relativeFrom="margin">
+                        <wp14:pctWidth>0</wp14:pctWidth>
+                      </wp14:sizeRelH>
+                      <wp14:sizeRelV relativeFrom="margin">
+                        <wp14:pctHeight>0</wp14:pctHeight>
+                      </wp14:sizeRelV>
+                    </wp:anchor>
+                  </w:drawing>
+                </mc:Choice>
+                <mc:Fallback>
+                  <w:pict>
+                    <v:shapetype w14:anchorId="70339657" id="_x0000_t202" coordsize="21600,21600" o:spt="202" path="m,l,21600r21600,l21600,xe">
+                      <v:stroke joinstyle="miter"/>
+                      <v:path gradientshapeok="t" o:connecttype="rect"/>
+                    </v:shapetype>
+                    <v:shape id="Text Box 2" o:spid="_x0000_s1030" type="#_x0000_t202" style="position:absolute;left:0;text-align:left;margin-left:11.45pt;margin-top:2.55pt;width:22.9pt;height:17.8pt;z-index:251686912;visibility:visible;mso-wrap-style:square;mso-width-percent:0;mso-height-percent:0;mso-wrap-distance-left:9pt;mso-wrap-distance-top:3.6pt;mso-wrap-distance-right:9pt;mso-wrap-distance-bottom:3.6pt;mso-position-horizontal:absolute;mso-position-horizontal-relative:text;mso-position-vertical:absolute;mso-position-vertical-relative:text;mso-width-percent:0;mso-height-percent:0;mso-width-relative:margin;mso-height-relative:margin;v-text-anchor:top" o:gfxdata="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">
+                      <v:textbox>
+                        <w:txbxContent>
+                          <w:p/>
+                        </w:txbxContent>
+                      </v:textbox>
+                    </v:shape>
+                  </w:pict>
+                </mc:Fallback>
+              </mc:AlternateContent>
             </w:r>
           </w:p>
         </w:tc>
@@ -2205,109 +2943,134 @@
         </w:trPr>
         <w:tc>
           <w:tcPr>
-            <w:tcW w:w="680" w:type="dxa"/>
+            <w:tcW w:w="3359" w:type="dxa"/>
+            <w:shd w:val="clear" w:color="auto" w:fill="auto"/>
           </w:tcPr>
           <w:p>
             <w:pPr>
-              <w:jc w:val="center"/>
-              <w:rPr>
-                <w:rFonts w:ascii="Times New Roman" w:eastAsia="Times New Roman" w:hAnsi="Times New Roman"/>
-                <w:sz w:val="24"/>
-                <w:szCs w:val="24"/>
+              <w:spacing w:before="120" w:after="0" w:line="240" w:lineRule="auto"/>
+              <w:jc w:val="both"/>
+              <w:rPr>
+                <w:rFonts w:ascii="Times New Roman" w:eastAsia="Times New Roman" w:hAnsi="Times New Roman" w:cs="Times New Roman"/>
+                <w:spacing w:val="-4"/>
+                <w:sz w:val="28"/>
+                <w:szCs w:val="28"/>
+                <w:lang w:val="fr-FR"/>
               </w:rPr>
             </w:pPr>
             <w:r>
               <w:rPr>
-                <w:rFonts w:ascii="Times New Roman" w:eastAsia="Times New Roman" w:hAnsi="Times New Roman"/>
-                <w:sz w:val="24"/>
-                <w:szCs w:val="24"/>
-              </w:rPr>
-              <w:t>1</w:t>
+                <w:rFonts w:ascii="Times New Roman" w:eastAsia="Times New Roman" w:hAnsi="Times New Roman" w:cs="Times New Roman"/>
+                <w:spacing w:val="-4"/>
+                <w:sz w:val="28"/>
+                <w:szCs w:val="28"/>
+                <w:lang w:val="fr-FR"/>
+              </w:rPr>
+              <w:t>Khu chế xuất</w:t>
             </w:r>
           </w:p>
         </w:tc>
         <w:tc>
           <w:tcPr>
-            <w:tcW w:w="11622" w:type="dxa"/>
+            <w:tcW w:w="1939" w:type="dxa"/>
+            <w:shd w:val="clear" w:color="auto" w:fill="auto"/>
           </w:tcPr>
           <w:p>
             <w:pPr>
-              <w:rPr>
-                <w:rFonts w:ascii="Times New Roman" w:eastAsia="Times New Roman" w:hAnsi="Times New Roman"/>
-                <w:sz w:val="24"/>
-                <w:szCs w:val="24"/>
+              <w:spacing w:before="120" w:after="0" w:line="240" w:lineRule="auto"/>
+              <w:jc w:val="both"/>
+              <w:rPr>
+                <w:rFonts w:ascii="Times New Roman" w:eastAsia="Times New Roman" w:hAnsi="Times New Roman" w:cs="Times New Roman"/>
+                <w:spacing w:val="-4"/>
+                <w:sz w:val="28"/>
+                <w:szCs w:val="28"/>
+                <w:lang w:val="fr-FR"/>
               </w:rPr>
             </w:pPr>
             <w:r>
               <w:rPr>
-                <w:rFonts w:ascii="Times New Roman" w:eastAsia="Times New Roman" w:hAnsi="Times New Roman"/>
-                <w:sz w:val="24"/>
-                <w:szCs w:val="24"/>
-              </w:rPr>
-              <w:t>Sản xuất giường, tủ, bàn, ghế bằng gỗ</w:t>
-            </w:r>
-          </w:p>
-          <w:p>
-            <w:pPr>
-              <w:rPr>
-                <w:rFonts w:ascii="Times New Roman" w:eastAsia="Times New Roman" w:hAnsi="Times New Roman"/>
-                <w:sz w:val="24"/>
-                <w:szCs w:val="24"/>
-              </w:rPr>
-            </w:pPr>
-            <w:r>
-              <w:rPr>
-                <w:rFonts w:ascii="Times New Roman" w:eastAsia="Times New Roman" w:hAnsi="Times New Roman"/>
-                <w:sz w:val="24"/>
-                <w:szCs w:val="24"/>
-              </w:rPr>
-              <w:t>(Chỉ được sản xuất, gia công sau khi hoàn thành đầy đủ các thủ tục về đất đai (SKC), xây dựng, phòng cháy chữa cháy, bảo vệ môi trường)</w:t>
-            </w:r>
-          </w:p>
-        </w:tc>
-        <w:tc>
-          <w:tcPr>
-            <w:tcW w:w="1587" w:type="dxa"/>
-          </w:tcPr>
-          <w:p>
-            <w:pPr>
-              <w:jc w:val="center"/>
-              <w:rPr>
-                <w:rFonts w:ascii="Times New Roman" w:eastAsia="Times New Roman" w:hAnsi="Times New Roman"/>
-                <w:sz w:val="24"/>
-                <w:szCs w:val="24"/>
-              </w:rPr>
-            </w:pPr>
-            <w:r>
-              <w:rPr>
-                <w:rFonts w:ascii="Times New Roman" w:eastAsia="Times New Roman" w:hAnsi="Times New Roman"/>
-                <w:sz w:val="24"/>
-                <w:szCs w:val="24"/>
-              </w:rPr>
-              <w:t>3101</w:t>
-            </w:r>
-          </w:p>
-        </w:tc>
-        <w:tc>
-          <w:tcPr>
-            <w:tcW w:w="1701" w:type="dxa"/>
-          </w:tcPr>
-          <w:p>
-            <w:pPr>
-              <w:jc w:val="center"/>
-              <w:rPr>
-                <w:rFonts w:ascii="Times New Roman" w:eastAsia="Times New Roman" w:hAnsi="Times New Roman"/>
-                <w:sz w:val="24"/>
-                <w:szCs w:val="24"/>
-              </w:rPr>
-            </w:pPr>
-            <w:r>
-              <w:rPr>
-                <w:rFonts w:ascii="Times New Roman" w:eastAsia="Times New Roman" w:hAnsi="Times New Roman"/>
-                <w:sz w:val="24"/>
-                <w:szCs w:val="24"/>
-              </w:rPr>
-              <w:t>X</w:t>
+                <w:rFonts w:ascii="Times New Roman" w:eastAsia="Times New Roman" w:hAnsi="Times New Roman" w:cs="Times New Roman"/>
+                <w:noProof/>
+                <w:spacing w:val="-4"/>
+                <w:sz w:val="28"/>
+                <w:szCs w:val="28"/>
+              </w:rPr>
+              <mc:AlternateContent>
+                <mc:Choice Requires="wps">
+                  <w:drawing>
+                    <wp:anchor distT="45720" distB="45720" distL="114300" distR="114300" simplePos="0" relativeHeight="251687936" behindDoc="0" locked="0" layoutInCell="1" allowOverlap="1" wp14:anchorId="659E0B54" wp14:editId="7B258442">
+                      <wp:simplePos x="0" y="0"/>
+                      <wp:positionH relativeFrom="column">
+                        <wp:posOffset>145415</wp:posOffset>
+                      </wp:positionH>
+                      <wp:positionV relativeFrom="paragraph">
+                        <wp:posOffset>31115</wp:posOffset>
+                      </wp:positionV>
+                      <wp:extent cx="290830" cy="226060"/>
+                      <wp:effectExtent l="0" t="0" r="0" b="2540"/>
+                      <wp:wrapNone/>
+                      <wp:docPr id="989234175" name="Text Box 2"/>
+                      <wp:cNvGraphicFramePr>
+                        <a:graphicFrameLocks xmlns:a="http://schemas.openxmlformats.org/drawingml/2006/main"/>
+                      </wp:cNvGraphicFramePr>
+                      <a:graphic xmlns:a="http://schemas.openxmlformats.org/drawingml/2006/main">
+                        <a:graphicData uri="http://schemas.microsoft.com/office/word/2010/wordprocessingShape">
+                          <wps:wsp>
+                            <wps:cNvSpPr txBox="1">
+                              <a:spLocks noChangeArrowheads="1"/>
+                            </wps:cNvSpPr>
+                            <wps:spPr bwMode="auto">
+                              <a:xfrm>
+                                <a:off x="0" y="0"/>
+                                <a:ext cx="290830" cy="226060"/>
+                              </a:xfrm>
+                              <a:prstGeom prst="rect">
+                                <a:avLst/>
+                              </a:prstGeom>
+                              <a:solidFill>
+                                <a:srgbClr val="FFFFFF"/>
+                              </a:solidFill>
+                              <a:ln w="9525">
+                                <a:solidFill>
+                                  <a:srgbClr val="000000"/>
+                                </a:solidFill>
+                                <a:miter lim="800000"/>
+                                <a:headEnd/>
+                                <a:tailEnd/>
+                              </a:ln>
+                            </wps:spPr>
+                            <wps:txbx>
+                              <w:txbxContent>
+                                <w:p/>
+                              </w:txbxContent>
+                            </wps:txbx>
+                            <wps:bodyPr rot="0" vert="horz" wrap="square" lIns="91440" tIns="45720" rIns="91440" bIns="45720" anchor="t" anchorCtr="0" upright="1">
+                              <a:noAutofit/>
+                            </wps:bodyPr>
+                          </wps:wsp>
+                        </a:graphicData>
+                      </a:graphic>
+                      <wp14:sizeRelH relativeFrom="margin">
+                        <wp14:pctWidth>0</wp14:pctWidth>
+                      </wp14:sizeRelH>
+                      <wp14:sizeRelV relativeFrom="margin">
+                        <wp14:pctHeight>0</wp14:pctHeight>
+                      </wp14:sizeRelV>
+                    </wp:anchor>
+                  </w:drawing>
+                </mc:Choice>
+                <mc:Fallback>
+                  <w:pict>
+                    <v:shape w14:anchorId="659E0B54" id="_x0000_s1031" type="#_x0000_t202" style="position:absolute;left:0;text-align:left;margin-left:11.45pt;margin-top:2.45pt;width:22.9pt;height:17.8pt;z-index:251687936;visibility:visible;mso-wrap-style:square;mso-width-percent:0;mso-height-percent:0;mso-wrap-distance-left:9pt;mso-wrap-distance-top:3.6pt;mso-wrap-distance-right:9pt;mso-wrap-distance-bottom:3.6pt;mso-position-horizontal:absolute;mso-position-horizontal-relative:text;mso-position-vertical:absolute;mso-position-vertical-relative:text;mso-width-percent:0;mso-height-percent:0;mso-width-relative:margin;mso-height-relative:margin;v-text-anchor:top" o:gfxdata="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">
+                      <v:textbox>
+                        <w:txbxContent>
+                          <w:p/>
+                        </w:txbxContent>
+                      </v:textbox>
+                    </v:shape>
+                  </w:pict>
+                </mc:Fallback>
+              </mc:AlternateContent>
             </w:r>
           </w:p>
         </w:tc>
@@ -2318,92 +3081,134 @@
         </w:trPr>
         <w:tc>
           <w:tcPr>
-            <w:tcW w:w="680" w:type="dxa"/>
+            <w:tcW w:w="3359" w:type="dxa"/>
+            <w:shd w:val="clear" w:color="auto" w:fill="auto"/>
           </w:tcPr>
           <w:p>
             <w:pPr>
-              <w:jc w:val="center"/>
-              <w:rPr>
-                <w:rFonts w:ascii="Times New Roman" w:eastAsia="Times New Roman" w:hAnsi="Times New Roman"/>
-                <w:sz w:val="24"/>
-                <w:szCs w:val="24"/>
+              <w:spacing w:before="120" w:after="0" w:line="240" w:lineRule="auto"/>
+              <w:jc w:val="both"/>
+              <w:rPr>
+                <w:rFonts w:ascii="Times New Roman" w:eastAsia="Times New Roman" w:hAnsi="Times New Roman" w:cs="Times New Roman"/>
+                <w:spacing w:val="-4"/>
+                <w:sz w:val="28"/>
+                <w:szCs w:val="28"/>
+                <w:lang w:val="fr-FR"/>
               </w:rPr>
             </w:pPr>
             <w:r>
               <w:rPr>
-                <w:rFonts w:ascii="Times New Roman" w:eastAsia="Times New Roman" w:hAnsi="Times New Roman"/>
-                <w:sz w:val="24"/>
-                <w:szCs w:val="24"/>
-              </w:rPr>
-              <w:t>2</w:t>
+                <w:rFonts w:ascii="Times New Roman" w:eastAsia="Times New Roman" w:hAnsi="Times New Roman" w:cs="Times New Roman"/>
+                <w:spacing w:val="-4"/>
+                <w:sz w:val="28"/>
+                <w:szCs w:val="28"/>
+                <w:lang w:val="fr-FR"/>
+              </w:rPr>
+              <w:t>Khu kinh tế</w:t>
             </w:r>
           </w:p>
         </w:tc>
         <w:tc>
           <w:tcPr>
-            <w:tcW w:w="11622" w:type="dxa"/>
+            <w:tcW w:w="1939" w:type="dxa"/>
+            <w:shd w:val="clear" w:color="auto" w:fill="auto"/>
           </w:tcPr>
           <w:p>
             <w:pPr>
-              <w:rPr>
-                <w:rFonts w:ascii="Times New Roman" w:eastAsia="Times New Roman" w:hAnsi="Times New Roman"/>
-                <w:sz w:val="24"/>
-                <w:szCs w:val="24"/>
+              <w:spacing w:before="120" w:after="0" w:line="240" w:lineRule="auto"/>
+              <w:jc w:val="both"/>
+              <w:rPr>
+                <w:rFonts w:ascii="Times New Roman" w:eastAsia="Times New Roman" w:hAnsi="Times New Roman" w:cs="Times New Roman"/>
+                <w:spacing w:val="-4"/>
+                <w:sz w:val="28"/>
+                <w:szCs w:val="28"/>
+                <w:lang w:val="fr-FR"/>
               </w:rPr>
             </w:pPr>
             <w:r>
               <w:rPr>
-                <w:rFonts w:ascii="Times New Roman" w:eastAsia="Times New Roman" w:hAnsi="Times New Roman"/>
-                <w:sz w:val="24"/>
-                <w:szCs w:val="24"/>
-              </w:rPr>
-              <w:t>Xây dựng công trình kỹ thuật dân dụng khác</w:t>
-            </w:r>
-          </w:p>
-        </w:tc>
-        <w:tc>
-          <w:tcPr>
-            <w:tcW w:w="1587" w:type="dxa"/>
-          </w:tcPr>
-          <w:p>
-            <w:pPr>
-              <w:jc w:val="center"/>
-              <w:rPr>
-                <w:rFonts w:ascii="Times New Roman" w:eastAsia="Times New Roman" w:hAnsi="Times New Roman"/>
-                <w:sz w:val="24"/>
-                <w:szCs w:val="24"/>
-              </w:rPr>
-            </w:pPr>
-            <w:r>
-              <w:rPr>
-                <w:rFonts w:ascii="Times New Roman" w:eastAsia="Times New Roman" w:hAnsi="Times New Roman"/>
-                <w:sz w:val="24"/>
-                <w:szCs w:val="24"/>
-              </w:rPr>
-              <w:t>4299</w:t>
-            </w:r>
-          </w:p>
-        </w:tc>
-        <w:tc>
-          <w:tcPr>
-            <w:tcW w:w="1701" w:type="dxa"/>
-          </w:tcPr>
-          <w:p>
-            <w:pPr>
-              <w:jc w:val="center"/>
-              <w:rPr>
-                <w:rFonts w:ascii="Times New Roman" w:eastAsia="Times New Roman" w:hAnsi="Times New Roman"/>
-                <w:sz w:val="24"/>
-                <w:szCs w:val="24"/>
-              </w:rPr>
-            </w:pPr>
-            <w:r>
-              <w:rPr>
-                <w:rFonts w:ascii="Times New Roman" w:eastAsia="Times New Roman" w:hAnsi="Times New Roman"/>
-                <w:sz w:val="24"/>
-                <w:szCs w:val="24"/>
-              </w:rPr>
-              <w:t xml:space="preserve"> </w:t>
+                <w:rFonts w:ascii="Times New Roman" w:eastAsia="Times New Roman" w:hAnsi="Times New Roman" w:cs="Times New Roman"/>
+                <w:noProof/>
+                <w:spacing w:val="-4"/>
+                <w:sz w:val="28"/>
+                <w:szCs w:val="28"/>
+              </w:rPr>
+              <mc:AlternateContent>
+                <mc:Choice Requires="wps">
+                  <w:drawing>
+                    <wp:anchor distT="45720" distB="45720" distL="114300" distR="114300" simplePos="0" relativeHeight="251688960" behindDoc="0" locked="0" layoutInCell="1" allowOverlap="1" wp14:anchorId="694FC3A5" wp14:editId="341191E5">
+                      <wp:simplePos x="0" y="0"/>
+                      <wp:positionH relativeFrom="column">
+                        <wp:posOffset>145415</wp:posOffset>
+                      </wp:positionH>
+                      <wp:positionV relativeFrom="paragraph">
+                        <wp:posOffset>29845</wp:posOffset>
+                      </wp:positionV>
+                      <wp:extent cx="290830" cy="226060"/>
+                      <wp:effectExtent l="0" t="0" r="0" b="2540"/>
+                      <wp:wrapNone/>
+                      <wp:docPr id="338504890" name="Text Box 2"/>
+                      <wp:cNvGraphicFramePr>
+                        <a:graphicFrameLocks xmlns:a="http://schemas.openxmlformats.org/drawingml/2006/main"/>
+                      </wp:cNvGraphicFramePr>
+                      <a:graphic xmlns:a="http://schemas.openxmlformats.org/drawingml/2006/main">
+                        <a:graphicData uri="http://schemas.microsoft.com/office/word/2010/wordprocessingShape">
+                          <wps:wsp>
+                            <wps:cNvSpPr txBox="1">
+                              <a:spLocks noChangeArrowheads="1"/>
+                            </wps:cNvSpPr>
+                            <wps:spPr bwMode="auto">
+                              <a:xfrm>
+                                <a:off x="0" y="0"/>
+                                <a:ext cx="290830" cy="226060"/>
+                              </a:xfrm>
+                              <a:prstGeom prst="rect">
+                                <a:avLst/>
+                              </a:prstGeom>
+                              <a:solidFill>
+                                <a:srgbClr val="FFFFFF"/>
+                              </a:solidFill>
+                              <a:ln w="9525">
+                                <a:solidFill>
+                                  <a:srgbClr val="000000"/>
+                                </a:solidFill>
+                                <a:miter lim="800000"/>
+                                <a:headEnd/>
+                                <a:tailEnd/>
+                              </a:ln>
+                            </wps:spPr>
+                            <wps:txbx>
+                              <w:txbxContent>
+                                <w:p/>
+                              </w:txbxContent>
+                            </wps:txbx>
+                            <wps:bodyPr rot="0" vert="horz" wrap="square" lIns="91440" tIns="45720" rIns="91440" bIns="45720" anchor="t" anchorCtr="0" upright="1">
+                              <a:noAutofit/>
+                            </wps:bodyPr>
+                          </wps:wsp>
+                        </a:graphicData>
+                      </a:graphic>
+                      <wp14:sizeRelH relativeFrom="margin">
+                        <wp14:pctWidth>0</wp14:pctWidth>
+                      </wp14:sizeRelH>
+                      <wp14:sizeRelV relativeFrom="margin">
+                        <wp14:pctHeight>0</wp14:pctHeight>
+                      </wp14:sizeRelV>
+                    </wp:anchor>
+                  </w:drawing>
+                </mc:Choice>
+                <mc:Fallback>
+                  <w:pict>
+                    <v:shape w14:anchorId="694FC3A5" id="_x0000_s1032" type="#_x0000_t202" style="position:absolute;left:0;text-align:left;margin-left:11.45pt;margin-top:2.35pt;width:22.9pt;height:17.8pt;z-index:251688960;visibility:visible;mso-wrap-style:square;mso-width-percent:0;mso-height-percent:0;mso-wrap-distance-left:9pt;mso-wrap-distance-top:3.6pt;mso-wrap-distance-right:9pt;mso-wrap-distance-bottom:3.6pt;mso-position-horizontal:absolute;mso-position-horizontal-relative:text;mso-position-vertical:absolute;mso-position-vertical-relative:text;mso-width-percent:0;mso-height-percent:0;mso-width-relative:margin;mso-height-relative:margin;v-text-anchor:top" o:gfxdata="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">
+                      <v:textbox>
+                        <w:txbxContent>
+                          <w:p/>
+                        </w:txbxContent>
+                      </v:textbox>
+                    </v:shape>
+                  </w:pict>
+                </mc:Fallback>
+              </mc:AlternateContent>
             </w:r>
           </w:p>
         </w:tc>
@@ -2414,188 +3219,134 @@
         </w:trPr>
         <w:tc>
           <w:tcPr>
-            <w:tcW w:w="680" w:type="dxa"/>
+            <w:tcW w:w="3359" w:type="dxa"/>
+            <w:shd w:val="clear" w:color="auto" w:fill="auto"/>
           </w:tcPr>
           <w:p>
             <w:pPr>
-              <w:jc w:val="center"/>
-              <w:rPr>
-                <w:rFonts w:ascii="Times New Roman" w:eastAsia="Times New Roman" w:hAnsi="Times New Roman"/>
-                <w:sz w:val="24"/>
-                <w:szCs w:val="24"/>
+              <w:spacing w:before="120" w:after="120" w:line="240" w:lineRule="auto"/>
+              <w:jc w:val="both"/>
+              <w:rPr>
+                <w:rFonts w:ascii="Times New Roman" w:eastAsia="Times New Roman" w:hAnsi="Times New Roman" w:cs="Times New Roman"/>
+                <w:spacing w:val="-4"/>
+                <w:sz w:val="28"/>
+                <w:szCs w:val="28"/>
+                <w:lang w:val="fr-FR"/>
               </w:rPr>
             </w:pPr>
             <w:r>
               <w:rPr>
-                <w:rFonts w:ascii="Times New Roman" w:eastAsia="Times New Roman" w:hAnsi="Times New Roman"/>
-                <w:sz w:val="24"/>
-                <w:szCs w:val="24"/>
-              </w:rPr>
-              <w:t>3</w:t>
+                <w:rFonts w:ascii="Times New Roman" w:eastAsia="Times New Roman" w:hAnsi="Times New Roman" w:cs="Times New Roman"/>
+                <w:spacing w:val="-4"/>
+                <w:sz w:val="28"/>
+                <w:szCs w:val="28"/>
+                <w:lang w:val="fr-FR"/>
+              </w:rPr>
+              <w:t>Khu công nghệ cao</w:t>
             </w:r>
           </w:p>
         </w:tc>
         <w:tc>
           <w:tcPr>
-            <w:tcW w:w="11622" w:type="dxa"/>
+            <w:tcW w:w="1939" w:type="dxa"/>
+            <w:shd w:val="clear" w:color="auto" w:fill="auto"/>
           </w:tcPr>
           <w:p>
             <w:pPr>
-              <w:rPr>
-                <w:rFonts w:ascii="Times New Roman" w:eastAsia="Times New Roman" w:hAnsi="Times New Roman"/>
-                <w:sz w:val="24"/>
-                <w:szCs w:val="24"/>
+              <w:spacing w:before="120" w:after="0" w:line="240" w:lineRule="auto"/>
+              <w:jc w:val="both"/>
+              <w:rPr>
+                <w:rFonts w:ascii="Times New Roman" w:eastAsia="Times New Roman" w:hAnsi="Times New Roman" w:cs="Times New Roman"/>
+                <w:spacing w:val="-4"/>
+                <w:sz w:val="28"/>
+                <w:szCs w:val="28"/>
+                <w:lang w:val="fr-FR"/>
               </w:rPr>
             </w:pPr>
             <w:r>
               <w:rPr>
-                <w:rFonts w:ascii="Times New Roman" w:eastAsia="Times New Roman" w:hAnsi="Times New Roman"/>
-                <w:sz w:val="24"/>
-                <w:szCs w:val="24"/>
-              </w:rPr>
-              <w:t>Bán buôn vật liệu, thiết bị lắp đặt khác trong xây dựng</w:t>
-            </w:r>
-          </w:p>
-        </w:tc>
-        <w:tc>
-          <w:tcPr>
-            <w:tcW w:w="1587" w:type="dxa"/>
-          </w:tcPr>
-          <w:p>
-            <w:pPr>
-              <w:jc w:val="center"/>
-              <w:rPr>
-                <w:rFonts w:ascii="Times New Roman" w:eastAsia="Times New Roman" w:hAnsi="Times New Roman"/>
-                <w:sz w:val="24"/>
-                <w:szCs w:val="24"/>
-              </w:rPr>
-            </w:pPr>
-            <w:r>
-              <w:rPr>
-                <w:rFonts w:ascii="Times New Roman" w:eastAsia="Times New Roman" w:hAnsi="Times New Roman"/>
-                <w:sz w:val="24"/>
-                <w:szCs w:val="24"/>
-              </w:rPr>
-              <w:t>4673</w:t>
-            </w:r>
-          </w:p>
-        </w:tc>
-        <w:tc>
-          <w:tcPr>
-            <w:tcW w:w="1701" w:type="dxa"/>
-          </w:tcPr>
-          <w:p>
-            <w:pPr>
-              <w:jc w:val="center"/>
-              <w:rPr>
-                <w:rFonts w:ascii="Times New Roman" w:eastAsia="Times New Roman" w:hAnsi="Times New Roman"/>
-                <w:sz w:val="24"/>
-                <w:szCs w:val="24"/>
-              </w:rPr>
-            </w:pPr>
-            <w:r>
-              <w:rPr>
-                <w:rFonts w:ascii="Times New Roman" w:eastAsia="Times New Roman" w:hAnsi="Times New Roman"/>
-                <w:sz w:val="24"/>
-                <w:szCs w:val="24"/>
-              </w:rPr>
-              <w:t xml:space="preserve"> </w:t>
-            </w:r>
-          </w:p>
-        </w:tc>
-      </w:tr>
-      <w:tr>
-        <w:trPr>
-          <w:jc w:val="center"/>
-        </w:trPr>
-        <w:tc>
-          <w:tcPr>
-            <w:tcW w:w="680" w:type="dxa"/>
-          </w:tcPr>
-          <w:p>
-            <w:pPr>
-              <w:jc w:val="center"/>
-              <w:rPr>
-                <w:rFonts w:ascii="Times New Roman" w:eastAsia="Times New Roman" w:hAnsi="Times New Roman"/>
-                <w:sz w:val="24"/>
-                <w:szCs w:val="24"/>
-              </w:rPr>
-            </w:pPr>
-            <w:r>
-              <w:rPr>
-                <w:rFonts w:ascii="Times New Roman" w:eastAsia="Times New Roman" w:hAnsi="Times New Roman"/>
-                <w:sz w:val="24"/>
-                <w:szCs w:val="24"/>
-              </w:rPr>
-              <w:t>4</w:t>
-            </w:r>
-          </w:p>
-        </w:tc>
-        <w:tc>
-          <w:tcPr>
-            <w:tcW w:w="11622" w:type="dxa"/>
-          </w:tcPr>
-          <w:p>
-            <w:pPr>
-              <w:rPr>
-                <w:rFonts w:ascii="Times New Roman" w:eastAsia="Times New Roman" w:hAnsi="Times New Roman"/>
-                <w:sz w:val="24"/>
-                <w:szCs w:val="24"/>
-              </w:rPr>
-            </w:pPr>
-            <w:r>
-              <w:rPr>
-                <w:rFonts w:ascii="Times New Roman" w:eastAsia="Times New Roman" w:hAnsi="Times New Roman"/>
-                <w:sz w:val="24"/>
-                <w:szCs w:val="24"/>
-              </w:rPr>
-              <w:t>Bán buôn chuyên doanh khác chưa được phân vào đâu</w:t>
-            </w:r>
-          </w:p>
-        </w:tc>
-        <w:tc>
-          <w:tcPr>
-            <w:tcW w:w="1587" w:type="dxa"/>
-          </w:tcPr>
-          <w:p>
-            <w:pPr>
-              <w:jc w:val="center"/>
-              <w:rPr>
-                <w:rFonts w:ascii="Times New Roman" w:eastAsia="Times New Roman" w:hAnsi="Times New Roman"/>
-                <w:sz w:val="24"/>
-                <w:szCs w:val="24"/>
-              </w:rPr>
-            </w:pPr>
-            <w:r>
-              <w:rPr>
-                <w:rFonts w:ascii="Times New Roman" w:eastAsia="Times New Roman" w:hAnsi="Times New Roman"/>
-                <w:sz w:val="24"/>
-                <w:szCs w:val="24"/>
-              </w:rPr>
-              <w:t>4679</w:t>
-            </w:r>
-          </w:p>
-        </w:tc>
-        <w:tc>
-          <w:tcPr>
-            <w:tcW w:w="1701" w:type="dxa"/>
-          </w:tcPr>
-          <w:p>
-            <w:pPr>
-              <w:jc w:val="center"/>
-              <w:rPr>
-                <w:rFonts w:ascii="Times New Roman" w:eastAsia="Times New Roman" w:hAnsi="Times New Roman"/>
-                <w:sz w:val="24"/>
-                <w:szCs w:val="24"/>
-              </w:rPr>
-            </w:pPr>
-            <w:r>
-              <w:rPr>
-                <w:rFonts w:ascii="Times New Roman" w:eastAsia="Times New Roman" w:hAnsi="Times New Roman"/>
-                <w:sz w:val="24"/>
-                <w:szCs w:val="24"/>
-              </w:rPr>
-              <w:t xml:space="preserve"> </w:t>
+                <w:rFonts w:ascii="Times New Roman" w:eastAsia="Times New Roman" w:hAnsi="Times New Roman" w:cs="Times New Roman"/>
+                <w:noProof/>
+                <w:spacing w:val="-4"/>
+                <w:sz w:val="28"/>
+                <w:szCs w:val="28"/>
+              </w:rPr>
+              <mc:AlternateContent>
+                <mc:Choice Requires="wps">
+                  <w:drawing>
+                    <wp:anchor distT="45720" distB="45720" distL="114300" distR="114300" simplePos="0" relativeHeight="251689984" behindDoc="0" locked="0" layoutInCell="1" allowOverlap="1" wp14:anchorId="2116C8D2" wp14:editId="0222F6D6">
+                      <wp:simplePos x="0" y="0"/>
+                      <wp:positionH relativeFrom="column">
+                        <wp:posOffset>145415</wp:posOffset>
+                      </wp:positionH>
+                      <wp:positionV relativeFrom="paragraph">
+                        <wp:posOffset>28575</wp:posOffset>
+                      </wp:positionV>
+                      <wp:extent cx="290830" cy="226060"/>
+                      <wp:effectExtent l="0" t="0" r="0" b="2540"/>
+                      <wp:wrapNone/>
+                      <wp:docPr id="895042439" name="Text Box 2"/>
+                      <wp:cNvGraphicFramePr>
+                        <a:graphicFrameLocks xmlns:a="http://schemas.openxmlformats.org/drawingml/2006/main"/>
+                      </wp:cNvGraphicFramePr>
+                      <a:graphic xmlns:a="http://schemas.openxmlformats.org/drawingml/2006/main">
+                        <a:graphicData uri="http://schemas.microsoft.com/office/word/2010/wordprocessingShape">
+                          <wps:wsp>
+                            <wps:cNvSpPr txBox="1">
+                              <a:spLocks noChangeArrowheads="1"/>
+                            </wps:cNvSpPr>
+                            <wps:spPr bwMode="auto">
+                              <a:xfrm>
+                                <a:off x="0" y="0"/>
+                                <a:ext cx="290830" cy="226060"/>
+                              </a:xfrm>
+                              <a:prstGeom prst="rect">
+                                <a:avLst/>
+                              </a:prstGeom>
+                              <a:solidFill>
+                                <a:srgbClr val="FFFFFF"/>
+                              </a:solidFill>
+                              <a:ln w="9525">
+                                <a:solidFill>
+                                  <a:srgbClr val="000000"/>
+                                </a:solidFill>
+                                <a:miter lim="800000"/>
+                                <a:headEnd/>
+                                <a:tailEnd/>
+                              </a:ln>
+                            </wps:spPr>
+                            <wps:txbx>
+                              <w:txbxContent>
+                                <w:p/>
+                              </w:txbxContent>
+                            </wps:txbx>
+                            <wps:bodyPr rot="0" vert="horz" wrap="square" lIns="91440" tIns="45720" rIns="91440" bIns="45720" anchor="t" anchorCtr="0" upright="1">
+                              <a:noAutofit/>
+                            </wps:bodyPr>
+                          </wps:wsp>
+                        </a:graphicData>
+                      </a:graphic>
+                      <wp14:sizeRelH relativeFrom="margin">
+                        <wp14:pctWidth>0</wp14:pctWidth>
+                      </wp14:sizeRelH>
+                      <wp14:sizeRelV relativeFrom="margin">
+                        <wp14:pctHeight>0</wp14:pctHeight>
+                      </wp14:sizeRelV>
+                    </wp:anchor>
+                  </w:drawing>
+                </mc:Choice>
+                <mc:Fallback>
+                  <w:pict>
+                    <v:shape w14:anchorId="2116C8D2" id="_x0000_s1033" type="#_x0000_t202" style="position:absolute;left:0;text-align:left;margin-left:11.45pt;margin-top:2.25pt;width:22.9pt;height:17.8pt;z-index:251689984;visibility:visible;mso-wrap-style:square;mso-width-percent:0;mso-height-percent:0;mso-wrap-distance-left:9pt;mso-wrap-distance-top:3.6pt;mso-wrap-distance-right:9pt;mso-wrap-distance-bottom:3.6pt;mso-position-horizontal:absolute;mso-position-horizontal-relative:text;mso-position-vertical:absolute;mso-position-vertical-relative:text;mso-width-percent:0;mso-height-percent:0;mso-width-relative:margin;mso-height-relative:margin;v-text-anchor:top" o:gfxdata="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">
+                      <v:textbox>
+                        <w:txbxContent>
+                          <w:p/>
+                        </w:txbxContent>
+                      </v:textbox>
+                    </v:shape>
+                  </w:pict>
+                </mc:Fallback>
+              </mc:AlternateContent>
             </w:r>
           </w:p>
         </w:tc>
@@ -2603,1403 +3354,44 @@
     </w:tbl>
     <w:p>
       <w:pPr>
-        <w:spacing w:before="240" w:after="120" w:line="340" w:lineRule="exact"/>
-        <w:ind w:firstLine="720"/>
+        <w:tabs>
+          <w:tab w:val="left" w:leader="dot" w:pos="9072"/>
+        </w:tabs>
+        <w:suppressAutoHyphens/>
+        <w:spacing w:before="120" w:after="120" w:line="240" w:lineRule="auto"/>
+        <w:ind w:firstLine="709"/>
         <w:jc w:val="both"/>
         <w:rPr>
           <w:rFonts w:ascii="Times New Roman" w:eastAsia="Calibri" w:hAnsi="Times New Roman" w:cs="Times New Roman"/>
           <w:sz w:val="28"/>
           <w:szCs w:val="28"/>
-        </w:rPr>
-      </w:pPr>
+          <w:lang w:val="fr-FR"/>
+        </w:rPr>
+      </w:pPr>
+      <w:r>
+        <w:rPr>
+          <w:rFonts w:ascii="Times New Roman" w:eastAsia="Calibri" w:hAnsi="Times New Roman" w:cs="Times New Roman"/>
+          <w:sz w:val="28"/>
+          <w:szCs w:val="28"/>
+          <w:lang w:val="fr-FR"/>
+        </w:rPr>
+        <w:t>Doanh nghiệp/chủ doanh nghiệp tư nhân cam kết trụ sở doanh nghiệp thuộc quyền sử dụng hợp pháp của doanh nghiệp/chủ doanh nghiệp tư nhân và được sử dụng đúng mục đích theo quy định của pháp luật.</w:t>
+      </w:r>
     </w:p>
     <w:p>
       <w:pPr>
-        <w:spacing w:before="120" w:after="120" w:line="340" w:lineRule="exact"/>
+        <w:spacing w:before="120" w:after="120" w:line="240" w:lineRule="auto"/>
         <w:ind w:firstLine="720"/>
+        <w:contextualSpacing/>
         <w:jc w:val="both"/>
         <w:rPr>
           <w:rFonts w:ascii="Times New Roman" w:eastAsia="Calibri" w:hAnsi="Times New Roman" w:cs="Times New Roman"/>
-          <w:sz w:val="28"/>
-          <w:szCs w:val="28"/>
-        </w:rPr>
-      </w:pPr>
-      <w:r>
-        <w:rPr>
-          <w:rFonts w:ascii="Times New Roman" w:eastAsia="Calibri" w:hAnsi="Times New Roman" w:cs="Times New Roman"/>
-          <w:b/>
-          <w:sz w:val="28"/>
-          <w:szCs w:val="28"/>
-        </w:rPr>
-        <w:t>2. Bỏ ngành, nghề kinh doanh</w:t>
-      </w:r>
-      <w:r>
-        <w:rPr>
-          <w:rFonts w:ascii="Times New Roman" w:eastAsia="Calibri" w:hAnsi="Times New Roman" w:cs="Times New Roman"/>
-          <w:b/>
-          <w:i/>
-          <w:sz w:val="28"/>
-          <w:szCs w:val="28"/>
-        </w:rPr>
-        <w:t xml:space="preserve"> </w:t>
-      </w:r>
-      <w:r>
-        <w:rPr>
-          <w:rFonts w:ascii="Times New Roman" w:eastAsia="Calibri" w:hAnsi="Times New Roman" w:cs="Times New Roman"/>
-          <w:b/>
-          <w:sz w:val="28"/>
-          <w:szCs w:val="28"/>
-        </w:rPr>
-        <w:t>sau</w:t>
-      </w:r>
-      <w:r>
-        <w:rPr>
-          <w:rFonts w:ascii="Times New Roman" w:eastAsia="Calibri" w:hAnsi="Times New Roman" w:cs="Times New Roman"/>
-          <w:i/>
-          <w:sz w:val="28"/>
-          <w:szCs w:val="28"/>
-        </w:rPr>
-        <w:t xml:space="preserve"> </w:t>
-      </w:r>
-      <w:r>
-        <w:rPr>
-          <w:rFonts w:ascii="Times New Roman" w:eastAsia="Calibri" w:hAnsi="Times New Roman" w:cs="Times New Roman"/>
-          <w:sz w:val="28"/>
-          <w:szCs w:val="28"/>
-        </w:rPr>
-        <w:t>(</w:t>
-      </w:r>
-      <w:r>
-        <w:rPr>
-          <w:rFonts w:ascii="Times New Roman" w:eastAsia="Calibri" w:hAnsi="Times New Roman" w:cs="Times New Roman"/>
-          <w:i/>
-          <w:sz w:val="28"/>
-          <w:szCs w:val="28"/>
-        </w:rPr>
-        <w:t>kê khai trong trường hợp doanh nghiệp thông báo bỏ ngành, nghề kinh doanh khỏi danh sách ngành, nghề kinh doanh đã đăng ký với cơ quan đăng ký kinh doanh</w:t>
-      </w:r>
-      <w:r>
-        <w:rPr>
-          <w:rFonts w:ascii="Times New Roman" w:eastAsia="Calibri" w:hAnsi="Times New Roman" w:cs="Times New Roman"/>
-          <w:sz w:val="28"/>
-          <w:szCs w:val="28"/>
-        </w:rPr>
-        <w:t>):</w:t>
-      </w:r>
-    </w:p>
-    <w:tbl>
-      <w:tblPr>
-        <w:tblStyle w:val="TableGrid1"/>
-        <w:tblW w:w="0" w:type="auto"/>
-        <w:jc w:val="center"/>
-        <w:tblLook w:val="04A0" w:firstRow="1" w:lastRow="0" w:firstColumn="1" w:lastColumn="0" w:noHBand="0" w:noVBand="1"/>
-      </w:tblPr>
-      <w:tblGrid>
-        <w:gridCol w:w="674"/>
-        <w:gridCol w:w="5920"/>
-        <w:gridCol w:w="1197"/>
-        <w:gridCol w:w="1271"/>
-      </w:tblGrid>
-      <w:tr>
-        <w:trPr>
-          <w:jc w:val="center"/>
-        </w:trPr>
-        <w:tc>
-          <w:tcPr>
-            <w:tcW w:w="680" w:type="dxa"/>
-            <w:shd w:val="clear" w:color="auto" w:fill="D9EAF7"/>
-            <w:vAlign w:val="center"/>
-          </w:tcPr>
-          <w:p>
-            <w:pPr>
-              <w:jc w:val="center"/>
-              <w:rPr>
-                <w:rFonts w:ascii="Times New Roman" w:eastAsia="Times New Roman" w:hAnsi="Times New Roman"/>
-                <w:sz w:val="24"/>
-                <w:szCs w:val="24"/>
-              </w:rPr>
-            </w:pPr>
-            <w:r>
-              <w:rPr>
-                <w:rFonts w:ascii="Times New Roman" w:eastAsia="Times New Roman" w:hAnsi="Times New Roman"/>
-                <w:b/>
-                <w:sz w:val="24"/>
-                <w:szCs w:val="24"/>
-              </w:rPr>
-              <w:t>STT</w:t>
-            </w:r>
-          </w:p>
-        </w:tc>
-        <w:tc>
-          <w:tcPr>
-            <w:tcW w:w="11622" w:type="dxa"/>
-            <w:shd w:val="clear" w:color="auto" w:fill="D9EAF7"/>
-            <w:vAlign w:val="center"/>
-          </w:tcPr>
-          <w:p>
-            <w:pPr>
-              <w:jc w:val="center"/>
-              <w:rPr>
-                <w:rFonts w:ascii="Times New Roman" w:eastAsia="Times New Roman" w:hAnsi="Times New Roman"/>
-                <w:sz w:val="24"/>
-                <w:szCs w:val="24"/>
-              </w:rPr>
-            </w:pPr>
-            <w:r>
-              <w:rPr>
-                <w:rFonts w:ascii="Times New Roman" w:eastAsia="Times New Roman" w:hAnsi="Times New Roman"/>
-                <w:b/>
-                <w:sz w:val="24"/>
-                <w:szCs w:val="24"/>
-              </w:rPr>
-              <w:t>Tên ngành</w:t>
-            </w:r>
-            <w:r>
-              <w:rPr>
-                <w:rFonts w:ascii="Times New Roman" w:eastAsia="Times New Roman" w:hAnsi="Times New Roman"/>
-                <w:b/>
-                <w:sz w:val="24"/>
-                <w:szCs w:val="24"/>
-              </w:rPr>
-              <w:t xml:space="preserve"> bị xóa</w:t>
-            </w:r>
-          </w:p>
-        </w:tc>
-        <w:tc>
-          <w:tcPr>
-            <w:tcW w:w="1587" w:type="dxa"/>
-            <w:shd w:val="clear" w:color="auto" w:fill="D9EAF7"/>
-            <w:vAlign w:val="center"/>
-          </w:tcPr>
-          <w:p>
-            <w:pPr>
-              <w:jc w:val="center"/>
-              <w:rPr>
-                <w:rFonts w:ascii="Times New Roman" w:eastAsia="Times New Roman" w:hAnsi="Times New Roman"/>
-                <w:sz w:val="24"/>
-                <w:szCs w:val="24"/>
-              </w:rPr>
-            </w:pPr>
-            <w:r>
-              <w:rPr>
-                <w:rFonts w:ascii="Times New Roman" w:eastAsia="Times New Roman" w:hAnsi="Times New Roman"/>
-                <w:b/>
-                <w:sz w:val="24"/>
-                <w:szCs w:val="24"/>
-              </w:rPr>
-              <w:t>Mã ngành</w:t>
-            </w:r>
-          </w:p>
-        </w:tc>
-        <w:tc>
-          <w:tcPr>
-            <w:tcW w:w="1701" w:type="dxa"/>
-            <w:shd w:val="clear" w:color="auto" w:fill="D9EAF7"/>
-            <w:vAlign w:val="center"/>
-          </w:tcPr>
-          <w:p>
-            <w:pPr>
-              <w:jc w:val="center"/>
-              <w:rPr>
-                <w:rFonts w:ascii="Times New Roman" w:eastAsia="Times New Roman" w:hAnsi="Times New Roman"/>
-                <w:sz w:val="24"/>
-                <w:szCs w:val="24"/>
-              </w:rPr>
-            </w:pPr>
-            <w:r>
-              <w:rPr>
-                <w:rFonts w:ascii="Times New Roman" w:eastAsia="Times New Roman" w:hAnsi="Times New Roman"/>
-                <w:b/>
-                <w:sz w:val="24"/>
-                <w:szCs w:val="24"/>
-              </w:rPr>
-              <w:t>Ngành chính</w:t>
-            </w:r>
-          </w:p>
-        </w:tc>
-      </w:tr>
-      <w:tr>
-        <w:trPr>
-          <w:jc w:val="center"/>
-        </w:trPr>
-        <w:tc>
-          <w:tcPr>
-            <w:tcW w:w="680" w:type="dxa"/>
-          </w:tcPr>
-          <w:p>
-            <w:pPr>
-              <w:jc w:val="center"/>
-              <w:rPr>
-                <w:rFonts w:ascii="Times New Roman" w:eastAsia="Times New Roman" w:hAnsi="Times New Roman"/>
-                <w:sz w:val="24"/>
-                <w:szCs w:val="24"/>
-              </w:rPr>
-            </w:pPr>
-            <w:r>
-              <w:rPr>
-                <w:rFonts w:ascii="Times New Roman" w:eastAsia="Times New Roman" w:hAnsi="Times New Roman"/>
-                <w:sz w:val="24"/>
-                <w:szCs w:val="24"/>
-              </w:rPr>
-              <w:t>1</w:t>
-            </w:r>
-          </w:p>
-        </w:tc>
-        <w:tc>
-          <w:tcPr>
-            <w:tcW w:w="11622" w:type="dxa"/>
-          </w:tcPr>
-          <w:p>
-            <w:pPr>
-              <w:rPr>
-                <w:rFonts w:ascii="Times New Roman" w:eastAsia="Times New Roman" w:hAnsi="Times New Roman"/>
-                <w:sz w:val="24"/>
-                <w:szCs w:val="24"/>
-              </w:rPr>
-            </w:pPr>
-            <w:r>
-              <w:rPr>
-                <w:rFonts w:ascii="Times New Roman" w:eastAsia="Times New Roman" w:hAnsi="Times New Roman"/>
-                <w:sz w:val="24"/>
-                <w:szCs w:val="24"/>
-              </w:rPr>
-              <w:t>Sản xuất giường, tủ, bàn, ghế</w:t>
-            </w:r>
-          </w:p>
-          <w:p>
-            <w:pPr>
-              <w:rPr>
-                <w:rFonts w:ascii="Times New Roman" w:eastAsia="Times New Roman" w:hAnsi="Times New Roman"/>
-                <w:sz w:val="24"/>
-                <w:szCs w:val="24"/>
-              </w:rPr>
-            </w:pPr>
-            <w:r>
-              <w:rPr>
-                <w:rFonts w:ascii="Times New Roman" w:eastAsia="Times New Roman" w:hAnsi="Times New Roman"/>
-                <w:sz w:val="24"/>
-                <w:szCs w:val="24"/>
-              </w:rPr>
-              <w:t>(Chỉ được sản xuất, gia công sau khi hoàn thành đầy đủ các thủ tục về đất đai (SKC), xây dựng, phòng cháy chữa cháy, bảo vệ môi trường)</w:t>
-            </w:r>
-          </w:p>
-        </w:tc>
-        <w:tc>
-          <w:tcPr>
-            <w:tcW w:w="1587" w:type="dxa"/>
-          </w:tcPr>
-          <w:p>
-            <w:pPr>
-              <w:jc w:val="center"/>
-              <w:rPr>
-                <w:rFonts w:ascii="Times New Roman" w:eastAsia="Times New Roman" w:hAnsi="Times New Roman"/>
-                <w:sz w:val="24"/>
-                <w:szCs w:val="24"/>
-              </w:rPr>
-            </w:pPr>
-            <w:r>
-              <w:rPr>
-                <w:rFonts w:ascii="Times New Roman" w:eastAsia="Times New Roman" w:hAnsi="Times New Roman"/>
-                <w:sz w:val="24"/>
-                <w:szCs w:val="24"/>
-              </w:rPr>
-              <w:t>3100</w:t>
-            </w:r>
-          </w:p>
-        </w:tc>
-        <w:tc>
-          <w:tcPr>
-            <w:tcW w:w="1701" w:type="dxa"/>
-          </w:tcPr>
-          <w:p>
-            <w:pPr>
-              <w:jc w:val="center"/>
-              <w:rPr>
-                <w:rFonts w:ascii="Times New Roman" w:eastAsia="Times New Roman" w:hAnsi="Times New Roman"/>
-                <w:sz w:val="24"/>
-                <w:szCs w:val="24"/>
-              </w:rPr>
-            </w:pPr>
-            <w:r>
-              <w:rPr>
-                <w:rFonts w:ascii="Times New Roman" w:eastAsia="Times New Roman" w:hAnsi="Times New Roman"/>
-                <w:sz w:val="24"/>
-                <w:szCs w:val="24"/>
-              </w:rPr>
-              <w:t>X</w:t>
-            </w:r>
-          </w:p>
-        </w:tc>
-      </w:tr>
-      <w:tr>
-        <w:trPr>
-          <w:jc w:val="center"/>
-        </w:trPr>
-        <w:tc>
-          <w:tcPr>
-            <w:tcW w:w="680" w:type="dxa"/>
-          </w:tcPr>
-          <w:p>
-            <w:pPr>
-              <w:jc w:val="center"/>
-              <w:rPr>
-                <w:rFonts w:ascii="Times New Roman" w:eastAsia="Times New Roman" w:hAnsi="Times New Roman"/>
-                <w:sz w:val="24"/>
-                <w:szCs w:val="24"/>
-              </w:rPr>
-            </w:pPr>
-            <w:r>
-              <w:rPr>
-                <w:rFonts w:ascii="Times New Roman" w:eastAsia="Times New Roman" w:hAnsi="Times New Roman"/>
-                <w:sz w:val="24"/>
-                <w:szCs w:val="24"/>
-              </w:rPr>
-              <w:t>2</w:t>
-            </w:r>
-          </w:p>
-        </w:tc>
-        <w:tc>
-          <w:tcPr>
-            <w:tcW w:w="11622" w:type="dxa"/>
-          </w:tcPr>
-          <w:p>
-            <w:pPr>
-              <w:rPr>
-                <w:rFonts w:ascii="Times New Roman" w:eastAsia="Times New Roman" w:hAnsi="Times New Roman"/>
-                <w:sz w:val="24"/>
-                <w:szCs w:val="24"/>
-              </w:rPr>
-            </w:pPr>
-            <w:r>
-              <w:rPr>
-                <w:rFonts w:ascii="Times New Roman" w:eastAsia="Times New Roman" w:hAnsi="Times New Roman"/>
-                <w:sz w:val="24"/>
-                <w:szCs w:val="24"/>
-              </w:rPr>
-              <w:t>Xây dựng công trình kỹ thuật dân dụng khác</w:t>
-            </w:r>
-          </w:p>
-        </w:tc>
-        <w:tc>
-          <w:tcPr>
-            <w:tcW w:w="1587" w:type="dxa"/>
-          </w:tcPr>
-          <w:p>
-            <w:pPr>
-              <w:jc w:val="center"/>
-              <w:rPr>
-                <w:rFonts w:ascii="Times New Roman" w:eastAsia="Times New Roman" w:hAnsi="Times New Roman"/>
-                <w:sz w:val="24"/>
-                <w:szCs w:val="24"/>
-              </w:rPr>
-            </w:pPr>
-            <w:r>
-              <w:rPr>
-                <w:rFonts w:ascii="Times New Roman" w:eastAsia="Times New Roman" w:hAnsi="Times New Roman"/>
-                <w:sz w:val="24"/>
-                <w:szCs w:val="24"/>
-              </w:rPr>
-              <w:t>4290</w:t>
-            </w:r>
-          </w:p>
-        </w:tc>
-        <w:tc>
-          <w:tcPr>
-            <w:tcW w:w="1701" w:type="dxa"/>
-          </w:tcPr>
-          <w:p>
-            <w:pPr>
-              <w:jc w:val="center"/>
-              <w:rPr>
-                <w:rFonts w:ascii="Times New Roman" w:eastAsia="Times New Roman" w:hAnsi="Times New Roman"/>
-                <w:sz w:val="24"/>
-                <w:szCs w:val="24"/>
-              </w:rPr>
-            </w:pPr>
-            <w:r>
-              <w:rPr>
-                <w:rFonts w:ascii="Times New Roman" w:eastAsia="Times New Roman" w:hAnsi="Times New Roman"/>
-                <w:sz w:val="24"/>
-                <w:szCs w:val="24"/>
-              </w:rPr>
-              <w:t xml:space="preserve"> </w:t>
-            </w:r>
-          </w:p>
-        </w:tc>
-      </w:tr>
-      <w:tr>
-        <w:trPr>
-          <w:jc w:val="center"/>
-        </w:trPr>
-        <w:tc>
-          <w:tcPr>
-            <w:tcW w:w="680" w:type="dxa"/>
-          </w:tcPr>
-          <w:p>
-            <w:pPr>
-              <w:jc w:val="center"/>
-              <w:rPr>
-                <w:rFonts w:ascii="Times New Roman" w:eastAsia="Times New Roman" w:hAnsi="Times New Roman"/>
-                <w:sz w:val="24"/>
-                <w:szCs w:val="24"/>
-              </w:rPr>
-            </w:pPr>
-            <w:r>
-              <w:rPr>
-                <w:rFonts w:ascii="Times New Roman" w:eastAsia="Times New Roman" w:hAnsi="Times New Roman"/>
-                <w:sz w:val="24"/>
-                <w:szCs w:val="24"/>
-              </w:rPr>
-              <w:t>3</w:t>
-            </w:r>
-          </w:p>
-        </w:tc>
-        <w:tc>
-          <w:tcPr>
-            <w:tcW w:w="11622" w:type="dxa"/>
-          </w:tcPr>
-          <w:p>
-            <w:pPr>
-              <w:rPr>
-                <w:rFonts w:ascii="Times New Roman" w:eastAsia="Times New Roman" w:hAnsi="Times New Roman"/>
-                <w:sz w:val="24"/>
-                <w:szCs w:val="24"/>
-              </w:rPr>
-            </w:pPr>
-            <w:r>
-              <w:rPr>
-                <w:rFonts w:ascii="Times New Roman" w:eastAsia="Times New Roman" w:hAnsi="Times New Roman"/>
-                <w:sz w:val="24"/>
-                <w:szCs w:val="24"/>
-              </w:rPr>
-              <w:t>Bán buôn chuyên doanh khác chưa được phân vào đâu</w:t>
-            </w:r>
-          </w:p>
-        </w:tc>
-        <w:tc>
-          <w:tcPr>
-            <w:tcW w:w="1587" w:type="dxa"/>
-          </w:tcPr>
-          <w:p>
-            <w:pPr>
-              <w:jc w:val="center"/>
-              <w:rPr>
-                <w:rFonts w:ascii="Times New Roman" w:eastAsia="Times New Roman" w:hAnsi="Times New Roman"/>
-                <w:sz w:val="24"/>
-                <w:szCs w:val="24"/>
-              </w:rPr>
-            </w:pPr>
-            <w:r>
-              <w:rPr>
-                <w:rFonts w:ascii="Times New Roman" w:eastAsia="Times New Roman" w:hAnsi="Times New Roman"/>
-                <w:sz w:val="24"/>
-                <w:szCs w:val="24"/>
-              </w:rPr>
-              <w:t>4669</w:t>
-            </w:r>
-          </w:p>
-        </w:tc>
-        <w:tc>
-          <w:tcPr>
-            <w:tcW w:w="1701" w:type="dxa"/>
-          </w:tcPr>
-          <w:p>
-            <w:pPr>
-              <w:jc w:val="center"/>
-              <w:rPr>
-                <w:rFonts w:ascii="Times New Roman" w:eastAsia="Times New Roman" w:hAnsi="Times New Roman"/>
-                <w:sz w:val="24"/>
-                <w:szCs w:val="24"/>
-              </w:rPr>
-            </w:pPr>
-            <w:r>
-              <w:rPr>
-                <w:rFonts w:ascii="Times New Roman" w:eastAsia="Times New Roman" w:hAnsi="Times New Roman"/>
-                <w:sz w:val="24"/>
-                <w:szCs w:val="24"/>
-              </w:rPr>
-              <w:t xml:space="preserve"> </w:t>
-            </w:r>
-          </w:p>
-        </w:tc>
-      </w:tr>
-    </w:tbl>
-    <w:p>
-      <w:pPr>
-        <w:spacing w:before="120" w:after="120" w:line="340" w:lineRule="exact"/>
-        <w:ind w:firstLine="720"/>
-        <w:jc w:val="both"/>
-        <w:rPr>
-          <w:rFonts w:ascii="Times New Roman" w:eastAsia="Calibri" w:hAnsi="Times New Roman" w:cs="Times New Roman"/>
-          <w:sz w:val="28"/>
-          <w:szCs w:val="28"/>
+          <w:lang w:val="fr-FR"/>
         </w:rPr>
       </w:pPr>
     </w:p>
     <w:p>
       <w:pPr>
-        <w:spacing w:before="120" w:after="120" w:line="340" w:lineRule="exact"/>
-        <w:ind w:firstLine="720"/>
-        <w:jc w:val="both"/>
-        <w:rPr>
-          <w:rFonts w:ascii="Times New Roman" w:eastAsia="Calibri" w:hAnsi="Times New Roman" w:cs="Times New Roman"/>
-          <w:sz w:val="28"/>
-          <w:szCs w:val="28"/>
-        </w:rPr>
-      </w:pPr>
-      <w:r>
-        <w:rPr>
-          <w:rFonts w:ascii="Times New Roman" w:eastAsia="Calibri" w:hAnsi="Times New Roman" w:cs="Times New Roman"/>
-          <w:b/>
-          <w:sz w:val="28"/>
-          <w:szCs w:val="28"/>
-        </w:rPr>
-        <w:t>3. Sửa đổi chi tiết ngành, nghề kinh doanh sau</w:t>
-      </w:r>
-      <w:r>
-        <w:rPr>
-          <w:rFonts w:ascii="Times New Roman" w:eastAsia="Calibri" w:hAnsi="Times New Roman" w:cs="Times New Roman"/>
-          <w:b/>
-          <w:i/>
-          <w:sz w:val="28"/>
-          <w:szCs w:val="28"/>
-        </w:rPr>
-        <w:t xml:space="preserve"> </w:t>
-      </w:r>
-      <w:r>
-        <w:rPr>
-          <w:rFonts w:ascii="Times New Roman" w:eastAsia="Calibri" w:hAnsi="Times New Roman" w:cs="Times New Roman"/>
-          <w:sz w:val="28"/>
-          <w:szCs w:val="28"/>
-        </w:rPr>
-        <w:t>(</w:t>
-      </w:r>
-      <w:r>
-        <w:rPr>
-          <w:rFonts w:ascii="Times New Roman" w:eastAsia="Calibri" w:hAnsi="Times New Roman" w:cs="Times New Roman"/>
-          <w:i/>
-          <w:sz w:val="28"/>
-          <w:szCs w:val="28"/>
-        </w:rPr>
-        <w:t>kê khai trong trường hợp doanh nghiệp thông báo thay đổi nội dung chi tiết của ngành, nghề kinh doanh đã đăng ký với cơ quan đăng ký kinh doanh</w:t>
-      </w:r>
-      <w:r>
-        <w:rPr>
-          <w:rFonts w:ascii="Times New Roman" w:eastAsia="Calibri" w:hAnsi="Times New Roman" w:cs="Times New Roman"/>
-          <w:sz w:val="28"/>
-          <w:szCs w:val="28"/>
-        </w:rPr>
-        <w:t>):</w:t>
-      </w:r>
-      <w:r>
-        <w:rPr>
-          <w:rFonts w:ascii="Times New Roman" w:eastAsia="Calibri" w:hAnsi="Times New Roman" w:cs="Times New Roman"/>
-          <w:sz w:val="28"/>
-          <w:szCs w:val="28"/>
-        </w:rPr>
-        <w:t xml:space="preserve"> </w:t>
-      </w:r>
-    </w:p>
-    <w:tbl>
-      <w:tblPr>
-        <w:tblStyle w:val="TableGrid3"/>
-        <w:tblW w:w="0" w:type="auto"/>
-        <w:jc w:val="center"/>
-        <w:tblLook w:val="04A0" w:firstRow="1" w:lastRow="0" w:firstColumn="1" w:lastColumn="0" w:noHBand="0" w:noVBand="1"/>
-      </w:tblPr>
-      <w:tblGrid>
-        <w:gridCol w:w="674"/>
-        <w:gridCol w:w="5920"/>
-        <w:gridCol w:w="1197"/>
-        <w:gridCol w:w="1271"/>
-      </w:tblGrid>
-      <w:tr>
-        <w:trPr>
-          <w:jc w:val="center"/>
-        </w:trPr>
-        <w:tc>
-          <w:tcPr>
-            <w:tcW w:w="680" w:type="dxa"/>
-            <w:shd w:val="clear" w:color="auto" w:fill="D9EAF7"/>
-            <w:vAlign w:val="center"/>
-          </w:tcPr>
-          <w:p>
-            <w:pPr>
-              <w:jc w:val="center"/>
-              <w:rPr>
-                <w:rFonts w:ascii="Times New Roman" w:eastAsia="Times New Roman" w:hAnsi="Times New Roman"/>
-                <w:sz w:val="24"/>
-                <w:szCs w:val="24"/>
-              </w:rPr>
-            </w:pPr>
-            <w:r>
-              <w:rPr>
-                <w:rFonts w:ascii="Times New Roman" w:eastAsia="Times New Roman" w:hAnsi="Times New Roman"/>
-                <w:b/>
-                <w:sz w:val="24"/>
-                <w:szCs w:val="24"/>
-              </w:rPr>
-              <w:t>STT</w:t>
-            </w:r>
-          </w:p>
-        </w:tc>
-        <w:tc>
-          <w:tcPr>
-            <w:tcW w:w="11622" w:type="dxa"/>
-            <w:shd w:val="clear" w:color="auto" w:fill="D9EAF7"/>
-            <w:vAlign w:val="center"/>
-          </w:tcPr>
-          <w:p>
-            <w:pPr>
-              <w:jc w:val="center"/>
-              <w:rPr>
-                <w:rFonts w:ascii="Times New Roman" w:eastAsia="Times New Roman" w:hAnsi="Times New Roman"/>
-                <w:sz w:val="24"/>
-                <w:szCs w:val="24"/>
-              </w:rPr>
-            </w:pPr>
-            <w:r>
-              <w:rPr>
-                <w:rFonts w:ascii="Times New Roman" w:eastAsia="Times New Roman" w:hAnsi="Times New Roman"/>
-                <w:b/>
-                <w:sz w:val="24"/>
-                <w:szCs w:val="24"/>
-              </w:rPr>
-              <w:t>Tên ngành</w:t>
-            </w:r>
-            <w:r>
-              <w:rPr>
-                <w:rFonts w:ascii="Times New Roman" w:eastAsia="Times New Roman" w:hAnsi="Times New Roman"/>
-                <w:b/>
-                <w:sz w:val="24"/>
-                <w:szCs w:val="24"/>
-              </w:rPr>
-              <w:t xml:space="preserve"> được cập nhật</w:t>
-            </w:r>
-          </w:p>
-        </w:tc>
-        <w:tc>
-          <w:tcPr>
-            <w:tcW w:w="1587" w:type="dxa"/>
-            <w:shd w:val="clear" w:color="auto" w:fill="D9EAF7"/>
-            <w:vAlign w:val="center"/>
-          </w:tcPr>
-          <w:p>
-            <w:pPr>
-              <w:jc w:val="center"/>
-              <w:rPr>
-                <w:rFonts w:ascii="Times New Roman" w:eastAsia="Times New Roman" w:hAnsi="Times New Roman"/>
-                <w:sz w:val="24"/>
-                <w:szCs w:val="24"/>
-              </w:rPr>
-            </w:pPr>
-            <w:r>
-              <w:rPr>
-                <w:rFonts w:ascii="Times New Roman" w:eastAsia="Times New Roman" w:hAnsi="Times New Roman"/>
-                <w:b/>
-                <w:sz w:val="24"/>
-                <w:szCs w:val="24"/>
-              </w:rPr>
-              <w:t>Mã ngành</w:t>
-            </w:r>
-          </w:p>
-        </w:tc>
-        <w:tc>
-          <w:tcPr>
-            <w:tcW w:w="1701" w:type="dxa"/>
-            <w:shd w:val="clear" w:color="auto" w:fill="D9EAF7"/>
-            <w:vAlign w:val="center"/>
-          </w:tcPr>
-          <w:p>
-            <w:pPr>
-              <w:jc w:val="center"/>
-              <w:rPr>
-                <w:rFonts w:ascii="Times New Roman" w:eastAsia="Times New Roman" w:hAnsi="Times New Roman"/>
-                <w:sz w:val="24"/>
-                <w:szCs w:val="24"/>
-              </w:rPr>
-            </w:pPr>
-            <w:r>
-              <w:rPr>
-                <w:rFonts w:ascii="Times New Roman" w:eastAsia="Times New Roman" w:hAnsi="Times New Roman"/>
-                <w:b/>
-                <w:sz w:val="24"/>
-                <w:szCs w:val="24"/>
-              </w:rPr>
-              <w:t>Ngành chính</w:t>
-            </w:r>
-          </w:p>
-        </w:tc>
-      </w:tr>
-      <w:tr>
-        <w:trPr>
-          <w:jc w:val="center"/>
-        </w:trPr>
-        <w:tc>
-          <w:tcPr>
-            <w:tcW w:w="680" w:type="dxa"/>
-          </w:tcPr>
-          <w:p>
-            <w:pPr>
-              <w:jc w:val="center"/>
-              <w:rPr>
-                <w:rFonts w:ascii="Times New Roman" w:eastAsia="Times New Roman" w:hAnsi="Times New Roman"/>
-                <w:sz w:val="24"/>
-                <w:szCs w:val="24"/>
-              </w:rPr>
-            </w:pPr>
-            <w:r>
-              <w:rPr>
-                <w:rFonts w:ascii="Times New Roman" w:eastAsia="Times New Roman" w:hAnsi="Times New Roman"/>
-                <w:sz w:val="24"/>
-                <w:szCs w:val="24"/>
-              </w:rPr>
-              <w:t>1</w:t>
-            </w:r>
-          </w:p>
-        </w:tc>
-        <w:tc>
-          <w:tcPr>
-            <w:tcW w:w="11622" w:type="dxa"/>
-          </w:tcPr>
-          <w:p>
-            <w:pPr>
-              <w:rPr>
-                <w:rFonts w:ascii="Times New Roman" w:eastAsia="Times New Roman" w:hAnsi="Times New Roman"/>
-                <w:sz w:val="24"/>
-                <w:szCs w:val="24"/>
-              </w:rPr>
-            </w:pPr>
-            <w:r>
-              <w:rPr>
-                <w:rFonts w:ascii="Times New Roman" w:eastAsia="Times New Roman" w:hAnsi="Times New Roman"/>
-                <w:sz w:val="24"/>
-                <w:szCs w:val="24"/>
-              </w:rPr>
-              <w:t>Lắp đặt hệ thống cấp, thoát nước, hệ thống sưởi và điều hoà không khí</w:t>
-            </w:r>
-          </w:p>
-        </w:tc>
-        <w:tc>
-          <w:tcPr>
-            <w:tcW w:w="1587" w:type="dxa"/>
-          </w:tcPr>
-          <w:p>
-            <w:pPr>
-              <w:jc w:val="center"/>
-              <w:rPr>
-                <w:rFonts w:ascii="Times New Roman" w:eastAsia="Times New Roman" w:hAnsi="Times New Roman"/>
-                <w:sz w:val="24"/>
-                <w:szCs w:val="24"/>
-              </w:rPr>
-            </w:pPr>
-            <w:r>
-              <w:rPr>
-                <w:rFonts w:ascii="Times New Roman" w:eastAsia="Times New Roman" w:hAnsi="Times New Roman"/>
-                <w:sz w:val="24"/>
-                <w:szCs w:val="24"/>
-              </w:rPr>
-              <w:t>4322</w:t>
-            </w:r>
-          </w:p>
-        </w:tc>
-        <w:tc>
-          <w:tcPr>
-            <w:tcW w:w="1701" w:type="dxa"/>
-          </w:tcPr>
-          <w:p>
-            <w:pPr>
-              <w:jc w:val="center"/>
-              <w:rPr>
-                <w:rFonts w:ascii="Times New Roman" w:eastAsia="Times New Roman" w:hAnsi="Times New Roman"/>
-                <w:sz w:val="24"/>
-                <w:szCs w:val="24"/>
-              </w:rPr>
-            </w:pPr>
-          </w:p>
-        </w:tc>
-      </w:tr>
-      <w:tr>
-        <w:trPr>
-          <w:jc w:val="center"/>
-        </w:trPr>
-        <w:tc>
-          <w:tcPr>
-            <w:tcW w:w="680" w:type="dxa"/>
-          </w:tcPr>
-          <w:p>
-            <w:pPr>
-              <w:jc w:val="center"/>
-              <w:rPr>
-                <w:rFonts w:ascii="Times New Roman" w:eastAsia="Times New Roman" w:hAnsi="Times New Roman"/>
-                <w:sz w:val="24"/>
-                <w:szCs w:val="24"/>
-              </w:rPr>
-            </w:pPr>
-            <w:r>
-              <w:rPr>
-                <w:rFonts w:ascii="Times New Roman" w:eastAsia="Times New Roman" w:hAnsi="Times New Roman"/>
-                <w:sz w:val="24"/>
-                <w:szCs w:val="24"/>
-              </w:rPr>
-              <w:t>2</w:t>
-            </w:r>
-          </w:p>
-        </w:tc>
-        <w:tc>
-          <w:tcPr>
-            <w:tcW w:w="11622" w:type="dxa"/>
-          </w:tcPr>
-          <w:p>
-            <w:pPr>
-              <w:rPr>
-                <w:rFonts w:ascii="Times New Roman" w:eastAsia="Times New Roman" w:hAnsi="Times New Roman"/>
-                <w:sz w:val="24"/>
-                <w:szCs w:val="24"/>
-              </w:rPr>
-            </w:pPr>
-            <w:r>
-              <w:rPr>
-                <w:rFonts w:ascii="Times New Roman" w:eastAsia="Times New Roman" w:hAnsi="Times New Roman"/>
-                <w:sz w:val="24"/>
-                <w:szCs w:val="24"/>
-              </w:rPr>
-              <w:t>Bán lẻ đồ ngũ kim, sơn, kính, vật liệu và thiết bị lắp đặt khác trong xây dựng</w:t>
-            </w:r>
-          </w:p>
-        </w:tc>
-        <w:tc>
-          <w:tcPr>
-            <w:tcW w:w="1587" w:type="dxa"/>
-          </w:tcPr>
-          <w:p>
-            <w:pPr>
-              <w:jc w:val="center"/>
-              <w:rPr>
-                <w:rFonts w:ascii="Times New Roman" w:eastAsia="Times New Roman" w:hAnsi="Times New Roman"/>
-                <w:sz w:val="24"/>
-                <w:szCs w:val="24"/>
-              </w:rPr>
-            </w:pPr>
-            <w:r>
-              <w:rPr>
-                <w:rFonts w:ascii="Times New Roman" w:eastAsia="Times New Roman" w:hAnsi="Times New Roman"/>
-                <w:sz w:val="24"/>
-                <w:szCs w:val="24"/>
-              </w:rPr>
-              <w:t>4752</w:t>
-            </w:r>
-          </w:p>
-        </w:tc>
-        <w:tc>
-          <w:tcPr>
-            <w:tcW w:w="1701" w:type="dxa"/>
-          </w:tcPr>
-          <w:p>
-            <w:pPr>
-              <w:jc w:val="center"/>
-              <w:rPr>
-                <w:rFonts w:ascii="Times New Roman" w:eastAsia="Times New Roman" w:hAnsi="Times New Roman"/>
-                <w:sz w:val="24"/>
-                <w:szCs w:val="24"/>
-              </w:rPr>
-            </w:pPr>
-          </w:p>
-        </w:tc>
-      </w:tr>
-      <w:tr>
-        <w:trPr>
-          <w:jc w:val="center"/>
-        </w:trPr>
-        <w:tc>
-          <w:tcPr>
-            <w:tcW w:w="680" w:type="dxa"/>
-          </w:tcPr>
-          <w:p>
-            <w:pPr>
-              <w:jc w:val="center"/>
-              <w:rPr>
-                <w:rFonts w:ascii="Times New Roman" w:eastAsia="Times New Roman" w:hAnsi="Times New Roman"/>
-                <w:sz w:val="24"/>
-                <w:szCs w:val="24"/>
-              </w:rPr>
-            </w:pPr>
-            <w:r>
-              <w:rPr>
-                <w:rFonts w:ascii="Times New Roman" w:eastAsia="Times New Roman" w:hAnsi="Times New Roman"/>
-                <w:sz w:val="24"/>
-                <w:szCs w:val="24"/>
-              </w:rPr>
-              <w:t>3</w:t>
-            </w:r>
-          </w:p>
-        </w:tc>
-        <w:tc>
-          <w:tcPr>
-            <w:tcW w:w="11622" w:type="dxa"/>
-          </w:tcPr>
-          <w:p>
-            <w:pPr>
-              <w:rPr>
-                <w:rFonts w:ascii="Times New Roman" w:eastAsia="Times New Roman" w:hAnsi="Times New Roman"/>
-                <w:sz w:val="24"/>
-                <w:szCs w:val="24"/>
-              </w:rPr>
-            </w:pPr>
-            <w:r>
-              <w:rPr>
-                <w:rFonts w:ascii="Times New Roman" w:eastAsia="Times New Roman" w:hAnsi="Times New Roman"/>
-                <w:sz w:val="24"/>
-                <w:szCs w:val="24"/>
-              </w:rPr>
-              <w:t>Bán lẻ đồ điện gia dụng, giường, tủ, bàn, ghế và đồ nội thất tương tự, đèn và bộ đèn điện, đồ dùng gia đình khác chưa được phân vào đâu</w:t>
-            </w:r>
-          </w:p>
-        </w:tc>
-        <w:tc>
-          <w:tcPr>
-            <w:tcW w:w="1587" w:type="dxa"/>
-          </w:tcPr>
-          <w:p>
-            <w:pPr>
-              <w:jc w:val="center"/>
-              <w:rPr>
-                <w:rFonts w:ascii="Times New Roman" w:eastAsia="Times New Roman" w:hAnsi="Times New Roman"/>
-                <w:sz w:val="24"/>
-                <w:szCs w:val="24"/>
-              </w:rPr>
-            </w:pPr>
-            <w:r>
-              <w:rPr>
-                <w:rFonts w:ascii="Times New Roman" w:eastAsia="Times New Roman" w:hAnsi="Times New Roman"/>
-                <w:sz w:val="24"/>
-                <w:szCs w:val="24"/>
-              </w:rPr>
-              <w:t>4759</w:t>
-            </w:r>
-          </w:p>
-        </w:tc>
-        <w:tc>
-          <w:tcPr>
-            <w:tcW w:w="1701" w:type="dxa"/>
-          </w:tcPr>
-          <w:p>
-            <w:pPr>
-              <w:jc w:val="center"/>
-              <w:rPr>
-                <w:rFonts w:ascii="Times New Roman" w:eastAsia="Times New Roman" w:hAnsi="Times New Roman"/>
-                <w:sz w:val="24"/>
-                <w:szCs w:val="24"/>
-              </w:rPr>
-            </w:pPr>
-          </w:p>
-        </w:tc>
-      </w:tr>
-      <w:tr>
-        <w:trPr>
-          <w:jc w:val="center"/>
-        </w:trPr>
-        <w:tc>
-          <w:tcPr>
-            <w:tcW w:w="680" w:type="dxa"/>
-          </w:tcPr>
-          <w:p>
-            <w:pPr>
-              <w:jc w:val="center"/>
-              <w:rPr>
-                <w:rFonts w:ascii="Times New Roman" w:eastAsia="Times New Roman" w:hAnsi="Times New Roman"/>
-                <w:sz w:val="24"/>
-                <w:szCs w:val="24"/>
-              </w:rPr>
-            </w:pPr>
-            <w:r>
-              <w:rPr>
-                <w:rFonts w:ascii="Times New Roman" w:eastAsia="Times New Roman" w:hAnsi="Times New Roman"/>
-                <w:sz w:val="24"/>
-                <w:szCs w:val="24"/>
-              </w:rPr>
-              <w:t>4</w:t>
-            </w:r>
-          </w:p>
-        </w:tc>
-        <w:tc>
-          <w:tcPr>
-            <w:tcW w:w="11622" w:type="dxa"/>
-          </w:tcPr>
-          <w:p>
-            <w:pPr>
-              <w:rPr>
-                <w:rFonts w:ascii="Times New Roman" w:eastAsia="Times New Roman" w:hAnsi="Times New Roman"/>
-                <w:sz w:val="24"/>
-                <w:szCs w:val="24"/>
-              </w:rPr>
-            </w:pPr>
-            <w:r>
-              <w:rPr>
-                <w:rFonts w:ascii="Times New Roman" w:eastAsia="Times New Roman" w:hAnsi="Times New Roman"/>
-                <w:sz w:val="24"/>
-                <w:szCs w:val="24"/>
-              </w:rPr>
-              <w:t>Bán lẻ hàng hóa khác mới (trừ ô tô, mô tô, xe máy và các bộ phận phụ trợ)</w:t>
-            </w:r>
-          </w:p>
-        </w:tc>
-        <w:tc>
-          <w:tcPr>
-            <w:tcW w:w="1587" w:type="dxa"/>
-          </w:tcPr>
-          <w:p>
-            <w:pPr>
-              <w:jc w:val="center"/>
-              <w:rPr>
-                <w:rFonts w:ascii="Times New Roman" w:eastAsia="Times New Roman" w:hAnsi="Times New Roman"/>
-                <w:sz w:val="24"/>
-                <w:szCs w:val="24"/>
-              </w:rPr>
-            </w:pPr>
-            <w:r>
-              <w:rPr>
-                <w:rFonts w:ascii="Times New Roman" w:eastAsia="Times New Roman" w:hAnsi="Times New Roman"/>
-                <w:sz w:val="24"/>
-                <w:szCs w:val="24"/>
-              </w:rPr>
-              <w:t>4773</w:t>
-            </w:r>
-          </w:p>
-        </w:tc>
-        <w:tc>
-          <w:tcPr>
-            <w:tcW w:w="1701" w:type="dxa"/>
-          </w:tcPr>
-          <w:p>
-            <w:pPr>
-              <w:jc w:val="center"/>
-              <w:rPr>
-                <w:rFonts w:ascii="Times New Roman" w:eastAsia="Times New Roman" w:hAnsi="Times New Roman"/>
-                <w:sz w:val="24"/>
-                <w:szCs w:val="24"/>
-              </w:rPr>
-            </w:pPr>
-          </w:p>
-        </w:tc>
-      </w:tr>
-      <w:tr>
-        <w:trPr>
-          <w:jc w:val="center"/>
-        </w:trPr>
-        <w:tc>
-          <w:tcPr>
-            <w:tcW w:w="680" w:type="dxa"/>
-          </w:tcPr>
-          <w:p>
-            <w:pPr>
-              <w:jc w:val="center"/>
-              <w:rPr>
-                <w:rFonts w:ascii="Times New Roman" w:eastAsia="Times New Roman" w:hAnsi="Times New Roman"/>
-                <w:sz w:val="24"/>
-                <w:szCs w:val="24"/>
-              </w:rPr>
-            </w:pPr>
-            <w:r>
-              <w:rPr>
-                <w:rFonts w:ascii="Times New Roman" w:eastAsia="Times New Roman" w:hAnsi="Times New Roman"/>
-                <w:sz w:val="24"/>
-                <w:szCs w:val="24"/>
-              </w:rPr>
-              <w:t>5</w:t>
-            </w:r>
-          </w:p>
-        </w:tc>
-        <w:tc>
-          <w:tcPr>
-            <w:tcW w:w="11622" w:type="dxa"/>
-          </w:tcPr>
-          <w:p>
-            <w:pPr>
-              <w:rPr>
-                <w:rFonts w:ascii="Times New Roman" w:eastAsia="Times New Roman" w:hAnsi="Times New Roman"/>
-                <w:sz w:val="24"/>
-                <w:szCs w:val="24"/>
-              </w:rPr>
-            </w:pPr>
-            <w:r>
-              <w:rPr>
-                <w:rFonts w:ascii="Times New Roman" w:eastAsia="Times New Roman" w:hAnsi="Times New Roman"/>
-                <w:sz w:val="24"/>
-                <w:szCs w:val="24"/>
-              </w:rPr>
-              <w:t>Dịch vụ vệ sinh khác</w:t>
-            </w:r>
-          </w:p>
-        </w:tc>
-        <w:tc>
-          <w:tcPr>
-            <w:tcW w:w="1587" w:type="dxa"/>
-          </w:tcPr>
-          <w:p>
-            <w:pPr>
-              <w:jc w:val="center"/>
-              <w:rPr>
-                <w:rFonts w:ascii="Times New Roman" w:eastAsia="Times New Roman" w:hAnsi="Times New Roman"/>
-                <w:sz w:val="24"/>
-                <w:szCs w:val="24"/>
-              </w:rPr>
-            </w:pPr>
-            <w:r>
-              <w:rPr>
-                <w:rFonts w:ascii="Times New Roman" w:eastAsia="Times New Roman" w:hAnsi="Times New Roman"/>
-                <w:sz w:val="24"/>
-                <w:szCs w:val="24"/>
-              </w:rPr>
-              <w:t>8129</w:t>
-            </w:r>
-          </w:p>
-        </w:tc>
-        <w:tc>
-          <w:tcPr>
-            <w:tcW w:w="1701" w:type="dxa"/>
-          </w:tcPr>
-          <w:p>
-            <w:pPr>
-              <w:jc w:val="center"/>
-              <w:rPr>
-                <w:rFonts w:ascii="Times New Roman" w:eastAsia="Times New Roman" w:hAnsi="Times New Roman"/>
-                <w:sz w:val="24"/>
-                <w:szCs w:val="24"/>
-              </w:rPr>
-            </w:pPr>
-          </w:p>
-        </w:tc>
-      </w:tr>
-      <w:tr>
-        <w:trPr>
-          <w:jc w:val="center"/>
-        </w:trPr>
-        <w:tc>
-          <w:tcPr>
-            <w:tcW w:w="680" w:type="dxa"/>
-          </w:tcPr>
-          <w:p>
-            <w:pPr>
-              <w:jc w:val="center"/>
-              <w:rPr>
-                <w:rFonts w:ascii="Times New Roman" w:eastAsia="Times New Roman" w:hAnsi="Times New Roman"/>
-                <w:sz w:val="24"/>
-                <w:szCs w:val="24"/>
-              </w:rPr>
-            </w:pPr>
-            <w:r>
-              <w:rPr>
-                <w:rFonts w:ascii="Times New Roman" w:eastAsia="Times New Roman" w:hAnsi="Times New Roman"/>
-                <w:sz w:val="24"/>
-                <w:szCs w:val="24"/>
-              </w:rPr>
-              <w:lastRenderedPageBreak/>
-              <w:t>6</w:t>
-            </w:r>
-          </w:p>
-        </w:tc>
-        <w:tc>
-          <w:tcPr>
-            <w:tcW w:w="11622" w:type="dxa"/>
-          </w:tcPr>
-          <w:p>
-            <w:pPr>
-              <w:rPr>
-                <w:rFonts w:ascii="Times New Roman" w:eastAsia="Times New Roman" w:hAnsi="Times New Roman"/>
-                <w:sz w:val="24"/>
-                <w:szCs w:val="24"/>
-              </w:rPr>
-            </w:pPr>
-            <w:r>
-              <w:rPr>
-                <w:rFonts w:ascii="Times New Roman" w:eastAsia="Times New Roman" w:hAnsi="Times New Roman"/>
-                <w:sz w:val="24"/>
-                <w:szCs w:val="24"/>
-              </w:rPr>
-              <w:t>Sửa chữa, bảo dưỡng giường, tủ, bàn, ghế và đồ nội thất tương tự</w:t>
-            </w:r>
-          </w:p>
-          <w:p>
-            <w:pPr>
-              <w:rPr>
-                <w:rFonts w:ascii="Times New Roman" w:eastAsia="Times New Roman" w:hAnsi="Times New Roman"/>
-                <w:sz w:val="24"/>
-                <w:szCs w:val="24"/>
-              </w:rPr>
-            </w:pPr>
-            <w:r>
-              <w:rPr>
-                <w:rFonts w:ascii="Times New Roman" w:eastAsia="Times New Roman" w:hAnsi="Times New Roman"/>
-                <w:sz w:val="24"/>
-                <w:szCs w:val="24"/>
-              </w:rPr>
-              <w:t>Chi tiết: (trừ xử lý, tráng phủ, xi mạ kim loại)</w:t>
-            </w:r>
-          </w:p>
-        </w:tc>
-        <w:tc>
-          <w:tcPr>
-            <w:tcW w:w="1587" w:type="dxa"/>
-          </w:tcPr>
-          <w:p>
-            <w:pPr>
-              <w:jc w:val="center"/>
-              <w:rPr>
-                <w:rFonts w:ascii="Times New Roman" w:eastAsia="Times New Roman" w:hAnsi="Times New Roman"/>
-                <w:sz w:val="24"/>
-                <w:szCs w:val="24"/>
-              </w:rPr>
-            </w:pPr>
-            <w:r>
-              <w:rPr>
-                <w:rFonts w:ascii="Times New Roman" w:eastAsia="Times New Roman" w:hAnsi="Times New Roman"/>
-                <w:sz w:val="24"/>
-                <w:szCs w:val="24"/>
-              </w:rPr>
-              <w:t>9524</w:t>
-            </w:r>
-          </w:p>
-        </w:tc>
-        <w:tc>
-          <w:tcPr>
-            <w:tcW w:w="1701" w:type="dxa"/>
-          </w:tcPr>
-          <w:p>
-            <w:pPr>
-              <w:jc w:val="center"/>
-              <w:rPr>
-                <w:rFonts w:ascii="Times New Roman" w:eastAsia="Times New Roman" w:hAnsi="Times New Roman"/>
-                <w:sz w:val="24"/>
-                <w:szCs w:val="24"/>
-              </w:rPr>
-            </w:pPr>
-          </w:p>
-        </w:tc>
-      </w:tr>
-    </w:tbl>
-    <w:p>
-      <w:pPr>
-        <w:spacing w:before="120" w:after="120" w:line="340" w:lineRule="exact"/>
-        <w:ind w:firstLine="720"/>
-        <w:jc w:val="both"/>
-        <w:rPr>
-          <w:rFonts w:ascii="Times New Roman" w:eastAsia="Calibri" w:hAnsi="Times New Roman" w:cs="Times New Roman"/>
-          <w:sz w:val="28"/>
-          <w:szCs w:val="28"/>
-        </w:rPr>
-      </w:pPr>
-    </w:p>
-    <w:p>
-      <w:pPr>
-        <w:spacing w:before="120" w:after="120" w:line="340" w:lineRule="exact"/>
-        <w:ind w:firstLine="720"/>
-        <w:jc w:val="both"/>
-        <w:rPr>
-          <w:rFonts w:ascii="Times New Roman" w:eastAsia="Calibri" w:hAnsi="Times New Roman" w:cs="Times New Roman"/>
-          <w:bCs/>
-          <w:sz w:val="28"/>
-        </w:rPr>
-      </w:pPr>
-      <w:r>
-        <w:rPr>
-          <w:rFonts w:ascii="Times New Roman" w:eastAsia="Calibri" w:hAnsi="Times New Roman" w:cs="Times New Roman"/>
-          <w:sz w:val="20"/>
-          <w:szCs w:val="20"/>
-        </w:rPr>
-        <w:t xml:space="preserve"> </w:t>
-      </w:r>
-      <w:r>
-        <w:rPr>
-          <w:rFonts w:ascii="Times New Roman" w:eastAsia="Calibri" w:hAnsi="Times New Roman" w:cs="Times New Roman"/>
-          <w:bCs/>
-          <w:sz w:val="28"/>
-        </w:rPr>
-        <w:t>Doanh nghiệp cam kết đáp ứng điều kiện tiếp cận thị trường đối với các ngành nghề thuộc Danh mục ngành, nghề hạn chế tiếp cận thị trường đối với nhà đầu tư nước ngoài theo quy định của pháp luật về đầu tư.</w:t>
-      </w:r>
-    </w:p>
-    <w:p>
-      <w:pPr>
-        <w:spacing w:before="120" w:after="120" w:line="340" w:lineRule="exact"/>
-        <w:ind w:firstLine="720"/>
-        <w:jc w:val="both"/>
-        <w:rPr>
-          <w:rFonts w:ascii="Times New Roman" w:eastAsia="Calibri" w:hAnsi="Times New Roman" w:cs="Times New Roman"/>
-          <w:sz w:val="28"/>
-        </w:rPr>
-      </w:pPr>
-      <w:r>
-        <w:rPr>
-          <w:rFonts w:ascii="Times New Roman" w:eastAsia="Calibri" w:hAnsi="Times New Roman" w:cs="Times New Roman"/>
-          <w:b/>
-          <w:sz w:val="28"/>
-        </w:rPr>
-        <w:t>Lưu ý:</w:t>
-      </w:r>
-      <w:r>
-        <w:rPr>
-          <w:rFonts w:ascii="Times New Roman" w:eastAsia="Calibri" w:hAnsi="Times New Roman" w:cs="Times New Roman"/>
-          <w:sz w:val="28"/>
-        </w:rPr>
-        <w:t xml:space="preserve"> </w:t>
-      </w:r>
-    </w:p>
-    <w:p>
-      <w:pPr>
-        <w:spacing w:before="120" w:after="120" w:line="340" w:lineRule="exact"/>
-        <w:ind w:firstLine="720"/>
-        <w:jc w:val="both"/>
-        <w:rPr>
-          <w:rFonts w:ascii="Times New Roman" w:eastAsia="Calibri" w:hAnsi="Times New Roman" w:cs="Times New Roman"/>
-          <w:sz w:val="28"/>
-        </w:rPr>
-      </w:pPr>
-      <w:r>
-        <w:rPr>
-          <w:rFonts w:ascii="Times New Roman" w:eastAsia="Calibri" w:hAnsi="Times New Roman" w:cs="Times New Roman"/>
-          <w:sz w:val="28"/>
-        </w:rPr>
-        <w:t>- Trường hợp doanh nghiệp thay đổi ngành, nghề kinh doanh từ ngành này sang ngành khác, doanh nghiệp kê khai đồng thời tại mục 1, 2 nêu trên, cụ thể như sau: kê khai ngành, nghề kinh doanh mới tại mục 1; kê khai ngành, nghề kinh doanh cũ tại mục 2.</w:t>
-      </w:r>
-    </w:p>
-    <w:p>
-      <w:pPr>
-        <w:spacing w:before="120" w:after="120" w:line="340" w:lineRule="exact"/>
-        <w:ind w:firstLine="720"/>
-        <w:jc w:val="both"/>
-        <w:rPr>
-          <w:rFonts w:ascii="Times New Roman" w:eastAsia="Calibri" w:hAnsi="Times New Roman" w:cs="Times New Roman"/>
-          <w:sz w:val="28"/>
-        </w:rPr>
-      </w:pPr>
-      <w:r>
-        <w:rPr>
-          <w:rFonts w:ascii="Times New Roman" w:eastAsia="Calibri" w:hAnsi="Times New Roman" w:cs="Times New Roman"/>
-          <w:sz w:val="28"/>
-        </w:rPr>
-        <w:t>- Trường hợp doanh nghiệp thay đổi ngành, nghề kinh doanh chính từ ngành này sang ngành khác nhưng không thay đổi danh sách ngành, nghề kinh doanh đã đăng ký, doanh nghiệp thực hiện cập nhật, bổ sung thông tin đăng ký doanh nghiệp theo quy định tại khoản 1 Điều 57 Nghị định số 168/2025/NĐ-CP ngày 30/6/2025 của Chính phủ về đăng ký doanh nghiệp.</w:t>
-      </w:r>
-    </w:p>
-    <w:p>
-      <w:pPr>
-        <w:spacing w:before="120" w:after="120" w:line="340" w:lineRule="exact"/>
-        <w:ind w:firstLine="720"/>
-        <w:jc w:val="both"/>
-        <w:rPr>
-          <w:rFonts w:ascii="Times New Roman" w:eastAsia="Calibri" w:hAnsi="Times New Roman" w:cs="Times New Roman"/>
-          <w:sz w:val="28"/>
-        </w:rPr>
-      </w:pPr>
-      <w:r>
-        <w:rPr>
-          <w:rFonts w:ascii="Times New Roman" w:eastAsia="Calibri" w:hAnsi="Times New Roman" w:cs="Times New Roman"/>
-          <w:sz w:val="28"/>
-        </w:rPr>
-        <w:t>- Trường hợp chỉ bỏ ngành, nghề kinh doanh chính mà không bổ sung thêm ngành, nghề kinh doanh mới và chọn một ngành, nghề kinh doanh khác trong số các ngành, nghề kinh doanh còn lại đã đăng ký làm ngành, nghề kinh doanh chính thì đồng thời kê khai tại mục 2, 3 nêu trên, cụ thể như sau: kê khai ngành, nghề kinh doanh bị bỏ tại mục 2; kê khai ngành, nghề kinh doanh chính mới tại mục 3.</w:t>
-      </w:r>
-    </w:p>
-    <w:p>
-      <w:pPr>
         <w:rPr>
           <w:rFonts w:ascii="Times New Roman" w:eastAsia="Times New Roman" w:hAnsi="Times New Roman" w:cs="Times New Roman"/>
           <w:bCs/>
@@ -4009,9 +3401,7 @@
           <w:lang w:val="fr-FR"/>
         </w:rPr>
       </w:pPr>
-    </w:p>
-    <w:p>
-      <w:pPr>
+      <w:r>
         <w:rPr>
           <w:rFonts w:ascii="Times New Roman" w:eastAsia="Times New Roman" w:hAnsi="Times New Roman" w:cs="Times New Roman"/>
           <w:bCs/>
@@ -4019,361 +3409,6 @@
           <w:sz w:val="28"/>
           <w:szCs w:val="28"/>
           <w:lang w:val="fr-FR"/>
-        </w:rPr>
-      </w:pPr>
-    </w:p>
-    <w:p>
-      <w:pPr>
-        <w:rPr>
-          <w:rFonts w:ascii="Times New Roman" w:eastAsia="Times New Roman" w:hAnsi="Times New Roman" w:cs="Times New Roman"/>
-          <w:bCs/>
-          <w:spacing w:val="-4"/>
-          <w:sz w:val="28"/>
-          <w:szCs w:val="28"/>
-          <w:lang w:val="fr-FR"/>
-        </w:rPr>
-      </w:pPr>
-    </w:p>
-    <w:p>
-      <w:pPr>
-        <w:spacing w:after="0" w:line="240" w:lineRule="auto"/>
-        <w:ind w:left="-142" w:right="-142"/>
-        <w:jc w:val="center"/>
-        <w:rPr>
-          <w:rFonts w:ascii="Times New Roman" w:eastAsia="Calibri" w:hAnsi="Times New Roman" w:cs="Times New Roman"/>
-          <w:sz w:val="28"/>
-          <w:szCs w:val="28"/>
-        </w:rPr>
-      </w:pPr>
-      <w:r>
-        <w:rPr>
-          <w:rFonts w:ascii="Times New Roman" w:eastAsia="Calibri" w:hAnsi="Times New Roman" w:cs="Times New Roman"/>
-          <w:sz w:val="28"/>
-          <w:szCs w:val="28"/>
-        </w:rPr>
-        <w:t>THÔNG BÁO THAY ĐỔI THÔNG TIN VỀ CHỦ SỞ HỮU HƯỞNG LỢI CỦA DOANH NGHIỆP/THÔNG BÁO THAY ĐỔI THÔNG TIN ĐỂ XÁC ĐỊNH CHỦ SỞ HỮU HƯỞNG LỢI</w:t>
-      </w:r>
-    </w:p>
-    <w:p>
-      <w:pPr>
-        <w:spacing w:after="0" w:line="240" w:lineRule="auto"/>
-        <w:jc w:val="center"/>
-        <w:rPr>
-          <w:rFonts w:ascii="Times New Roman" w:eastAsia="Calibri" w:hAnsi="Times New Roman" w:cs="Times New Roman"/>
-          <w:sz w:val="28"/>
-          <w:szCs w:val="28"/>
-        </w:rPr>
-      </w:pPr>
-    </w:p>
-    <w:p>
-      <w:pPr>
-        <w:numPr>
-          <w:ilvl w:val="0"/>
-          <w:numId w:val="2"/>
-        </w:numPr>
-        <w:spacing w:before="120" w:after="120" w:line="300" w:lineRule="exact"/>
-        <w:ind w:firstLine="567"/>
-        <w:jc w:val="both"/>
-        <w:rPr>
-          <w:rFonts w:ascii="Times New Roman" w:eastAsia="Calibri" w:hAnsi="Times New Roman" w:cs="Times New Roman"/>
-          <w:sz w:val="28"/>
-          <w:szCs w:val="28"/>
-          <w:lang w:val="vi-VN"/>
-        </w:rPr>
-      </w:pPr>
-      <w:r>
-        <w:rPr>
-          <w:rFonts w:ascii="Times New Roman" w:eastAsia="Calibri" w:hAnsi="Times New Roman" w:cs="Times New Roman"/>
-          <w:sz w:val="28"/>
-          <w:szCs w:val="28"/>
-          <w:lang w:val="vi-VN"/>
-        </w:rPr>
-        <w:t xml:space="preserve">Trường hợp doanh nghiệp có sự thay đổi chủ sở hữu hưởng lợi của doanh nghiệp, tỷ lệ sở hữu đã kê khai với </w:t>
-      </w:r>
-      <w:r>
-        <w:rPr>
-          <w:rFonts w:ascii="Times New Roman" w:eastAsia="Calibri" w:hAnsi="Times New Roman" w:cs="Times New Roman"/>
-          <w:sz w:val="28"/>
-          <w:szCs w:val="28"/>
-        </w:rPr>
-        <w:t>C</w:t>
-      </w:r>
-      <w:r>
-        <w:rPr>
-          <w:rFonts w:ascii="Times New Roman" w:eastAsia="Calibri" w:hAnsi="Times New Roman" w:cs="Times New Roman"/>
-          <w:sz w:val="28"/>
-          <w:szCs w:val="28"/>
-          <w:lang w:val="vi-VN"/>
-        </w:rPr>
-        <w:t>ơ quan đăng ký kinh doanh cấp tỉnh theo quy định tại khoản 1 Điều 52 Nghị định số 168/2025/NĐ-CP</w:t>
-      </w:r>
-      <w:r>
-        <w:rPr>
-          <w:rFonts w:ascii="Times New Roman" w:eastAsia="Calibri" w:hAnsi="Times New Roman" w:cs="Times New Roman"/>
-          <w:sz w:val="28"/>
-          <w:szCs w:val="28"/>
-        </w:rPr>
-        <w:t xml:space="preserve"> (</w:t>
-      </w:r>
-      <w:r>
-        <w:rPr>
-          <w:rFonts w:ascii="Times New Roman" w:eastAsia="Calibri" w:hAnsi="Times New Roman" w:cs="Times New Roman"/>
-          <w:i/>
-          <w:iCs/>
-          <w:sz w:val="28"/>
-          <w:szCs w:val="28"/>
-        </w:rPr>
-        <w:t>kê khai theo Mẫu số 10 Phụ lục I ban hành kèm theo Thông tư này</w:t>
-      </w:r>
-      <w:r>
-        <w:rPr>
-          <w:rFonts w:ascii="Times New Roman" w:eastAsia="Calibri" w:hAnsi="Times New Roman" w:cs="Times New Roman"/>
-          <w:sz w:val="28"/>
-          <w:szCs w:val="28"/>
-        </w:rPr>
-        <w:t>):</w:t>
-      </w:r>
-      <w:r>
-        <w:rPr>
-          <w:rFonts w:ascii="Times New Roman" w:eastAsia="Calibri" w:hAnsi="Times New Roman" w:cs="Times New Roman"/>
-          <w:iCs/>
-          <w:sz w:val="28"/>
-          <w:szCs w:val="28"/>
-        </w:rPr>
-        <w:t xml:space="preserve"> </w:t>
-      </w:r>
-      <w:r>
-        <w:rPr>
-          <w:rFonts w:ascii="Times New Roman" w:eastAsia="Calibri" w:hAnsi="Times New Roman" w:cs="Times New Roman"/>
-          <w:iCs/>
-          <w:sz w:val="28"/>
-          <w:szCs w:val="28"/>
-        </w:rPr>
-        <w:t>Không có</w:t>
-      </w:r>
-      <w:r>
-        <w:rPr>
-          <w:rFonts w:ascii="Times New Roman" w:eastAsia="Calibri" w:hAnsi="Times New Roman" w:cs="Times New Roman"/>
-          <w:iCs/>
-          <w:sz w:val="28"/>
-          <w:szCs w:val="28"/>
-        </w:rPr>
-        <w:t>.</w:t>
-      </w:r>
-    </w:p>
-    <w:p>
-      <w:pPr>
-        <w:numPr>
-          <w:ilvl w:val="0"/>
-          <w:numId w:val="2"/>
-        </w:numPr>
-        <w:spacing w:before="120" w:after="120" w:line="300" w:lineRule="exact"/>
-        <w:ind w:firstLine="567"/>
-        <w:jc w:val="both"/>
-        <w:rPr>
-          <w:rFonts w:ascii="Times New Roman" w:eastAsia="Calibri" w:hAnsi="Times New Roman" w:cs="Times New Roman"/>
-          <w:sz w:val="28"/>
-          <w:szCs w:val="28"/>
-        </w:rPr>
-      </w:pPr>
-      <w:r>
-        <w:rPr>
-          <w:rFonts w:ascii="Times New Roman" w:eastAsia="Calibri" w:hAnsi="Times New Roman" w:cs="Times New Roman"/>
-          <w:sz w:val="28"/>
-          <w:szCs w:val="28"/>
-        </w:rPr>
-        <w:t>Trường hợp công ty cổ phần có sự thay đổi cổ đông là tổ chức sở hữu từ 25% tổng số cổ phần có quyền biểu quyết trở lên hoặc thay đổi tỷ lệ sở hữu tổng số cổ phần có quyền biểu quyết theo quy định tại khoản 2 Điều 52 Nghị định số 168/2025/NĐ-CP (</w:t>
-      </w:r>
-      <w:r>
-        <w:rPr>
-          <w:rFonts w:ascii="Times New Roman" w:eastAsia="Calibri" w:hAnsi="Times New Roman" w:cs="Times New Roman"/>
-          <w:i/>
-          <w:iCs/>
-          <w:sz w:val="28"/>
-          <w:szCs w:val="28"/>
-        </w:rPr>
-        <w:t>kê khai theo Mẫu số 11 Phụ lục I ban hành kèm theo Thông tư này</w:t>
-      </w:r>
-      <w:r>
-        <w:rPr>
-          <w:rFonts w:ascii="Times New Roman" w:eastAsia="Calibri" w:hAnsi="Times New Roman" w:cs="Times New Roman"/>
-          <w:sz w:val="28"/>
-          <w:szCs w:val="28"/>
-        </w:rPr>
-        <w:t>):</w:t>
-      </w:r>
-      <w:r>
-        <w:rPr>
-          <w:rFonts w:ascii="Times New Roman" w:eastAsia="Calibri" w:hAnsi="Times New Roman" w:cs="Times New Roman"/>
-          <w:iCs/>
-          <w:sz w:val="28"/>
-          <w:szCs w:val="28"/>
-        </w:rPr>
-        <w:t xml:space="preserve"> </w:t>
-      </w:r>
-      <w:r>
-        <w:rPr>
-          <w:rFonts w:ascii="Times New Roman" w:eastAsia="Calibri" w:hAnsi="Times New Roman" w:cs="Times New Roman"/>
-          <w:iCs/>
-          <w:sz w:val="28"/>
-          <w:szCs w:val="28"/>
-        </w:rPr>
-        <w:t>Không có</w:t>
-      </w:r>
-      <w:r>
-        <w:rPr>
-          <w:rFonts w:ascii="Times New Roman" w:eastAsia="Calibri" w:hAnsi="Times New Roman" w:cs="Times New Roman"/>
-          <w:iCs/>
-          <w:sz w:val="28"/>
-          <w:szCs w:val="28"/>
-        </w:rPr>
-        <w:t>.</w:t>
-      </w:r>
-    </w:p>
-    <w:p>
-      <w:pPr>
-        <w:numPr>
-          <w:ilvl w:val="0"/>
-          <w:numId w:val="2"/>
-        </w:numPr>
-        <w:spacing w:before="120" w:after="120" w:line="300" w:lineRule="exact"/>
-        <w:ind w:firstLine="567"/>
-        <w:jc w:val="both"/>
-        <w:rPr>
-          <w:rFonts w:ascii="Times New Roman" w:eastAsia="Calibri" w:hAnsi="Times New Roman" w:cs="Times New Roman"/>
-          <w:sz w:val="28"/>
-          <w:szCs w:val="28"/>
-        </w:rPr>
-      </w:pPr>
-      <w:r>
-        <w:rPr>
-          <w:rFonts w:ascii="Times New Roman" w:eastAsia="Calibri" w:hAnsi="Times New Roman" w:cs="Times New Roman"/>
-          <w:sz w:val="28"/>
-          <w:szCs w:val="28"/>
-        </w:rPr>
-        <w:t xml:space="preserve">Đối với doanh nghiệp được thành lập trước ngày 01/7/2025, trường hợp doanh nghiệp có thông tin về chủ sở hữu hưởng lợi của doanh nghiệp theo quy định tại khoản 1, khoản 2 Điều 18 Nghị định số </w:t>
-      </w:r>
-      <w:r>
-        <w:rPr>
-          <w:rFonts w:ascii="Times New Roman" w:eastAsia="Calibri" w:hAnsi="Times New Roman" w:cs="Times New Roman"/>
-          <w:sz w:val="28"/>
-          <w:szCs w:val="28"/>
-        </w:rPr>
-        <w:lastRenderedPageBreak/>
-        <w:t>168/2025/NĐ-CP, doanh nghiệp bổ sung thông tin về chủ sở hữu hưởng lợi của doanh nghiệp theo quy định tại khoản 1 Điều 3 Luật số 76/2025/QH15 ngày 17/6/2025 sửa đổi, bổ sung một số điều của Luật Doanh nghiệp (</w:t>
-      </w:r>
-      <w:r>
-        <w:rPr>
-          <w:rFonts w:ascii="Times New Roman" w:eastAsia="Calibri" w:hAnsi="Times New Roman" w:cs="Times New Roman"/>
-          <w:i/>
-          <w:iCs/>
-          <w:sz w:val="28"/>
-          <w:szCs w:val="28"/>
-        </w:rPr>
-        <w:t xml:space="preserve">kê khai </w:t>
-      </w:r>
-      <w:r>
-        <w:rPr>
-          <w:rFonts w:ascii="Times New Roman" w:eastAsia="Calibri" w:hAnsi="Times New Roman" w:cs="Times New Roman"/>
-          <w:i/>
-          <w:sz w:val="28"/>
-          <w:szCs w:val="28"/>
-        </w:rPr>
-        <w:t>theo Mẫu số 10 Phụ lục I ban hành kèm theo Thông tư này</w:t>
-      </w:r>
-      <w:r>
-        <w:rPr>
-          <w:rFonts w:ascii="Times New Roman" w:eastAsia="Calibri" w:hAnsi="Times New Roman" w:cs="Times New Roman"/>
-          <w:iCs/>
-          <w:sz w:val="28"/>
-          <w:szCs w:val="28"/>
-        </w:rPr>
-        <w:t>): Gửi kèm</w:t>
-      </w:r>
-      <w:r>
-        <w:rPr>
-          <w:rFonts w:ascii="Times New Roman" w:eastAsia="Calibri" w:hAnsi="Times New Roman" w:cs="Times New Roman"/>
-          <w:sz w:val="28"/>
-          <w:szCs w:val="28"/>
-        </w:rPr>
-        <w:t>.</w:t>
-      </w:r>
-    </w:p>
-    <w:p>
-      <w:pPr>
-        <w:numPr>
-          <w:ilvl w:val="0"/>
-          <w:numId w:val="2"/>
-        </w:numPr>
-        <w:spacing w:before="120" w:after="120" w:line="300" w:lineRule="exact"/>
-        <w:ind w:firstLine="567"/>
-        <w:jc w:val="both"/>
-        <w:rPr>
-          <w:rFonts w:ascii="Times New Roman" w:eastAsia="Calibri" w:hAnsi="Times New Roman" w:cs="Times New Roman"/>
-          <w:sz w:val="28"/>
-          <w:szCs w:val="28"/>
-        </w:rPr>
-      </w:pPr>
-      <w:r>
-        <w:rPr>
-          <w:rFonts w:ascii="Times New Roman" w:eastAsia="Calibri" w:hAnsi="Times New Roman" w:cs="Times New Roman"/>
-          <w:sz w:val="28"/>
-          <w:szCs w:val="28"/>
-        </w:rPr>
-        <w:t>Đối với công ty cổ phần được đăng ký thành lập trước ngày 01/7/2025, trường hợp công ty cổ phần có thông tin để xác định chủ sở hữu hưởng lợi của doanh nghiệp theo quy định tại khoản 3 Điều 18 Nghị định số 168/2025/NĐ-CP, công ty cổ phần bổ sung thông tin để xác định chủ sở hữu hưởng lợi của doanh nghiệp theo quy định tại khoản 1 Điều 3 Luật số 76/2025/QH15 ngày 17/6/2025 sửa đổi, bổ sung một số điều của Luật Doanh nghiệp (</w:t>
-      </w:r>
-      <w:r>
-        <w:rPr>
-          <w:rFonts w:ascii="Times New Roman" w:eastAsia="Calibri" w:hAnsi="Times New Roman" w:cs="Times New Roman"/>
-          <w:i/>
-          <w:iCs/>
-          <w:sz w:val="28"/>
-          <w:szCs w:val="28"/>
-        </w:rPr>
-        <w:t>kê khai theo Mẫu số 11 Phụ lục I ban hành kèm theo Thông tư này</w:t>
-      </w:r>
-      <w:r>
-        <w:rPr>
-          <w:rFonts w:ascii="Times New Roman" w:eastAsia="Calibri" w:hAnsi="Times New Roman" w:cs="Times New Roman"/>
-          <w:sz w:val="28"/>
-          <w:szCs w:val="28"/>
-        </w:rPr>
-        <w:t xml:space="preserve">): </w:t>
-      </w:r>
-      <w:r>
-        <w:rPr>
-          <w:rFonts w:ascii="Times New Roman" w:eastAsia="Calibri" w:hAnsi="Times New Roman" w:cs="Times New Roman"/>
-          <w:iCs/>
-          <w:sz w:val="28"/>
-          <w:szCs w:val="28"/>
-        </w:rPr>
-        <w:t>Không có</w:t>
-      </w:r>
-      <w:r>
-        <w:rPr>
-          <w:rFonts w:ascii="Times New Roman" w:eastAsia="Calibri" w:hAnsi="Times New Roman" w:cs="Times New Roman"/>
-          <w:sz w:val="28"/>
-          <w:szCs w:val="28"/>
-        </w:rPr>
-        <w:t>.</w:t>
-      </w:r>
-    </w:p>
-    <w:p>
-      <w:pPr>
-        <w:rPr>
-          <w:rFonts w:ascii="Times New Roman" w:eastAsia="Times New Roman" w:hAnsi="Times New Roman" w:cs="Times New Roman"/>
-          <w:bCs/>
-          <w:spacing w:val="-4"/>
-          <w:sz w:val="28"/>
-          <w:szCs w:val="28"/>
-          <w:lang w:val="fr-FR"/>
-        </w:rPr>
-      </w:pPr>
-      <w:r>
-        <w:rPr>
-          <w:rFonts w:ascii="Times New Roman" w:eastAsia="Calibri" w:hAnsi="Times New Roman" w:cs="Times New Roman"/>
-          <w:sz w:val="20"/>
-          <w:szCs w:val="20"/>
         </w:rPr>
         <w:br w:type="page"/>
       </w:r>
@@ -4461,7 +3496,7 @@
           <w:vertAlign w:val="superscript"/>
           <w:lang w:val="vi-VN" w:eastAsia="x-none"/>
         </w:rPr>
-        <w:footnoteReference w:customMarkFollows="1" w:id="3"/>
+        <w:footnoteReference w:customMarkFollows="1" w:id="2"/>
         <w:t>1</w:t>
       </w:r>
     </w:p>
@@ -5208,7 +4243,7 @@
                 <w:szCs w:val="26"/>
                 <w:vertAlign w:val="superscript"/>
               </w:rPr>
-              <w:footnoteReference w:customMarkFollows="1" w:id="4"/>
+              <w:footnoteReference w:customMarkFollows="1" w:id="3"/>
               <w:t>1</w:t>
             </w:r>
             <w:r>
@@ -5437,65 +4472,11 @@
         <w:rPr>
           <w:spacing w:val="-10"/>
         </w:rPr>
-        <w:t xml:space="preserve"> - Doanh nghiệp có quyền tự do kinh doanh trong những ngành, nghề mà luật không cấm;</w:t>
-      </w:r>
-    </w:p>
-    <w:p>
-      <w:pPr>
-        <w:pStyle w:val="FootnoteText"/>
-        <w:jc w:val="both"/>
-        <w:rPr>
-          <w:spacing w:val="-10"/>
-        </w:rPr>
-      </w:pPr>
-      <w:r>
-        <w:rPr>
-          <w:spacing w:val="-10"/>
-        </w:rPr>
-        <w:t xml:space="preserve">- Các ngành, nghề cấm đầu tư kinh doanh quy định tại Điều 6 Luật Đầu tư; </w:t>
-      </w:r>
-    </w:p>
-    <w:p>
-      <w:pPr>
-        <w:pStyle w:val="FootnoteText"/>
-        <w:jc w:val="both"/>
-        <w:rPr>
-          <w:spacing w:val="-10"/>
-        </w:rPr>
-      </w:pPr>
-      <w:r>
-        <w:rPr>
-          <w:spacing w:val="-10"/>
-        </w:rPr>
-        <w:t>- Đối với những ngành, nghề đầu tư kinh doanh có điều kiện được quy định tại các văn bản quy phạm pháp luật khác, ngành, nghề kinh doanh được ghi theo ngành, nghề quy định tại các văn bản quy phạm pháp luật đó. Doanh nghiệp chỉ được kinh doanh khi có đủ điều kiện theo quy định.</w:t>
+        <w:t xml:space="preserve"> Trường hợp cập nhật, bổ sung thông tin đăng ký hoạt động chi nhánh/văn phòng đại diện/địa điểm kinh doanh sử dụng Mẫu số 19 Phụ lục I Thông tư này, không sử dụng mẫu này.</w:t>
       </w:r>
     </w:p>
   </w:footnote>
   <w:footnote w:id="3">
-    <w:p>
-      <w:pPr>
-        <w:pStyle w:val="FootnoteText"/>
-        <w:jc w:val="both"/>
-        <w:rPr>
-          <w:spacing w:val="-10"/>
-        </w:rPr>
-      </w:pPr>
-      <w:r>
-        <w:rPr>
-          <w:rStyle w:val="FootnoteReference"/>
-          <w:spacing w:val="-10"/>
-        </w:rPr>
-        <w:t>1</w:t>
-      </w:r>
-      <w:r>
-        <w:rPr>
-          <w:spacing w:val="-10"/>
-        </w:rPr>
-        <w:t xml:space="preserve"> Trường hợp cập nhật, bổ sung thông tin đăng ký hoạt động chi nhánh/văn phòng đại diện/địa điểm kinh doanh sử dụng Mẫu số 19 Phụ lục I Thông tư này, không sử dụng mẫu này.</w:t>
-      </w:r>
-    </w:p>
-  </w:footnote>
-  <w:footnote w:id="4">
     <w:p>
       <w:pPr>
         <w:pStyle w:val="FootnoteText"/>

--- a/CÔNG TY PHÂN PHỐI TRƯỜNG THÀNH/TruongThanh_ThayDoiTen/TruongThanh_Mẫu số 12_DeNghiThayDoi.docx
+++ b/CÔNG TY PHÂN PHỐI TRƯỜNG THÀNH/TruongThanh_ThayDoiTen/TruongThanh_Mẫu số 12_DeNghiThayDoi.docx
@@ -1,6 +1,6 @@
 
 <file path=word/document.xml><?xml version="1.0" encoding="utf-8"?>
-<w:document xmlns:wpc="http://schemas.microsoft.com/office/word/2010/wordprocessingCanvas" xmlns:cx="http://schemas.microsoft.com/office/drawing/2014/chartex" xmlns:cx1="http://schemas.microsoft.com/office/drawing/2015/9/8/chartex" xmlns:mc="http://schemas.openxmlformats.org/markup-compatibility/2006" xmlns:o="urn:schemas-microsoft-com:office:office" xmlns:r="http://schemas.openxmlformats.org/officeDocument/2006/relationships" xmlns:m="http://schemas.openxmlformats.org/officeDocument/2006/math" xmlns:v="urn:schemas-microsoft-com:vml" xmlns:wp14="http://schemas.microsoft.com/office/word/2010/wordprocessingDrawing" xmlns:wp="http://schemas.openxmlformats.org/drawingml/2006/wordprocessingDrawing" xmlns:w10="urn:schemas-microsoft-com:office:word" xmlns:w="http://schemas.openxmlformats.org/wordprocessingml/2006/main" xmlns:w14="http://schemas.microsoft.com/office/word/2010/wordml" xmlns:w15="http://schemas.microsoft.com/office/word/2012/wordml" xmlns:w16se="http://schemas.microsoft.com/office/word/2015/wordml/symex" xmlns:wpg="http://schemas.microsoft.com/office/word/2010/wordprocessingGroup" xmlns:wpi="http://schemas.microsoft.com/office/word/2010/wordprocessingInk" xmlns:wne="http://schemas.microsoft.com/office/word/2006/wordml" xmlns:wps="http://schemas.microsoft.com/office/word/2010/wordprocessingShape" mc:Ignorable="w14 w15 w16se wp14">
+<w:document xmlns:wpc="http://schemas.microsoft.com/office/word/2010/wordprocessingCanvas" xmlns:cx="http://schemas.microsoft.com/office/drawing/2014/chartex" xmlns:mc="http://schemas.openxmlformats.org/markup-compatibility/2006" xmlns:o="urn:schemas-microsoft-com:office:office" xmlns:r="http://schemas.openxmlformats.org/officeDocument/2006/relationships" xmlns:m="http://schemas.openxmlformats.org/officeDocument/2006/math" xmlns:v="urn:schemas-microsoft-com:vml" xmlns:wp14="http://schemas.microsoft.com/office/word/2010/wordprocessingDrawing" xmlns:wp="http://schemas.openxmlformats.org/drawingml/2006/wordprocessingDrawing" xmlns:w10="urn:schemas-microsoft-com:office:word" xmlns:w="http://schemas.openxmlformats.org/wordprocessingml/2006/main" xmlns:w14="http://schemas.microsoft.com/office/word/2010/wordml" xmlns:w15="http://schemas.microsoft.com/office/word/2012/wordml" xmlns:w16se="http://schemas.microsoft.com/office/word/2015/wordml/symex" xmlns:wpg="http://schemas.microsoft.com/office/word/2010/wordprocessingGroup" xmlns:wpi="http://schemas.microsoft.com/office/word/2010/wordprocessingInk" xmlns:wne="http://schemas.microsoft.com/office/word/2006/wordml" xmlns:wps="http://schemas.microsoft.com/office/word/2010/wordprocessingShape" mc:Ignorable="w14 w15 w16se wp14">
   <w:body>
     <w:p>
       <w:pPr>
@@ -62,11 +62,13 @@
             <w:bookmarkStart w:id="0" w:name="_Hlk201220355"/>
             <w:r>
               <w:rPr>
-                <w:rFonts w:ascii="Times New Roman" w:eastAsia="Calibri" w:hAnsi="Times New Roman" w:cs="Times New Roman"/>
-                <w:sz w:val="28"/>
-                <w:szCs w:val="28"/>
-              </w:rPr>
-              <w:t>CÔNG TY TNHH THƯƠNG MẠI PHÂN PHỐI TRƯỜNG THÀNH</w:t>
+                <w:rFonts w:ascii="Times New Roman" w:eastAsia="Times New Roman" w:hAnsi="Times New Roman" w:cs="Times New Roman"/>
+                <w:b/>
+                <w:bCs/>
+                <w:sz w:val="24"/>
+                <w:szCs w:val="24"/>
+              </w:rPr>
+              <w:t>CÔNG TY TNHH TM - PP KIM THÀNH</w:t>
             </w:r>
           </w:p>
         </w:tc>
@@ -175,7 +177,7 @@
                     </wp:anchor>
                   </w:drawing>
                 </mc:Choice>
-                <mc:Fallback>
+                <mc:Fallback xmlns:cx1="http://schemas.microsoft.com/office/drawing/2015/9/8/chartex">
                   <w:pict>
                     <v:line w14:anchorId="1D12A4BF" id="Line 159" o:spid="_x0000_s1026" style="position:absolute;z-index:251682816;visibility:visible;mso-wrap-style:square;mso-width-percent:0;mso-height-percent:0;mso-wrap-distance-left:9pt;mso-wrap-distance-top:-3e-5mm;mso-wrap-distance-right:9pt;mso-wrap-distance-bottom:-3e-5mm;mso-position-horizontal:center;mso-position-horizontal-relative:margin;mso-position-vertical:absolute;mso-position-vertical-relative:text;mso-width-percent:0;mso-height-percent:0;mso-width-relative:page;mso-height-relative:page" from="0,15.5pt" to="158.75pt,15.5pt" o:gfxdata="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">
                       <w10:wrap anchorx="margin"/>
@@ -279,7 +281,7 @@
                 <w:sz w:val="26"/>
                 <w:szCs w:val="26"/>
               </w:rPr>
-              <w:t>5</w:t>
+              <w:t>22</w:t>
             </w:r>
             <w:r>
               <w:rPr>
@@ -411,7 +413,7 @@
               </wp:anchor>
             </w:drawing>
           </mc:Choice>
-          <mc:Fallback>
+          <mc:Fallback xmlns:cx1="http://schemas.microsoft.com/office/drawing/2015/9/8/chartex">
             <w:pict>
               <v:line w14:anchorId="70E5418D" id="Straight Connector 1" o:spid="_x0000_s1026" style="position:absolute;z-index:251683840;visibility:visible;mso-wrap-style:square;mso-width-percent:0;mso-wrap-distance-left:9pt;mso-wrap-distance-top:0;mso-wrap-distance-right:9pt;mso-wrap-distance-bottom:0;mso-position-horizontal:center;mso-position-horizontal-relative:margin;mso-position-vertical:absolute;mso-position-vertical-relative:text;mso-width-percent:0;mso-width-relative:margin" from="0,66.95pt" to="111.65pt,66.95pt" o:gfxdata="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" strokecolor="windowText" strokeweight=".5pt">
                 <v:stroke joinstyle="miter"/>
@@ -1300,7 +1302,7 @@
               </wp:anchor>
             </w:drawing>
           </mc:Choice>
-          <mc:Fallback>
+          <mc:Fallback xmlns:cx1="http://schemas.microsoft.com/office/drawing/2015/9/8/chartex">
             <w:pict>
               <v:rect w14:anchorId="150B91A8" id="Rectangle 800" o:spid="_x0000_s1026" style="position:absolute;margin-left:398.8pt;margin-top:62.75pt;width:20.15pt;height:15.95pt;z-index:251665408;visibility:visible;mso-wrap-style:none;mso-width-percent:0;mso-height-percent:0;mso-wrap-distance-left:9pt;mso-wrap-distance-top:0;mso-wrap-distance-right:9pt;mso-wrap-distance-bottom:0;mso-position-horizontal:absolute;mso-position-horizontal-relative:text;mso-position-vertical:absolute;mso-position-vertical-relative:text;mso-width-percent:0;mso-height-percent:0;mso-width-relative:page;mso-height-relative:page;v-text-anchor:middle" o:gfxdata="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" strokeweight=".26mm">
                 <v:stroke endcap="square"/>
@@ -1375,7 +1377,7 @@
               </wp:anchor>
             </w:drawing>
           </mc:Choice>
-          <mc:Fallback>
+          <mc:Fallback xmlns:cx1="http://schemas.microsoft.com/office/drawing/2015/9/8/chartex">
             <w:pict>
               <v:rect w14:anchorId="3C0D0F71" id="Rectangle 826" o:spid="_x0000_s1026" style="position:absolute;margin-left:398.8pt;margin-top:86.4pt;width:20.15pt;height:15.95pt;z-index:251666432;visibility:visible;mso-wrap-style:none;mso-width-percent:0;mso-height-percent:0;mso-wrap-distance-left:9pt;mso-wrap-distance-top:0;mso-wrap-distance-right:9pt;mso-wrap-distance-bottom:0;mso-position-horizontal:absolute;mso-position-horizontal-relative:text;mso-position-vertical:absolute;mso-position-vertical-relative:text;mso-width-percent:0;mso-height-percent:0;mso-width-relative:page;mso-height-relative:page;v-text-anchor:middle" o:gfxdata="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" strokeweight=".26mm">
                 <v:stroke endcap="square"/>
@@ -1848,7 +1850,7 @@
               </wp:anchor>
             </w:drawing>
           </mc:Choice>
-          <mc:Fallback>
+          <mc:Fallback xmlns:cx1="http://schemas.microsoft.com/office/drawing/2015/9/8/chartex">
             <w:pict>
               <v:group w14:anchorId="436920A7" id="Group 1" o:spid="_x0000_s1026" style="position:absolute;left:0;text-align:left;margin-left:68.7pt;margin-top:47.7pt;width:128.25pt;height:26.25pt;z-index:251676672;mso-width-relative:margin;mso-height-relative:margin" coordsize="14332,1771" o:gfxdata="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">
                 <v:shapetype id="_x0000_t202" coordsize="21600,21600" o:spt="202" path="m,l,21600r21600,l21600,xe">
@@ -2110,12 +2112,26 @@
       </w:pPr>
       <w:r>
         <w:rPr>
-          <w:rFonts w:ascii="Times New Roman" w:eastAsia="Calibri" w:hAnsi="Times New Roman" w:cs="Times New Roman"/>
-          <w:sz w:val="28"/>
-          <w:szCs w:val="28"/>
-        </w:rPr>
-        <w:t>TRUONG THANH TM - PP COMPANY LIMITED</w:t>
-      </w:r>
+          <w:rFonts w:ascii="Times New Roman" w:eastAsia="Times New Roman" w:hAnsi="Times New Roman" w:cs="Times New Roman"/>
+          <w:b/>
+          <w:bCs/>
+          <w:sz w:val="24"/>
+          <w:szCs w:val="24"/>
+        </w:rPr>
+        <w:t>TRUONG THANH DISTRIBUTION TRADING</w:t>
+      </w:r>
+      <w:r>
+        <w:rPr>
+          <w:rFonts w:ascii="Times New Roman" w:eastAsia="Times New Roman" w:hAnsi="Times New Roman" w:cs="Times New Roman"/>
+          <w:b/>
+          <w:bCs/>
+          <w:sz w:val="24"/>
+          <w:szCs w:val="24"/>
+        </w:rPr>
+        <w:t xml:space="preserve"> COMPANY LIMITED</w:t>
+      </w:r>
+      <w:bookmarkStart w:id="6" w:name="_GoBack"/>
+      <w:bookmarkEnd w:id="6"/>
     </w:p>
     <w:p>
       <w:pPr>
@@ -2160,14 +2176,24 @@
       </w:r>
       <w:r>
         <w:rPr>
-          <w:rFonts w:ascii="Times New Roman" w:eastAsia="Calibri" w:hAnsi="Times New Roman" w:cs="Times New Roman"/>
-          <w:sz w:val="28"/>
-          <w:szCs w:val="28"/>
-        </w:rPr>
-        <w:t>TRUONG THANH TM - PP CO., LTD</w:t>
-      </w:r>
-      <w:bookmarkStart w:id="6" w:name="_GoBack"/>
-      <w:bookmarkEnd w:id="6"/>
+          <w:rFonts w:ascii="Times New Roman" w:eastAsia="Times New Roman" w:hAnsi="Times New Roman" w:cs="Times New Roman"/>
+          <w:b/>
+          <w:bCs/>
+          <w:sz w:val="24"/>
+          <w:szCs w:val="24"/>
+        </w:rPr>
+        <w:t>TRUONG THANH DISTRIBUTION TRADING</w:t>
+      </w:r>
+      <w:r>
+        <w:rPr>
+          <w:rFonts w:ascii="Times New Roman" w:eastAsia="Times New Roman" w:hAnsi="Times New Roman" w:cs="Times New Roman"/>
+          <w:b/>
+          <w:bCs/>
+          <w:sz w:val="24"/>
+          <w:szCs w:val="24"/>
+        </w:rPr>
+        <w:t xml:space="preserve"> CO., LTD</w:t>
+      </w:r>
     </w:p>
     <w:p>
       <w:pPr>
@@ -2337,7 +2363,25 @@
           <w:sz w:val="24"/>
           <w:szCs w:val="24"/>
         </w:rPr>
-        <w:t>Phường An Phú</w:t>
+        <w:t xml:space="preserve">Phường </w:t>
+      </w:r>
+      <w:proofErr w:type="gramStart"/>
+      <w:r>
+        <w:rPr>
+          <w:rFonts w:ascii="Times New Roman" w:eastAsia="Times New Roman" w:hAnsi="Times New Roman" w:cs="Times New Roman"/>
+          <w:sz w:val="24"/>
+          <w:szCs w:val="24"/>
+        </w:rPr>
+        <w:t>An</w:t>
+      </w:r>
+      <w:proofErr w:type="gramEnd"/>
+      <w:r>
+        <w:rPr>
+          <w:rFonts w:ascii="Times New Roman" w:eastAsia="Times New Roman" w:hAnsi="Times New Roman" w:cs="Times New Roman"/>
+          <w:sz w:val="24"/>
+          <w:szCs w:val="24"/>
+        </w:rPr>
+        <w:t xml:space="preserve"> Phú</w:t>
       </w:r>
     </w:p>
     <w:p>
@@ -2554,7 +2598,7 @@
               </wp:anchor>
             </w:drawing>
           </mc:Choice>
-          <mc:Fallback>
+          <mc:Fallback xmlns:cx1="http://schemas.microsoft.com/office/drawing/2015/9/8/chartex">
             <w:pict>
               <v:rect w14:anchorId="19ABEC83" id="Rectangle 522" o:spid="_x0000_s1029" style="position:absolute;left:0;text-align:left;margin-left:3.45pt;margin-top:17.9pt;width:21.15pt;height:19pt;z-index:251685888;visibility:visible;mso-wrap-style:square;mso-width-percent:0;mso-height-percent:0;mso-wrap-distance-left:9pt;mso-wrap-distance-top:0;mso-wrap-distance-right:9pt;mso-wrap-distance-bottom:0;mso-position-horizontal:absolute;mso-position-horizontal-relative:text;mso-position-vertical:absolute;mso-position-vertical-relative:text;mso-width-percent:0;mso-height-percent:0;mso-width-relative:page;mso-height-relative:page;v-text-anchor:top" o:gfxdata="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">
                 <v:textbox>
@@ -2772,18 +2816,31 @@
           <w:szCs w:val="28"/>
           <w:lang w:val="fr-FR"/>
         </w:rPr>
-        <w:t>Doanh nghiệp phải đánh dấu X vào ô vuông tương ứng với khu công nghệ cao nếu nộp hồ sơ tới Ban quản lý khu công nghệ cao)</w:t>
-      </w:r>
-      <w:r>
-        <w:rPr>
-          <w:rFonts w:ascii="Times New Roman" w:eastAsia="Times New Roman" w:hAnsi="Times New Roman" w:cs="Times New Roman"/>
+        <w:t>Doanh nghiệp phải đánh dấu X vào ô vuông tương ứng với khu công nghệ cao nếu nộp hồ sơ tới Ban quản lý khu công nghệ cao</w:t>
+      </w:r>
+      <w:proofErr w:type="gramStart"/>
+      <w:r>
+        <w:rPr>
+          <w:rFonts w:ascii="Times New Roman" w:eastAsia="Times New Roman" w:hAnsi="Times New Roman" w:cs="Times New Roman"/>
+          <w:i/>
           <w:spacing w:val="-4"/>
           <w:sz w:val="28"/>
           <w:szCs w:val="28"/>
           <w:lang w:val="fr-FR"/>
         </w:rPr>
+        <w:t>)</w:t>
+      </w:r>
+      <w:r>
+        <w:rPr>
+          <w:rFonts w:ascii="Times New Roman" w:eastAsia="Times New Roman" w:hAnsi="Times New Roman" w:cs="Times New Roman"/>
+          <w:spacing w:val="-4"/>
+          <w:sz w:val="28"/>
+          <w:szCs w:val="28"/>
+          <w:lang w:val="fr-FR"/>
+        </w:rPr>
         <w:t>:</w:t>
       </w:r>
+      <w:proofErr w:type="gramEnd"/>
     </w:p>
     <w:tbl>
       <w:tblPr>
@@ -2917,7 +2974,7 @@
                     </wp:anchor>
                   </w:drawing>
                 </mc:Choice>
-                <mc:Fallback>
+                <mc:Fallback xmlns:cx1="http://schemas.microsoft.com/office/drawing/2015/9/8/chartex">
                   <w:pict>
                     <v:shapetype w14:anchorId="70339657" id="_x0000_t202" coordsize="21600,21600" o:spt="202" path="m,l,21600r21600,l21600,xe">
                       <v:stroke joinstyle="miter"/>
@@ -3059,7 +3116,7 @@
                     </wp:anchor>
                   </w:drawing>
                 </mc:Choice>
-                <mc:Fallback>
+                <mc:Fallback xmlns:cx1="http://schemas.microsoft.com/office/drawing/2015/9/8/chartex">
                   <w:pict>
                     <v:shape w14:anchorId="659E0B54" id="_x0000_s1031" type="#_x0000_t202" style="position:absolute;left:0;text-align:left;margin-left:11.45pt;margin-top:2.45pt;width:22.9pt;height:17.8pt;z-index:251687936;visibility:visible;mso-wrap-style:square;mso-width-percent:0;mso-height-percent:0;mso-wrap-distance-left:9pt;mso-wrap-distance-top:3.6pt;mso-wrap-distance-right:9pt;mso-wrap-distance-bottom:3.6pt;mso-position-horizontal:absolute;mso-position-horizontal-relative:text;mso-position-vertical:absolute;mso-position-vertical-relative:text;mso-width-percent:0;mso-height-percent:0;mso-width-relative:margin;mso-height-relative:margin;v-text-anchor:top" o:gfxdata="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">
                       <v:textbox>
@@ -3197,7 +3254,7 @@
                     </wp:anchor>
                   </w:drawing>
                 </mc:Choice>
-                <mc:Fallback>
+                <mc:Fallback xmlns:cx1="http://schemas.microsoft.com/office/drawing/2015/9/8/chartex">
                   <w:pict>
                     <v:shape w14:anchorId="694FC3A5" id="_x0000_s1032" type="#_x0000_t202" style="position:absolute;left:0;text-align:left;margin-left:11.45pt;margin-top:2.35pt;width:22.9pt;height:17.8pt;z-index:251688960;visibility:visible;mso-wrap-style:square;mso-width-percent:0;mso-height-percent:0;mso-wrap-distance-left:9pt;mso-wrap-distance-top:3.6pt;mso-wrap-distance-right:9pt;mso-wrap-distance-bottom:3.6pt;mso-position-horizontal:absolute;mso-position-horizontal-relative:text;mso-position-vertical:absolute;mso-position-vertical-relative:text;mso-width-percent:0;mso-height-percent:0;mso-width-relative:margin;mso-height-relative:margin;v-text-anchor:top" o:gfxdata="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">
                       <v:textbox>
@@ -3335,7 +3392,7 @@
                     </wp:anchor>
                   </w:drawing>
                 </mc:Choice>
-                <mc:Fallback>
+                <mc:Fallback xmlns:cx1="http://schemas.microsoft.com/office/drawing/2015/9/8/chartex">
                   <w:pict>
                     <v:shape w14:anchorId="2116C8D2" id="_x0000_s1033" type="#_x0000_t202" style="position:absolute;left:0;text-align:left;margin-left:11.45pt;margin-top:2.25pt;width:22.9pt;height:17.8pt;z-index:251689984;visibility:visible;mso-wrap-style:square;mso-width-percent:0;mso-height-percent:0;mso-wrap-distance-left:9pt;mso-wrap-distance-top:3.6pt;mso-wrap-distance-right:9pt;mso-wrap-distance-bottom:3.6pt;mso-position-horizontal:absolute;mso-position-horizontal-relative:text;mso-position-vertical:absolute;mso-position-vertical-relative:text;mso-width-percent:0;mso-height-percent:0;mso-width-relative:margin;mso-height-relative:margin;v-text-anchor:top" o:gfxdata="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">
                       <v:textbox>
@@ -3826,7 +3883,7 @@
               </wp:anchor>
             </w:drawing>
           </mc:Choice>
-          <mc:Fallback>
+          <mc:Fallback xmlns:cx1="http://schemas.microsoft.com/office/drawing/2015/9/8/chartex">
             <w:pict>
               <v:rect w14:anchorId="2B3BC33A" id="Rectangle 577" o:spid="_x0000_s1029" style="position:absolute;left:0;text-align:left;margin-left:7.2pt;margin-top:-.55pt;width:19.05pt;height:16.95pt;z-index:251662336;visibility:visible;mso-wrap-style:square;mso-width-percent:0;mso-height-percent:0;mso-wrap-distance-left:9pt;mso-wrap-distance-top:0;mso-wrap-distance-right:9pt;mso-wrap-distance-bottom:0;mso-position-horizontal:absolute;mso-position-horizontal-relative:text;mso-position-vertical:absolute;mso-position-vertical-relative:text;mso-width-percent:0;mso-height-percent:0;mso-width-relative:page;mso-height-relative:page;v-text-anchor:top" o:gfxdata="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">
                 <v:textbox>
@@ -4382,7 +4439,7 @@
 </file>
 
 <file path=word/endnotes.xml><?xml version="1.0" encoding="utf-8"?>
-<w:endnotes xmlns:wpc="http://schemas.microsoft.com/office/word/2010/wordprocessingCanvas" xmlns:cx="http://schemas.microsoft.com/office/drawing/2014/chartex" xmlns:cx1="http://schemas.microsoft.com/office/drawing/2015/9/8/chartex" xmlns:mc="http://schemas.openxmlformats.org/markup-compatibility/2006" xmlns:o="urn:schemas-microsoft-com:office:office" xmlns:r="http://schemas.openxmlformats.org/officeDocument/2006/relationships" xmlns:m="http://schemas.openxmlformats.org/officeDocument/2006/math" xmlns:v="urn:schemas-microsoft-com:vml" xmlns:wp14="http://schemas.microsoft.com/office/word/2010/wordprocessingDrawing" xmlns:wp="http://schemas.openxmlformats.org/drawingml/2006/wordprocessingDrawing" xmlns:w10="urn:schemas-microsoft-com:office:word" xmlns:w="http://schemas.openxmlformats.org/wordprocessingml/2006/main" xmlns:w14="http://schemas.microsoft.com/office/word/2010/wordml" xmlns:w15="http://schemas.microsoft.com/office/word/2012/wordml" xmlns:w16se="http://schemas.microsoft.com/office/word/2015/wordml/symex" xmlns:wpg="http://schemas.microsoft.com/office/word/2010/wordprocessingGroup" xmlns:wpi="http://schemas.microsoft.com/office/word/2010/wordprocessingInk" xmlns:wne="http://schemas.microsoft.com/office/word/2006/wordml" xmlns:wps="http://schemas.microsoft.com/office/word/2010/wordprocessingShape" mc:Ignorable="w14 w15 w16se wp14">
+<w:endnotes xmlns:wpc="http://schemas.microsoft.com/office/word/2010/wordprocessingCanvas" xmlns:cx="http://schemas.microsoft.com/office/drawing/2014/chartex" xmlns:mc="http://schemas.openxmlformats.org/markup-compatibility/2006" xmlns:o="urn:schemas-microsoft-com:office:office" xmlns:r="http://schemas.openxmlformats.org/officeDocument/2006/relationships" xmlns:m="http://schemas.openxmlformats.org/officeDocument/2006/math" xmlns:v="urn:schemas-microsoft-com:vml" xmlns:wp14="http://schemas.microsoft.com/office/word/2010/wordprocessingDrawing" xmlns:wp="http://schemas.openxmlformats.org/drawingml/2006/wordprocessingDrawing" xmlns:w10="urn:schemas-microsoft-com:office:word" xmlns:w="http://schemas.openxmlformats.org/wordprocessingml/2006/main" xmlns:w14="http://schemas.microsoft.com/office/word/2010/wordml" xmlns:w15="http://schemas.microsoft.com/office/word/2012/wordml" xmlns:w16se="http://schemas.microsoft.com/office/word/2015/wordml/symex" xmlns:wpg="http://schemas.microsoft.com/office/word/2010/wordprocessingGroup" xmlns:wpi="http://schemas.microsoft.com/office/word/2010/wordprocessingInk" xmlns:wne="http://schemas.microsoft.com/office/word/2006/wordml" xmlns:wps="http://schemas.microsoft.com/office/word/2010/wordprocessingShape" mc:Ignorable="w14 w15 w16se wp14">
   <w:endnote w:type="separator" w:id="-1">
     <w:p>
       <w:pPr>
@@ -4407,7 +4464,7 @@
 </file>
 
 <file path=word/footnotes.xml><?xml version="1.0" encoding="utf-8"?>
-<w:footnotes xmlns:wpc="http://schemas.microsoft.com/office/word/2010/wordprocessingCanvas" xmlns:cx="http://schemas.microsoft.com/office/drawing/2014/chartex" xmlns:cx1="http://schemas.microsoft.com/office/drawing/2015/9/8/chartex" xmlns:mc="http://schemas.openxmlformats.org/markup-compatibility/2006" xmlns:o="urn:schemas-microsoft-com:office:office" xmlns:r="http://schemas.openxmlformats.org/officeDocument/2006/relationships" xmlns:m="http://schemas.openxmlformats.org/officeDocument/2006/math" xmlns:v="urn:schemas-microsoft-com:vml" xmlns:wp14="http://schemas.microsoft.com/office/word/2010/wordprocessingDrawing" xmlns:wp="http://schemas.openxmlformats.org/drawingml/2006/wordprocessingDrawing" xmlns:w10="urn:schemas-microsoft-com:office:word" xmlns:w="http://schemas.openxmlformats.org/wordprocessingml/2006/main" xmlns:w14="http://schemas.microsoft.com/office/word/2010/wordml" xmlns:w15="http://schemas.microsoft.com/office/word/2012/wordml" xmlns:w16se="http://schemas.microsoft.com/office/word/2015/wordml/symex" xmlns:wpg="http://schemas.microsoft.com/office/word/2010/wordprocessingGroup" xmlns:wpi="http://schemas.microsoft.com/office/word/2010/wordprocessingInk" xmlns:wne="http://schemas.microsoft.com/office/word/2006/wordml" xmlns:wps="http://schemas.microsoft.com/office/word/2010/wordprocessingShape" mc:Ignorable="w14 w15 w16se wp14">
+<w:footnotes xmlns:wpc="http://schemas.microsoft.com/office/word/2010/wordprocessingCanvas" xmlns:cx="http://schemas.microsoft.com/office/drawing/2014/chartex" xmlns:mc="http://schemas.openxmlformats.org/markup-compatibility/2006" xmlns:o="urn:schemas-microsoft-com:office:office" xmlns:r="http://schemas.openxmlformats.org/officeDocument/2006/relationships" xmlns:m="http://schemas.openxmlformats.org/officeDocument/2006/math" xmlns:v="urn:schemas-microsoft-com:vml" xmlns:wp14="http://schemas.microsoft.com/office/word/2010/wordprocessingDrawing" xmlns:wp="http://schemas.openxmlformats.org/drawingml/2006/wordprocessingDrawing" xmlns:w10="urn:schemas-microsoft-com:office:word" xmlns:w="http://schemas.openxmlformats.org/wordprocessingml/2006/main" xmlns:w14="http://schemas.microsoft.com/office/word/2010/wordml" xmlns:w15="http://schemas.microsoft.com/office/word/2012/wordml" xmlns:w16se="http://schemas.microsoft.com/office/word/2015/wordml/symex" xmlns:wpg="http://schemas.microsoft.com/office/word/2010/wordprocessingGroup" xmlns:wpi="http://schemas.microsoft.com/office/word/2010/wordprocessingInk" xmlns:wne="http://schemas.microsoft.com/office/word/2006/wordml" xmlns:wps="http://schemas.microsoft.com/office/word/2010/wordprocessingShape" mc:Ignorable="w14 w15 w16se wp14">
   <w:footnote w:type="separator" w:id="-1">
     <w:p>
       <w:pPr>
@@ -4555,7 +4612,7 @@
 </file>
 
 <file path=word/header1.xml><?xml version="1.0" encoding="utf-8"?>
-<w:hdr xmlns:wpc="http://schemas.microsoft.com/office/word/2010/wordprocessingCanvas" xmlns:cx="http://schemas.microsoft.com/office/drawing/2014/chartex" xmlns:cx1="http://schemas.microsoft.com/office/drawing/2015/9/8/chartex" xmlns:mc="http://schemas.openxmlformats.org/markup-compatibility/2006" xmlns:o="urn:schemas-microsoft-com:office:office" xmlns:r="http://schemas.openxmlformats.org/officeDocument/2006/relationships" xmlns:m="http://schemas.openxmlformats.org/officeDocument/2006/math" xmlns:v="urn:schemas-microsoft-com:vml" xmlns:wp14="http://schemas.microsoft.com/office/word/2010/wordprocessingDrawing" xmlns:wp="http://schemas.openxmlformats.org/drawingml/2006/wordprocessingDrawing" xmlns:w10="urn:schemas-microsoft-com:office:word" xmlns:w="http://schemas.openxmlformats.org/wordprocessingml/2006/main" xmlns:w14="http://schemas.microsoft.com/office/word/2010/wordml" xmlns:w15="http://schemas.microsoft.com/office/word/2012/wordml" xmlns:w16se="http://schemas.microsoft.com/office/word/2015/wordml/symex" xmlns:wpg="http://schemas.microsoft.com/office/word/2010/wordprocessingGroup" xmlns:wpi="http://schemas.microsoft.com/office/word/2010/wordprocessingInk" xmlns:wne="http://schemas.microsoft.com/office/word/2006/wordml" xmlns:wps="http://schemas.microsoft.com/office/word/2010/wordprocessingShape" mc:Ignorable="w14 w15 w16se wp14">
+<w:hdr xmlns:wpc="http://schemas.microsoft.com/office/word/2010/wordprocessingCanvas" xmlns:cx="http://schemas.microsoft.com/office/drawing/2014/chartex" xmlns:mc="http://schemas.openxmlformats.org/markup-compatibility/2006" xmlns:o="urn:schemas-microsoft-com:office:office" xmlns:r="http://schemas.openxmlformats.org/officeDocument/2006/relationships" xmlns:m="http://schemas.openxmlformats.org/officeDocument/2006/math" xmlns:v="urn:schemas-microsoft-com:vml" xmlns:wp14="http://schemas.microsoft.com/office/word/2010/wordprocessingDrawing" xmlns:wp="http://schemas.openxmlformats.org/drawingml/2006/wordprocessingDrawing" xmlns:w10="urn:schemas-microsoft-com:office:word" xmlns:w="http://schemas.openxmlformats.org/wordprocessingml/2006/main" xmlns:w14="http://schemas.microsoft.com/office/word/2010/wordml" xmlns:w15="http://schemas.microsoft.com/office/word/2012/wordml" xmlns:w16se="http://schemas.microsoft.com/office/word/2015/wordml/symex" xmlns:wpg="http://schemas.microsoft.com/office/word/2010/wordprocessingGroup" xmlns:wpi="http://schemas.microsoft.com/office/word/2010/wordprocessingInk" xmlns:wne="http://schemas.microsoft.com/office/word/2006/wordml" xmlns:wps="http://schemas.microsoft.com/office/word/2010/wordprocessingShape" mc:Ignorable="w14 w15 w16se wp14">
   <w:p>
     <w:pPr>
       <w:pStyle w:val="Header"/>
@@ -4566,7 +4623,7 @@
 </file>
 
 <file path=word/numbering.xml><?xml version="1.0" encoding="utf-8"?>
-<w:numbering xmlns:wpc="http://schemas.microsoft.com/office/word/2010/wordprocessingCanvas" xmlns:cx="http://schemas.microsoft.com/office/drawing/2014/chartex" xmlns:cx1="http://schemas.microsoft.com/office/drawing/2015/9/8/chartex" xmlns:mc="http://schemas.openxmlformats.org/markup-compatibility/2006" xmlns:o="urn:schemas-microsoft-com:office:office" xmlns:r="http://schemas.openxmlformats.org/officeDocument/2006/relationships" xmlns:m="http://schemas.openxmlformats.org/officeDocument/2006/math" xmlns:v="urn:schemas-microsoft-com:vml" xmlns:wp14="http://schemas.microsoft.com/office/word/2010/wordprocessingDrawing" xmlns:wp="http://schemas.openxmlformats.org/drawingml/2006/wordprocessingDrawing" xmlns:w10="urn:schemas-microsoft-com:office:word" xmlns:w="http://schemas.openxmlformats.org/wordprocessingml/2006/main" xmlns:w14="http://schemas.microsoft.com/office/word/2010/wordml" xmlns:w15="http://schemas.microsoft.com/office/word/2012/wordml" xmlns:w16se="http://schemas.microsoft.com/office/word/2015/wordml/symex" xmlns:wpg="http://schemas.microsoft.com/office/word/2010/wordprocessingGroup" xmlns:wpi="http://schemas.microsoft.com/office/word/2010/wordprocessingInk" xmlns:wne="http://schemas.microsoft.com/office/word/2006/wordml" xmlns:wps="http://schemas.microsoft.com/office/word/2010/wordprocessingShape" mc:Ignorable="w14 w15 w16se wp14">
+<w:numbering xmlns:wpc="http://schemas.microsoft.com/office/word/2010/wordprocessingCanvas" xmlns:cx="http://schemas.microsoft.com/office/drawing/2014/chartex" xmlns:mc="http://schemas.openxmlformats.org/markup-compatibility/2006" xmlns:o="urn:schemas-microsoft-com:office:office" xmlns:r="http://schemas.openxmlformats.org/officeDocument/2006/relationships" xmlns:m="http://schemas.openxmlformats.org/officeDocument/2006/math" xmlns:v="urn:schemas-microsoft-com:vml" xmlns:wp14="http://schemas.microsoft.com/office/word/2010/wordprocessingDrawing" xmlns:wp="http://schemas.openxmlformats.org/drawingml/2006/wordprocessingDrawing" xmlns:w10="urn:schemas-microsoft-com:office:word" xmlns:w="http://schemas.openxmlformats.org/wordprocessingml/2006/main" xmlns:w14="http://schemas.microsoft.com/office/word/2010/wordml" xmlns:w15="http://schemas.microsoft.com/office/word/2012/wordml" xmlns:w16se="http://schemas.microsoft.com/office/word/2015/wordml/symex" xmlns:wpg="http://schemas.microsoft.com/office/word/2010/wordprocessingGroup" xmlns:wpi="http://schemas.microsoft.com/office/word/2010/wordprocessingInk" xmlns:wne="http://schemas.microsoft.com/office/word/2006/wordml" xmlns:wps="http://schemas.microsoft.com/office/word/2010/wordprocessingShape" mc:Ignorable="w14 w15 w16se wp14">
   <w:abstractNum w:abstractNumId="0" w15:restartNumberingAfterBreak="0">
     <w:nsid w:val="0616378E"/>
     <w:multiLevelType w:val="hybridMultilevel"/>

--- a/CÔNG TY PHÂN PHỐI TRƯỜNG THÀNH/TruongThanh_ThayDoiTen/TruongThanh_Mẫu số 12_DeNghiThayDoi.docx
+++ b/CÔNG TY PHÂN PHỐI TRƯỜNG THÀNH/TruongThanh_ThayDoiTen/TruongThanh_Mẫu số 12_DeNghiThayDoi.docx
@@ -1,6 +1,6 @@
 
 <file path=word/document.xml><?xml version="1.0" encoding="utf-8"?>
-<w:document xmlns:wpc="http://schemas.microsoft.com/office/word/2010/wordprocessingCanvas" xmlns:cx="http://schemas.microsoft.com/office/drawing/2014/chartex" xmlns:mc="http://schemas.openxmlformats.org/markup-compatibility/2006" xmlns:o="urn:schemas-microsoft-com:office:office" xmlns:r="http://schemas.openxmlformats.org/officeDocument/2006/relationships" xmlns:m="http://schemas.openxmlformats.org/officeDocument/2006/math" xmlns:v="urn:schemas-microsoft-com:vml" xmlns:wp14="http://schemas.microsoft.com/office/word/2010/wordprocessingDrawing" xmlns:wp="http://schemas.openxmlformats.org/drawingml/2006/wordprocessingDrawing" xmlns:w10="urn:schemas-microsoft-com:office:word" xmlns:w="http://schemas.openxmlformats.org/wordprocessingml/2006/main" xmlns:w14="http://schemas.microsoft.com/office/word/2010/wordml" xmlns:w15="http://schemas.microsoft.com/office/word/2012/wordml" xmlns:w16se="http://schemas.microsoft.com/office/word/2015/wordml/symex" xmlns:wpg="http://schemas.microsoft.com/office/word/2010/wordprocessingGroup" xmlns:wpi="http://schemas.microsoft.com/office/word/2010/wordprocessingInk" xmlns:wne="http://schemas.microsoft.com/office/word/2006/wordml" xmlns:wps="http://schemas.microsoft.com/office/word/2010/wordprocessingShape" mc:Ignorable="w14 w15 w16se wp14">
+<w:document xmlns:wpc="http://schemas.microsoft.com/office/word/2010/wordprocessingCanvas" xmlns:cx="http://schemas.microsoft.com/office/drawing/2014/chartex" xmlns:cx1="http://schemas.microsoft.com/office/drawing/2015/9/8/chartex" xmlns:mc="http://schemas.openxmlformats.org/markup-compatibility/2006" xmlns:o="urn:schemas-microsoft-com:office:office" xmlns:r="http://schemas.openxmlformats.org/officeDocument/2006/relationships" xmlns:m="http://schemas.openxmlformats.org/officeDocument/2006/math" xmlns:v="urn:schemas-microsoft-com:vml" xmlns:wp14="http://schemas.microsoft.com/office/word/2010/wordprocessingDrawing" xmlns:wp="http://schemas.openxmlformats.org/drawingml/2006/wordprocessingDrawing" xmlns:w10="urn:schemas-microsoft-com:office:word" xmlns:w="http://schemas.openxmlformats.org/wordprocessingml/2006/main" xmlns:w14="http://schemas.microsoft.com/office/word/2010/wordml" xmlns:w15="http://schemas.microsoft.com/office/word/2012/wordml" xmlns:w16se="http://schemas.microsoft.com/office/word/2015/wordml/symex" xmlns:wpg="http://schemas.microsoft.com/office/word/2010/wordprocessingGroup" xmlns:wpi="http://schemas.microsoft.com/office/word/2010/wordprocessingInk" xmlns:wne="http://schemas.microsoft.com/office/word/2006/wordml" xmlns:wps="http://schemas.microsoft.com/office/word/2010/wordprocessingShape" mc:Ignorable="w14 w15 w16se wp14">
   <w:body>
     <w:p>
       <w:pPr>
@@ -177,7 +177,7 @@
                     </wp:anchor>
                   </w:drawing>
                 </mc:Choice>
-                <mc:Fallback xmlns:cx1="http://schemas.microsoft.com/office/drawing/2015/9/8/chartex">
+                <mc:Fallback>
                   <w:pict>
                     <v:line w14:anchorId="1D12A4BF" id="Line 159" o:spid="_x0000_s1026" style="position:absolute;z-index:251682816;visibility:visible;mso-wrap-style:square;mso-width-percent:0;mso-height-percent:0;mso-wrap-distance-left:9pt;mso-wrap-distance-top:-3e-5mm;mso-wrap-distance-right:9pt;mso-wrap-distance-bottom:-3e-5mm;mso-position-horizontal:center;mso-position-horizontal-relative:margin;mso-position-vertical:absolute;mso-position-vertical-relative:text;mso-width-percent:0;mso-height-percent:0;mso-width-relative:page;mso-height-relative:page" from="0,15.5pt" to="158.75pt,15.5pt" o:gfxdata="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">
                       <w10:wrap anchorx="margin"/>
@@ -413,7 +413,7 @@
               </wp:anchor>
             </w:drawing>
           </mc:Choice>
-          <mc:Fallback xmlns:cx1="http://schemas.microsoft.com/office/drawing/2015/9/8/chartex">
+          <mc:Fallback>
             <w:pict>
               <v:line w14:anchorId="70E5418D" id="Straight Connector 1" o:spid="_x0000_s1026" style="position:absolute;z-index:251683840;visibility:visible;mso-wrap-style:square;mso-width-percent:0;mso-wrap-distance-left:9pt;mso-wrap-distance-top:0;mso-wrap-distance-right:9pt;mso-wrap-distance-bottom:0;mso-position-horizontal:center;mso-position-horizontal-relative:margin;mso-position-vertical:absolute;mso-position-vertical-relative:text;mso-width-percent:0;mso-width-relative:margin" from="0,66.95pt" to="111.65pt,66.95pt" o:gfxdata="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" strokecolor="windowText" strokeweight=".5pt">
                 <v:stroke joinstyle="miter"/>
@@ -1027,7 +1027,7 @@
           <w:sz w:val="28"/>
           <w:szCs w:val="28"/>
         </w:rPr>
-        <w:t>CÔNG TY TNHH THƯƠNG MẠI PHÂN PHỐI TRƯỜNG THÀNH</w:t>
+        <w:t>CÔNG TY TNHH TM - PP KIM THÀNH</w:t>
       </w:r>
     </w:p>
     <w:p>
@@ -1302,7 +1302,7 @@
               </wp:anchor>
             </w:drawing>
           </mc:Choice>
-          <mc:Fallback xmlns:cx1="http://schemas.microsoft.com/office/drawing/2015/9/8/chartex">
+          <mc:Fallback>
             <w:pict>
               <v:rect w14:anchorId="150B91A8" id="Rectangle 800" o:spid="_x0000_s1026" style="position:absolute;margin-left:398.8pt;margin-top:62.75pt;width:20.15pt;height:15.95pt;z-index:251665408;visibility:visible;mso-wrap-style:none;mso-width-percent:0;mso-height-percent:0;mso-wrap-distance-left:9pt;mso-wrap-distance-top:0;mso-wrap-distance-right:9pt;mso-wrap-distance-bottom:0;mso-position-horizontal:absolute;mso-position-horizontal-relative:text;mso-position-vertical:absolute;mso-position-vertical-relative:text;mso-width-percent:0;mso-height-percent:0;mso-width-relative:page;mso-height-relative:page;v-text-anchor:middle" o:gfxdata="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" strokeweight=".26mm">
                 <v:stroke endcap="square"/>
@@ -1377,7 +1377,7 @@
               </wp:anchor>
             </w:drawing>
           </mc:Choice>
-          <mc:Fallback xmlns:cx1="http://schemas.microsoft.com/office/drawing/2015/9/8/chartex">
+          <mc:Fallback>
             <w:pict>
               <v:rect w14:anchorId="3C0D0F71" id="Rectangle 826" o:spid="_x0000_s1026" style="position:absolute;margin-left:398.8pt;margin-top:86.4pt;width:20.15pt;height:15.95pt;z-index:251666432;visibility:visible;mso-wrap-style:none;mso-width-percent:0;mso-height-percent:0;mso-wrap-distance-left:9pt;mso-wrap-distance-top:0;mso-wrap-distance-right:9pt;mso-wrap-distance-bottom:0;mso-position-horizontal:absolute;mso-position-horizontal-relative:text;mso-position-vertical:absolute;mso-position-vertical-relative:text;mso-width-percent:0;mso-height-percent:0;mso-width-relative:page;mso-height-relative:page;v-text-anchor:middle" o:gfxdata="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" strokeweight=".26mm">
                 <v:stroke endcap="square"/>
@@ -1850,21 +1850,21 @@
               </wp:anchor>
             </w:drawing>
           </mc:Choice>
-          <mc:Fallback xmlns:cx1="http://schemas.microsoft.com/office/drawing/2015/9/8/chartex">
+          <mc:Fallback>
             <w:pict>
               <v:group w14:anchorId="436920A7" id="Group 1" o:spid="_x0000_s1026" style="position:absolute;left:0;text-align:left;margin-left:68.7pt;margin-top:47.7pt;width:128.25pt;height:26.25pt;z-index:251676672;mso-width-relative:margin;mso-height-relative:margin" coordsize="14332,1771" o:gfxdata="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">
                 <v:shapetype id="_x0000_t202" coordsize="21600,21600" o:spt="202" path="m,l,21600r21600,l21600,xe">
                   <v:stroke joinstyle="miter"/>
                   <v:path gradientshapeok="t" o:connecttype="rect"/>
                 </v:shapetype>
-                <v:shape id="Text Box 2" o:spid="_x0000_s1027" type="#_x0000_t202" style="position:absolute;width:2095;height:1771;visibility:visible;mso-wrap-style:square;v-text-anchor:top" o:gfxdata="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">
+                <v:shape id="_x0000_s1027" type="#_x0000_t202" style="position:absolute;width:2095;height:1771;visibility:visible;mso-wrap-style:square;v-text-anchor:top" o:gfxdata="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">
                   <v:textbox>
                     <w:txbxContent>
                       <w:p/>
                     </w:txbxContent>
                   </v:textbox>
                 </v:shape>
-                <v:shape id="Text Box 2" o:spid="_x0000_s1028" type="#_x0000_t202" style="position:absolute;left:12281;width:2051;height:1771;visibility:visible;mso-wrap-style:square;v-text-anchor:top" o:gfxdata="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">
+                <v:shape id="_x0000_s1028" type="#_x0000_t202" style="position:absolute;left:12281;width:2051;height:1771;visibility:visible;mso-wrap-style:square;v-text-anchor:top" o:gfxdata="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">
                   <v:textbox>
                     <w:txbxContent>
                       <w:p>
@@ -2130,8 +2130,6 @@
         </w:rPr>
         <w:t xml:space="preserve"> COMPANY LIMITED</w:t>
       </w:r>
-      <w:bookmarkStart w:id="6" w:name="_GoBack"/>
-      <w:bookmarkEnd w:id="6"/>
     </w:p>
     <w:p>
       <w:pPr>
@@ -2260,7 +2258,7 @@
           <w:szCs w:val="28"/>
         </w:rPr>
       </w:pPr>
-      <w:bookmarkStart w:id="7" w:name="_Hlk178553824"/>
+      <w:bookmarkStart w:id="6" w:name="_Hlk178553824"/>
       <w:r>
         <w:rPr>
           <w:rFonts w:ascii="Times New Roman" w:eastAsia="Calibri" w:hAnsi="Times New Roman" w:cs="Times New Roman"/>
@@ -2363,25 +2361,7 @@
           <w:sz w:val="24"/>
           <w:szCs w:val="24"/>
         </w:rPr>
-        <w:t xml:space="preserve">Phường </w:t>
-      </w:r>
-      <w:proofErr w:type="gramStart"/>
-      <w:r>
-        <w:rPr>
-          <w:rFonts w:ascii="Times New Roman" w:eastAsia="Times New Roman" w:hAnsi="Times New Roman" w:cs="Times New Roman"/>
-          <w:sz w:val="24"/>
-          <w:szCs w:val="24"/>
-        </w:rPr>
-        <w:t>An</w:t>
-      </w:r>
-      <w:proofErr w:type="gramEnd"/>
-      <w:r>
-        <w:rPr>
-          <w:rFonts w:ascii="Times New Roman" w:eastAsia="Times New Roman" w:hAnsi="Times New Roman" w:cs="Times New Roman"/>
-          <w:sz w:val="24"/>
-          <w:szCs w:val="24"/>
-        </w:rPr>
-        <w:t xml:space="preserve"> Phú</w:t>
+        <w:t>Phường An Phú</w:t>
       </w:r>
     </w:p>
     <w:p>
@@ -2598,7 +2578,7 @@
               </wp:anchor>
             </w:drawing>
           </mc:Choice>
-          <mc:Fallback xmlns:cx1="http://schemas.microsoft.com/office/drawing/2015/9/8/chartex">
+          <mc:Fallback>
             <w:pict>
               <v:rect w14:anchorId="19ABEC83" id="Rectangle 522" o:spid="_x0000_s1029" style="position:absolute;left:0;text-align:left;margin-left:3.45pt;margin-top:17.9pt;width:21.15pt;height:19pt;z-index:251685888;visibility:visible;mso-wrap-style:square;mso-width-percent:0;mso-height-percent:0;mso-wrap-distance-left:9pt;mso-wrap-distance-top:0;mso-wrap-distance-right:9pt;mso-wrap-distance-bottom:0;mso-position-horizontal:absolute;mso-position-horizontal-relative:text;mso-position-vertical:absolute;mso-position-vertical-relative:text;mso-width-percent:0;mso-height-percent:0;mso-width-relative:page;mso-height-relative:page;v-text-anchor:top" o:gfxdata="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">
                 <v:textbox>
@@ -2735,7 +2715,7 @@
         </w:rPr>
         <w:tab/>
       </w:r>
-      <w:bookmarkEnd w:id="7"/>
+      <w:bookmarkEnd w:id="6"/>
     </w:p>
     <w:p>
       <w:pPr>
@@ -2816,31 +2796,18 @@
           <w:szCs w:val="28"/>
           <w:lang w:val="fr-FR"/>
         </w:rPr>
-        <w:t>Doanh nghiệp phải đánh dấu X vào ô vuông tương ứng với khu công nghệ cao nếu nộp hồ sơ tới Ban quản lý khu công nghệ cao</w:t>
-      </w:r>
-      <w:proofErr w:type="gramStart"/>
-      <w:r>
-        <w:rPr>
-          <w:rFonts w:ascii="Times New Roman" w:eastAsia="Times New Roman" w:hAnsi="Times New Roman" w:cs="Times New Roman"/>
-          <w:i/>
+        <w:t>Doanh nghiệp phải đánh dấu X vào ô vuông tương ứng với khu công nghệ cao nếu nộp hồ sơ tới Ban quản lý khu công nghệ cao)</w:t>
+      </w:r>
+      <w:r>
+        <w:rPr>
+          <w:rFonts w:ascii="Times New Roman" w:eastAsia="Times New Roman" w:hAnsi="Times New Roman" w:cs="Times New Roman"/>
           <w:spacing w:val="-4"/>
           <w:sz w:val="28"/>
           <w:szCs w:val="28"/>
           <w:lang w:val="fr-FR"/>
         </w:rPr>
-        <w:t>)</w:t>
-      </w:r>
-      <w:r>
-        <w:rPr>
-          <w:rFonts w:ascii="Times New Roman" w:eastAsia="Times New Roman" w:hAnsi="Times New Roman" w:cs="Times New Roman"/>
-          <w:spacing w:val="-4"/>
-          <w:sz w:val="28"/>
-          <w:szCs w:val="28"/>
-          <w:lang w:val="fr-FR"/>
-        </w:rPr>
         <w:t>:</w:t>
       </w:r>
-      <w:proofErr w:type="gramEnd"/>
     </w:p>
     <w:tbl>
       <w:tblPr>
@@ -2974,13 +2941,9 @@
                     </wp:anchor>
                   </w:drawing>
                 </mc:Choice>
-                <mc:Fallback xmlns:cx1="http://schemas.microsoft.com/office/drawing/2015/9/8/chartex">
+                <mc:Fallback>
                   <w:pict>
-                    <v:shapetype w14:anchorId="70339657" id="_x0000_t202" coordsize="21600,21600" o:spt="202" path="m,l,21600r21600,l21600,xe">
-                      <v:stroke joinstyle="miter"/>
-                      <v:path gradientshapeok="t" o:connecttype="rect"/>
-                    </v:shapetype>
-                    <v:shape id="Text Box 2" o:spid="_x0000_s1030" type="#_x0000_t202" style="position:absolute;left:0;text-align:left;margin-left:11.45pt;margin-top:2.55pt;width:22.9pt;height:17.8pt;z-index:251686912;visibility:visible;mso-wrap-style:square;mso-width-percent:0;mso-height-percent:0;mso-wrap-distance-left:9pt;mso-wrap-distance-top:3.6pt;mso-wrap-distance-right:9pt;mso-wrap-distance-bottom:3.6pt;mso-position-horizontal:absolute;mso-position-horizontal-relative:text;mso-position-vertical:absolute;mso-position-vertical-relative:text;mso-width-percent:0;mso-height-percent:0;mso-width-relative:margin;mso-height-relative:margin;v-text-anchor:top" o:gfxdata="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">
+                    <v:shape w14:anchorId="70339657" id="Text Box 2" o:spid="_x0000_s1030" type="#_x0000_t202" style="position:absolute;left:0;text-align:left;margin-left:11.45pt;margin-top:2.55pt;width:22.9pt;height:17.8pt;z-index:251686912;visibility:visible;mso-wrap-style:square;mso-width-percent:0;mso-height-percent:0;mso-wrap-distance-left:9pt;mso-wrap-distance-top:3.6pt;mso-wrap-distance-right:9pt;mso-wrap-distance-bottom:3.6pt;mso-position-horizontal:absolute;mso-position-horizontal-relative:text;mso-position-vertical:absolute;mso-position-vertical-relative:text;mso-width-percent:0;mso-height-percent:0;mso-width-relative:margin;mso-height-relative:margin;v-text-anchor:top" o:gfxdata="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">
                       <v:textbox>
                         <w:txbxContent>
                           <w:p/>
@@ -3116,7 +3079,7 @@
                     </wp:anchor>
                   </w:drawing>
                 </mc:Choice>
-                <mc:Fallback xmlns:cx1="http://schemas.microsoft.com/office/drawing/2015/9/8/chartex">
+                <mc:Fallback>
                   <w:pict>
                     <v:shape w14:anchorId="659E0B54" id="_x0000_s1031" type="#_x0000_t202" style="position:absolute;left:0;text-align:left;margin-left:11.45pt;margin-top:2.45pt;width:22.9pt;height:17.8pt;z-index:251687936;visibility:visible;mso-wrap-style:square;mso-width-percent:0;mso-height-percent:0;mso-wrap-distance-left:9pt;mso-wrap-distance-top:3.6pt;mso-wrap-distance-right:9pt;mso-wrap-distance-bottom:3.6pt;mso-position-horizontal:absolute;mso-position-horizontal-relative:text;mso-position-vertical:absolute;mso-position-vertical-relative:text;mso-width-percent:0;mso-height-percent:0;mso-width-relative:margin;mso-height-relative:margin;v-text-anchor:top" o:gfxdata="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">
                       <v:textbox>
@@ -3254,7 +3217,7 @@
                     </wp:anchor>
                   </w:drawing>
                 </mc:Choice>
-                <mc:Fallback xmlns:cx1="http://schemas.microsoft.com/office/drawing/2015/9/8/chartex">
+                <mc:Fallback>
                   <w:pict>
                     <v:shape w14:anchorId="694FC3A5" id="_x0000_s1032" type="#_x0000_t202" style="position:absolute;left:0;text-align:left;margin-left:11.45pt;margin-top:2.35pt;width:22.9pt;height:17.8pt;z-index:251688960;visibility:visible;mso-wrap-style:square;mso-width-percent:0;mso-height-percent:0;mso-wrap-distance-left:9pt;mso-wrap-distance-top:3.6pt;mso-wrap-distance-right:9pt;mso-wrap-distance-bottom:3.6pt;mso-position-horizontal:absolute;mso-position-horizontal-relative:text;mso-position-vertical:absolute;mso-position-vertical-relative:text;mso-width-percent:0;mso-height-percent:0;mso-width-relative:margin;mso-height-relative:margin;v-text-anchor:top" o:gfxdata="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">
                       <v:textbox>
@@ -3392,7 +3355,7 @@
                     </wp:anchor>
                   </w:drawing>
                 </mc:Choice>
-                <mc:Fallback xmlns:cx1="http://schemas.microsoft.com/office/drawing/2015/9/8/chartex">
+                <mc:Fallback>
                   <w:pict>
                     <v:shape w14:anchorId="2116C8D2" id="_x0000_s1033" type="#_x0000_t202" style="position:absolute;left:0;text-align:left;margin-left:11.45pt;margin-top:2.25pt;width:22.9pt;height:17.8pt;z-index:251689984;visibility:visible;mso-wrap-style:square;mso-width-percent:0;mso-height-percent:0;mso-wrap-distance-left:9pt;mso-wrap-distance-top:3.6pt;mso-wrap-distance-right:9pt;mso-wrap-distance-bottom:3.6pt;mso-position-horizontal:absolute;mso-position-horizontal-relative:text;mso-position-vertical:absolute;mso-position-vertical-relative:text;mso-width-percent:0;mso-height-percent:0;mso-width-relative:margin;mso-height-relative:margin;v-text-anchor:top" o:gfxdata="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">
                       <v:textbox>
@@ -3449,6 +3412,16 @@
     </w:p>
     <w:p>
       <w:pPr>
+        <w:spacing w:after="240" w:line="240" w:lineRule="auto"/>
+        <w:jc w:val="center"/>
+        <w:rPr>
+          <w:rFonts w:ascii="Times New Roman" w:eastAsia="Calibri" w:hAnsi="Times New Roman" w:cs="Times New Roman"/>
+          <w:bCs/>
+          <w:sz w:val="28"/>
+          <w:szCs w:val="28"/>
+        </w:rPr>
+      </w:pPr>
+      <w:r>
         <w:rPr>
           <w:rFonts w:ascii="Times New Roman" w:eastAsia="Times New Roman" w:hAnsi="Times New Roman" w:cs="Times New Roman"/>
           <w:bCs/>
@@ -3457,49 +3430,2645 @@
           <w:szCs w:val="28"/>
           <w:lang w:val="fr-FR"/>
         </w:rPr>
-      </w:pPr>
-      <w:r>
-        <w:rPr>
-          <w:rFonts w:ascii="Times New Roman" w:eastAsia="Times New Roman" w:hAnsi="Times New Roman" w:cs="Times New Roman"/>
+        <w:br w:type="page"/>
+      </w:r>
+      <w:r>
+        <w:rPr>
+          <w:rFonts w:ascii="Times New Roman" w:eastAsia="Calibri" w:hAnsi="Times New Roman" w:cs="Times New Roman"/>
           <w:bCs/>
-          <w:spacing w:val="-4"/>
-          <w:sz w:val="28"/>
-          <w:szCs w:val="28"/>
-          <w:lang w:val="fr-FR"/>
-        </w:rPr>
-        <w:br w:type="page"/>
+          <w:sz w:val="28"/>
+          <w:szCs w:val="28"/>
+        </w:rPr>
+        <w:lastRenderedPageBreak/>
+        <w:t>THÔNG BÁO THAY ĐỔI THÔNG TIN ĐĂNG KÝ THUẾ</w:t>
       </w:r>
     </w:p>
-    <w:p>
-      <w:pPr>
-        <w:rPr>
-          <w:rFonts w:ascii="Times New Roman" w:eastAsia="Times New Roman" w:hAnsi="Times New Roman" w:cs="Times New Roman"/>
-          <w:bCs/>
-          <w:spacing w:val="-4"/>
-          <w:sz w:val="28"/>
-          <w:szCs w:val="28"/>
-          <w:lang w:val="fr-FR"/>
-        </w:rPr>
-      </w:pPr>
-    </w:p>
-    <w:p>
-      <w:pPr>
-        <w:rPr>
-          <w:rFonts w:ascii="Times New Roman" w:eastAsia="Times New Roman" w:hAnsi="Times New Roman" w:cs="Times New Roman"/>
-          <w:bCs/>
-          <w:spacing w:val="-4"/>
-          <w:sz w:val="28"/>
-          <w:szCs w:val="28"/>
-          <w:lang w:val="fr-FR"/>
-        </w:rPr>
-      </w:pPr>
-    </w:p>
+    <w:tbl>
+      <w:tblPr>
+        <w:tblW w:w="9101" w:type="dxa"/>
+        <w:tblInd w:w="108" w:type="dxa"/>
+        <w:tblBorders>
+          <w:top w:val="single" w:sz="4" w:space="0" w:color="auto"/>
+          <w:left w:val="single" w:sz="4" w:space="0" w:color="auto"/>
+          <w:bottom w:val="single" w:sz="4" w:space="0" w:color="auto"/>
+          <w:right w:val="single" w:sz="4" w:space="0" w:color="auto"/>
+          <w:insideH w:val="single" w:sz="4" w:space="0" w:color="auto"/>
+          <w:insideV w:val="single" w:sz="4" w:space="0" w:color="auto"/>
+        </w:tblBorders>
+        <w:tblLook w:val="00A0" w:firstRow="1" w:lastRow="0" w:firstColumn="1" w:lastColumn="0" w:noHBand="0" w:noVBand="0"/>
+      </w:tblPr>
+      <w:tblGrid>
+        <w:gridCol w:w="714"/>
+        <w:gridCol w:w="8387"/>
+      </w:tblGrid>
+      <w:tr>
+        <w:tc>
+          <w:tcPr>
+            <w:tcW w:w="714" w:type="dxa"/>
+          </w:tcPr>
+          <w:p>
+            <w:pPr>
+              <w:spacing w:before="20" w:after="20" w:line="240" w:lineRule="auto"/>
+              <w:jc w:val="center"/>
+              <w:rPr>
+                <w:rFonts w:ascii="Times New Roman" w:eastAsia="Calibri" w:hAnsi="Times New Roman" w:cs="Times New Roman"/>
+                <w:sz w:val="28"/>
+                <w:szCs w:val="28"/>
+              </w:rPr>
+            </w:pPr>
+            <w:r>
+              <w:rPr>
+                <w:rFonts w:ascii="Times New Roman" w:eastAsia="Calibri" w:hAnsi="Times New Roman" w:cs="Times New Roman"/>
+                <w:sz w:val="28"/>
+                <w:szCs w:val="28"/>
+              </w:rPr>
+              <w:t>STT</w:t>
+            </w:r>
+          </w:p>
+        </w:tc>
+        <w:tc>
+          <w:tcPr>
+            <w:tcW w:w="8387" w:type="dxa"/>
+          </w:tcPr>
+          <w:p>
+            <w:pPr>
+              <w:spacing w:before="20" w:after="20" w:line="240" w:lineRule="auto"/>
+              <w:ind w:firstLine="567"/>
+              <w:jc w:val="center"/>
+              <w:rPr>
+                <w:rFonts w:ascii="Times New Roman" w:eastAsia="Calibri" w:hAnsi="Times New Roman" w:cs="Times New Roman"/>
+                <w:sz w:val="28"/>
+                <w:szCs w:val="28"/>
+              </w:rPr>
+            </w:pPr>
+            <w:r>
+              <w:rPr>
+                <w:rFonts w:ascii="Times New Roman" w:eastAsia="Calibri" w:hAnsi="Times New Roman" w:cs="Times New Roman"/>
+                <w:sz w:val="28"/>
+                <w:szCs w:val="28"/>
+              </w:rPr>
+              <w:t>Các chỉ tiêu thông tin đăng ký thuế</w:t>
+            </w:r>
+          </w:p>
+        </w:tc>
+      </w:tr>
+      <w:tr>
+        <w:tc>
+          <w:tcPr>
+            <w:tcW w:w="714" w:type="dxa"/>
+          </w:tcPr>
+          <w:p>
+            <w:pPr>
+              <w:spacing w:before="20" w:after="20" w:line="240" w:lineRule="auto"/>
+              <w:jc w:val="center"/>
+              <w:rPr>
+                <w:rFonts w:ascii="Times New Roman" w:eastAsia="Calibri" w:hAnsi="Times New Roman" w:cs="Times New Roman"/>
+                <w:sz w:val="28"/>
+                <w:szCs w:val="28"/>
+              </w:rPr>
+            </w:pPr>
+            <w:r>
+              <w:rPr>
+                <w:rFonts w:ascii="Times New Roman" w:eastAsia="Calibri" w:hAnsi="Times New Roman" w:cs="Times New Roman"/>
+                <w:sz w:val="28"/>
+                <w:szCs w:val="28"/>
+              </w:rPr>
+              <w:t>1</w:t>
+            </w:r>
+          </w:p>
+        </w:tc>
+        <w:tc>
+          <w:tcPr>
+            <w:tcW w:w="8387" w:type="dxa"/>
+          </w:tcPr>
+          <w:p>
+            <w:pPr>
+              <w:widowControl w:val="0"/>
+              <w:suppressAutoHyphens/>
+              <w:spacing w:before="20" w:after="20" w:line="240" w:lineRule="auto"/>
+              <w:jc w:val="both"/>
+              <w:rPr>
+                <w:rFonts w:ascii="Times New Roman" w:eastAsia="Times New Roman" w:hAnsi="Times New Roman" w:cs="Times New Roman"/>
+                <w:sz w:val="28"/>
+                <w:szCs w:val="28"/>
+                <w:lang w:eastAsia="zh-CN"/>
+              </w:rPr>
+            </w:pPr>
+            <w:r>
+              <w:rPr>
+                <w:rFonts w:ascii="Times New Roman" w:eastAsia="Times New Roman" w:hAnsi="Times New Roman" w:cs="Times New Roman"/>
+                <w:sz w:val="28"/>
+                <w:szCs w:val="28"/>
+                <w:lang w:eastAsia="zh-CN"/>
+              </w:rPr>
+              <w:t xml:space="preserve">Thông tin về Giám đốc/Tổng giám đốc </w:t>
+            </w:r>
+            <w:r>
+              <w:rPr>
+                <w:rFonts w:ascii="Times New Roman" w:eastAsia="Times New Roman" w:hAnsi="Times New Roman" w:cs="Times New Roman"/>
+                <w:i/>
+                <w:sz w:val="28"/>
+                <w:szCs w:val="28"/>
+                <w:lang w:eastAsia="zh-CN"/>
+              </w:rPr>
+              <w:t>(</w:t>
+            </w:r>
+            <w:r>
+              <w:rPr>
+                <w:rFonts w:ascii="Times New Roman" w:eastAsia="Times New Roman" w:hAnsi="Times New Roman" w:cs="Times New Roman"/>
+                <w:i/>
+                <w:iCs/>
+                <w:sz w:val="28"/>
+                <w:szCs w:val="28"/>
+                <w:lang w:eastAsia="zh-CN"/>
+              </w:rPr>
+              <w:t>nếu có</w:t>
+            </w:r>
+            <w:r>
+              <w:rPr>
+                <w:rFonts w:ascii="Times New Roman" w:eastAsia="Times New Roman" w:hAnsi="Times New Roman" w:cs="Times New Roman"/>
+                <w:i/>
+                <w:sz w:val="28"/>
+                <w:szCs w:val="28"/>
+                <w:lang w:eastAsia="zh-CN"/>
+              </w:rPr>
+              <w:t>)</w:t>
+            </w:r>
+            <w:r>
+              <w:rPr>
+                <w:rFonts w:ascii="Times New Roman" w:eastAsia="Times New Roman" w:hAnsi="Times New Roman" w:cs="Times New Roman"/>
+                <w:sz w:val="28"/>
+                <w:szCs w:val="28"/>
+                <w:lang w:eastAsia="zh-CN"/>
+              </w:rPr>
+              <w:t>:</w:t>
+            </w:r>
+          </w:p>
+          <w:p>
+            <w:pPr>
+              <w:widowControl w:val="0"/>
+              <w:suppressAutoHyphens/>
+              <w:spacing w:before="20" w:after="20" w:line="240" w:lineRule="auto"/>
+              <w:jc w:val="both"/>
+              <w:rPr>
+                <w:rFonts w:ascii="Times New Roman" w:eastAsia="Times New Roman" w:hAnsi="Times New Roman" w:cs="Times New Roman"/>
+                <w:sz w:val="28"/>
+                <w:szCs w:val="28"/>
+                <w:lang w:eastAsia="zh-CN"/>
+              </w:rPr>
+            </w:pPr>
+            <w:r>
+              <w:rPr>
+                <w:rFonts w:ascii="Times New Roman" w:eastAsia="Times New Roman" w:hAnsi="Times New Roman" w:cs="Times New Roman"/>
+                <w:sz w:val="28"/>
+                <w:szCs w:val="28"/>
+                <w:lang w:eastAsia="zh-CN"/>
+              </w:rPr>
+              <w:t>Họ, chữ đệm và tên Giám đốc/Tổng giám đốc:</w:t>
+            </w:r>
+            <w:r>
+              <w:t xml:space="preserve"> </w:t>
+            </w:r>
+            <w:r>
+              <w:rPr>
+                <w:rFonts w:ascii="Times New Roman" w:eastAsia="Times New Roman" w:hAnsi="Times New Roman" w:cs="Times New Roman"/>
+                <w:sz w:val="28"/>
+                <w:szCs w:val="28"/>
+                <w:lang w:eastAsia="zh-CN"/>
+              </w:rPr>
+              <w:t>PHẠM THÁI VIỆT</w:t>
+            </w:r>
+          </w:p>
+          <w:p>
+            <w:pPr>
+              <w:widowControl w:val="0"/>
+              <w:suppressAutoHyphens/>
+              <w:spacing w:before="20" w:after="20" w:line="240" w:lineRule="auto"/>
+              <w:jc w:val="both"/>
+              <w:rPr>
+                <w:rFonts w:ascii="Times New Roman" w:eastAsia="Times New Roman" w:hAnsi="Times New Roman" w:cs="Times New Roman"/>
+                <w:sz w:val="28"/>
+                <w:szCs w:val="28"/>
+              </w:rPr>
+            </w:pPr>
+            <w:r>
+              <w:rPr>
+                <w:rFonts w:ascii="Times New Roman" w:eastAsia="Times New Roman" w:hAnsi="Times New Roman" w:cs="Times New Roman"/>
+                <w:sz w:val="28"/>
+                <w:szCs w:val="28"/>
+              </w:rPr>
+              <w:t xml:space="preserve">Ngày, tháng, năm sinh: </w:t>
+            </w:r>
+            <w:r>
+              <w:rPr>
+                <w:rFonts w:ascii="Times New Roman" w:eastAsia="Times New Roman" w:hAnsi="Times New Roman" w:cs="Times New Roman"/>
+                <w:sz w:val="28"/>
+                <w:szCs w:val="28"/>
+              </w:rPr>
+              <w:t>04/10/1984</w:t>
+            </w:r>
+          </w:p>
+          <w:p>
+            <w:pPr>
+              <w:widowControl w:val="0"/>
+              <w:suppressAutoHyphens/>
+              <w:spacing w:before="20" w:after="20" w:line="240" w:lineRule="auto"/>
+              <w:jc w:val="both"/>
+              <w:rPr>
+                <w:rFonts w:ascii="Times New Roman" w:eastAsia="Times New Roman" w:hAnsi="Times New Roman" w:cs="Times New Roman"/>
+                <w:sz w:val="28"/>
+                <w:szCs w:val="28"/>
+                <w:lang w:eastAsia="zh-CN"/>
+              </w:rPr>
+            </w:pPr>
+            <w:r>
+              <w:rPr>
+                <w:rFonts w:ascii="Times New Roman" w:eastAsia="Times New Roman" w:hAnsi="Times New Roman" w:cs="Times New Roman"/>
+                <w:sz w:val="28"/>
+                <w:szCs w:val="28"/>
+              </w:rPr>
+              <w:t xml:space="preserve">Giới tính: </w:t>
+            </w:r>
+            <w:r>
+              <w:rPr>
+                <w:rFonts w:ascii="Times New Roman" w:eastAsia="Times New Roman" w:hAnsi="Times New Roman" w:cs="Times New Roman"/>
+                <w:sz w:val="28"/>
+                <w:szCs w:val="28"/>
+              </w:rPr>
+              <w:t>Nam</w:t>
+            </w:r>
+          </w:p>
+          <w:p>
+            <w:pPr>
+              <w:widowControl w:val="0"/>
+              <w:suppressAutoHyphens/>
+              <w:spacing w:before="20" w:after="20" w:line="240" w:lineRule="auto"/>
+              <w:jc w:val="both"/>
+              <w:rPr>
+                <w:rFonts w:ascii="Times New Roman" w:eastAsia="Times New Roman" w:hAnsi="Times New Roman" w:cs="Times New Roman"/>
+                <w:sz w:val="28"/>
+                <w:szCs w:val="28"/>
+                <w:lang w:eastAsia="zh-CN"/>
+              </w:rPr>
+            </w:pPr>
+            <w:r>
+              <w:rPr>
+                <w:rFonts w:ascii="Times New Roman" w:eastAsia="Times New Roman" w:hAnsi="Times New Roman" w:cs="Times New Roman"/>
+                <w:sz w:val="28"/>
+                <w:szCs w:val="28"/>
+                <w:lang w:eastAsia="zh-CN"/>
+              </w:rPr>
+              <w:t xml:space="preserve">Số định danh cá nhân: </w:t>
+            </w:r>
+            <w:r>
+              <w:rPr>
+                <w:rFonts w:ascii="Times New Roman" w:eastAsia="Times New Roman" w:hAnsi="Times New Roman" w:cs="Times New Roman"/>
+                <w:sz w:val="28"/>
+                <w:szCs w:val="28"/>
+                <w:lang w:eastAsia="zh-CN"/>
+              </w:rPr>
+              <w:t>040084009692</w:t>
+            </w:r>
+          </w:p>
+          <w:p>
+            <w:pPr>
+              <w:spacing w:before="20" w:after="20" w:line="240" w:lineRule="auto"/>
+              <w:rPr>
+                <w:rFonts w:ascii="Times New Roman" w:eastAsia="Calibri" w:hAnsi="Times New Roman" w:cs="Times New Roman"/>
+                <w:sz w:val="28"/>
+                <w:szCs w:val="28"/>
+              </w:rPr>
+            </w:pPr>
+            <w:r>
+              <w:rPr>
+                <w:rFonts w:ascii="Times New Roman" w:eastAsia="Times New Roman" w:hAnsi="Times New Roman" w:cs="Times New Roman"/>
+                <w:sz w:val="28"/>
+                <w:szCs w:val="28"/>
+                <w:lang w:eastAsia="zh-CN"/>
+              </w:rPr>
+              <w:t>Điện thoại:</w:t>
+            </w:r>
+            <w:r>
+              <w:t xml:space="preserve"> </w:t>
+            </w:r>
+          </w:p>
+        </w:tc>
+      </w:tr>
+      <w:tr>
+        <w:tc>
+          <w:tcPr>
+            <w:tcW w:w="714" w:type="dxa"/>
+          </w:tcPr>
+          <w:p>
+            <w:pPr>
+              <w:spacing w:before="20" w:after="20" w:line="240" w:lineRule="auto"/>
+              <w:jc w:val="center"/>
+              <w:rPr>
+                <w:rFonts w:ascii="Times New Roman" w:eastAsia="Calibri" w:hAnsi="Times New Roman" w:cs="Times New Roman"/>
+                <w:sz w:val="28"/>
+                <w:szCs w:val="28"/>
+              </w:rPr>
+            </w:pPr>
+            <w:r>
+              <w:rPr>
+                <w:rFonts w:ascii="Times New Roman" w:eastAsia="Calibri" w:hAnsi="Times New Roman" w:cs="Times New Roman"/>
+                <w:sz w:val="28"/>
+                <w:szCs w:val="28"/>
+              </w:rPr>
+              <w:t>2</w:t>
+            </w:r>
+          </w:p>
+        </w:tc>
+        <w:tc>
+          <w:tcPr>
+            <w:tcW w:w="8387" w:type="dxa"/>
+          </w:tcPr>
+          <w:p>
+            <w:pPr>
+              <w:spacing w:before="20" w:after="20" w:line="240" w:lineRule="auto"/>
+              <w:jc w:val="both"/>
+              <w:rPr>
+                <w:rFonts w:ascii="Times New Roman" w:eastAsia="Calibri" w:hAnsi="Times New Roman" w:cs="Times New Roman"/>
+                <w:sz w:val="28"/>
+                <w:szCs w:val="28"/>
+              </w:rPr>
+            </w:pPr>
+            <w:r>
+              <w:rPr>
+                <w:rFonts w:ascii="Times New Roman" w:eastAsia="Calibri" w:hAnsi="Times New Roman" w:cs="Times New Roman"/>
+                <w:sz w:val="28"/>
+                <w:szCs w:val="28"/>
+              </w:rPr>
+              <w:t>Thông tin về Kế toán trưởng/Phụ trách kế toán (</w:t>
+            </w:r>
+            <w:r>
+              <w:rPr>
+                <w:rFonts w:ascii="Times New Roman" w:eastAsia="Calibri" w:hAnsi="Times New Roman" w:cs="Times New Roman"/>
+                <w:i/>
+                <w:iCs/>
+                <w:sz w:val="28"/>
+                <w:szCs w:val="28"/>
+              </w:rPr>
+              <w:t>nếu có</w:t>
+            </w:r>
+            <w:r>
+              <w:rPr>
+                <w:rFonts w:ascii="Times New Roman" w:eastAsia="Calibri" w:hAnsi="Times New Roman" w:cs="Times New Roman"/>
+                <w:sz w:val="28"/>
+                <w:szCs w:val="28"/>
+              </w:rPr>
+              <w:t>)</w:t>
+            </w:r>
+            <w:r>
+              <w:rPr>
+                <w:rFonts w:ascii="Times New Roman" w:eastAsia="Calibri" w:hAnsi="Times New Roman" w:cs="Times New Roman"/>
+                <w:sz w:val="28"/>
+                <w:szCs w:val="28"/>
+                <w:vertAlign w:val="superscript"/>
+              </w:rPr>
+              <w:footnoteReference w:customMarkFollows="1" w:id="2"/>
+              <w:t>1</w:t>
+            </w:r>
+            <w:r>
+              <w:rPr>
+                <w:rFonts w:ascii="Times New Roman" w:eastAsia="Calibri" w:hAnsi="Times New Roman" w:cs="Times New Roman"/>
+                <w:sz w:val="28"/>
+                <w:szCs w:val="28"/>
+              </w:rPr>
+              <w:t>:</w:t>
+            </w:r>
+          </w:p>
+          <w:p>
+            <w:pPr>
+              <w:widowControl w:val="0"/>
+              <w:suppressAutoHyphens/>
+              <w:spacing w:before="20" w:after="20" w:line="240" w:lineRule="auto"/>
+              <w:jc w:val="both"/>
+              <w:rPr>
+                <w:rFonts w:ascii="Times New Roman" w:eastAsia="Times New Roman" w:hAnsi="Times New Roman" w:cs="Times New Roman"/>
+                <w:sz w:val="28"/>
+                <w:szCs w:val="28"/>
+                <w:lang w:eastAsia="zh-CN"/>
+              </w:rPr>
+            </w:pPr>
+            <w:r>
+              <w:rPr>
+                <w:rFonts w:ascii="Times New Roman" w:eastAsia="Times New Roman" w:hAnsi="Times New Roman" w:cs="Times New Roman"/>
+                <w:sz w:val="28"/>
+                <w:szCs w:val="28"/>
+                <w:lang w:eastAsia="zh-CN"/>
+              </w:rPr>
+              <w:t>Họ, chữ đệm và tên Kế toán trưởng/Phụ trách kế toán:................................</w:t>
+            </w:r>
+          </w:p>
+          <w:p>
+            <w:pPr>
+              <w:widowControl w:val="0"/>
+              <w:suppressAutoHyphens/>
+              <w:spacing w:before="20" w:after="20" w:line="240" w:lineRule="auto"/>
+              <w:jc w:val="both"/>
+              <w:rPr>
+                <w:rFonts w:ascii="Times New Roman" w:eastAsia="Times New Roman" w:hAnsi="Times New Roman" w:cs="Times New Roman"/>
+                <w:sz w:val="28"/>
+                <w:szCs w:val="28"/>
+              </w:rPr>
+            </w:pPr>
+            <w:r>
+              <w:rPr>
+                <w:rFonts w:ascii="Times New Roman" w:eastAsia="Times New Roman" w:hAnsi="Times New Roman" w:cs="Times New Roman"/>
+                <w:sz w:val="28"/>
+                <w:szCs w:val="28"/>
+              </w:rPr>
+              <w:t>Ngày, tháng, năm sinh: ……/……/……</w:t>
+            </w:r>
+          </w:p>
+          <w:p>
+            <w:pPr>
+              <w:widowControl w:val="0"/>
+              <w:suppressAutoHyphens/>
+              <w:spacing w:before="20" w:after="20" w:line="240" w:lineRule="auto"/>
+              <w:jc w:val="both"/>
+              <w:rPr>
+                <w:rFonts w:ascii="Times New Roman" w:eastAsia="Times New Roman" w:hAnsi="Times New Roman" w:cs="Times New Roman"/>
+                <w:sz w:val="28"/>
+                <w:szCs w:val="28"/>
+                <w:lang w:eastAsia="zh-CN"/>
+              </w:rPr>
+            </w:pPr>
+            <w:r>
+              <w:rPr>
+                <w:rFonts w:ascii="Times New Roman" w:eastAsia="Times New Roman" w:hAnsi="Times New Roman" w:cs="Times New Roman"/>
+                <w:sz w:val="28"/>
+                <w:szCs w:val="28"/>
+              </w:rPr>
+              <w:t>Giới tính: ………………</w:t>
+            </w:r>
+          </w:p>
+          <w:p>
+            <w:pPr>
+              <w:widowControl w:val="0"/>
+              <w:suppressAutoHyphens/>
+              <w:spacing w:before="20" w:after="20" w:line="240" w:lineRule="auto"/>
+              <w:jc w:val="both"/>
+              <w:rPr>
+                <w:rFonts w:ascii="Times New Roman" w:eastAsia="Times New Roman" w:hAnsi="Times New Roman" w:cs="Times New Roman"/>
+                <w:sz w:val="28"/>
+                <w:szCs w:val="28"/>
+                <w:lang w:eastAsia="zh-CN"/>
+              </w:rPr>
+            </w:pPr>
+            <w:r>
+              <w:rPr>
+                <w:rFonts w:ascii="Times New Roman" w:eastAsia="Times New Roman" w:hAnsi="Times New Roman" w:cs="Times New Roman"/>
+                <w:sz w:val="28"/>
+                <w:szCs w:val="28"/>
+                <w:lang w:eastAsia="zh-CN"/>
+              </w:rPr>
+              <w:t>Số định danh cá nhân: .................................................................................</w:t>
+            </w:r>
+          </w:p>
+          <w:p>
+            <w:pPr>
+              <w:spacing w:before="20" w:after="20" w:line="240" w:lineRule="auto"/>
+              <w:jc w:val="both"/>
+              <w:rPr>
+                <w:rFonts w:ascii="Times New Roman" w:eastAsia="Calibri" w:hAnsi="Times New Roman" w:cs="Times New Roman"/>
+                <w:sz w:val="28"/>
+                <w:szCs w:val="28"/>
+              </w:rPr>
+            </w:pPr>
+            <w:r>
+              <w:rPr>
+                <w:rFonts w:ascii="Times New Roman" w:eastAsia="Times New Roman" w:hAnsi="Times New Roman" w:cs="Times New Roman"/>
+                <w:sz w:val="28"/>
+                <w:szCs w:val="28"/>
+                <w:lang w:eastAsia="zh-CN"/>
+              </w:rPr>
+              <w:t>Điện thoại:...................................................................................................</w:t>
+            </w:r>
+          </w:p>
+        </w:tc>
+      </w:tr>
+      <w:tr>
+        <w:tc>
+          <w:tcPr>
+            <w:tcW w:w="714" w:type="dxa"/>
+          </w:tcPr>
+          <w:p>
+            <w:pPr>
+              <w:spacing w:before="20" w:after="20" w:line="240" w:lineRule="auto"/>
+              <w:jc w:val="center"/>
+              <w:rPr>
+                <w:rFonts w:ascii="Times New Roman" w:eastAsia="Calibri" w:hAnsi="Times New Roman" w:cs="Times New Roman"/>
+                <w:sz w:val="28"/>
+                <w:szCs w:val="28"/>
+              </w:rPr>
+            </w:pPr>
+            <w:r>
+              <w:rPr>
+                <w:rFonts w:ascii="Times New Roman" w:eastAsia="Calibri" w:hAnsi="Times New Roman" w:cs="Times New Roman"/>
+                <w:sz w:val="28"/>
+                <w:szCs w:val="28"/>
+              </w:rPr>
+              <w:t>3</w:t>
+            </w:r>
+          </w:p>
+        </w:tc>
+        <w:tc>
+          <w:tcPr>
+            <w:tcW w:w="8387" w:type="dxa"/>
+          </w:tcPr>
+          <w:p>
+            <w:pPr>
+              <w:spacing w:before="20" w:after="20" w:line="240" w:lineRule="auto"/>
+              <w:rPr>
+                <w:rFonts w:ascii="Times New Roman" w:eastAsia="Calibri" w:hAnsi="Times New Roman" w:cs="Times New Roman"/>
+                <w:sz w:val="28"/>
+                <w:szCs w:val="28"/>
+              </w:rPr>
+            </w:pPr>
+            <w:r>
+              <w:rPr>
+                <w:rFonts w:ascii="Times New Roman" w:eastAsia="Calibri" w:hAnsi="Times New Roman" w:cs="Times New Roman"/>
+                <w:sz w:val="28"/>
+                <w:szCs w:val="28"/>
+              </w:rPr>
+              <w:t>Địa chỉ nhận thông báo thuế:</w:t>
+            </w:r>
+          </w:p>
+          <w:p>
+            <w:pPr>
+              <w:spacing w:before="20" w:after="20" w:line="240" w:lineRule="auto"/>
+              <w:rPr>
+                <w:rFonts w:ascii="Times New Roman" w:eastAsia="Calibri" w:hAnsi="Times New Roman" w:cs="Times New Roman"/>
+                <w:sz w:val="28"/>
+                <w:szCs w:val="28"/>
+              </w:rPr>
+            </w:pPr>
+            <w:r>
+              <w:rPr>
+                <w:rFonts w:ascii="Times New Roman" w:eastAsia="Calibri" w:hAnsi="Times New Roman" w:cs="Times New Roman"/>
+                <w:spacing w:val="-8"/>
+                <w:sz w:val="28"/>
+                <w:szCs w:val="28"/>
+              </w:rPr>
+              <w:t>Số nhà/phòng, ngách/hẻm, ngõ/kiệt, đường/phố/đại lộ, tổ/xóm/ấp/thôn</w:t>
+            </w:r>
+            <w:r>
+              <w:rPr>
+                <w:rFonts w:ascii="Times New Roman" w:eastAsia="Calibri" w:hAnsi="Times New Roman" w:cs="Times New Roman"/>
+                <w:sz w:val="28"/>
+                <w:szCs w:val="28"/>
+              </w:rPr>
+              <w:t xml:space="preserve">: </w:t>
+            </w:r>
+            <w:r>
+              <w:rPr>
+                <w:rFonts w:ascii="Times New Roman" w:eastAsia="Calibri" w:hAnsi="Times New Roman" w:cs="Times New Roman"/>
+                <w:sz w:val="28"/>
+                <w:szCs w:val="28"/>
+              </w:rPr>
+              <w:t>Số 431/5 đường 22/12, Khu phố 4</w:t>
+            </w:r>
+          </w:p>
+          <w:p>
+            <w:pPr>
+              <w:spacing w:before="20" w:after="20" w:line="240" w:lineRule="auto"/>
+              <w:rPr>
+                <w:rFonts w:ascii="Times New Roman" w:eastAsia="Calibri" w:hAnsi="Times New Roman" w:cs="Times New Roman"/>
+                <w:sz w:val="28"/>
+                <w:szCs w:val="28"/>
+              </w:rPr>
+            </w:pPr>
+            <w:r>
+              <w:rPr>
+                <w:rFonts w:ascii="Times New Roman" w:eastAsia="Calibri" w:hAnsi="Times New Roman" w:cs="Times New Roman"/>
+                <w:sz w:val="28"/>
+                <w:szCs w:val="28"/>
+              </w:rPr>
+              <w:t xml:space="preserve">Xã/Phường/Đặc khu: </w:t>
+            </w:r>
+            <w:r>
+              <w:rPr>
+                <w:rFonts w:ascii="Times New Roman" w:eastAsia="Calibri" w:hAnsi="Times New Roman" w:cs="Times New Roman"/>
+                <w:sz w:val="28"/>
+                <w:szCs w:val="28"/>
+              </w:rPr>
+              <w:t>Phường An Phú</w:t>
+            </w:r>
+          </w:p>
+          <w:p>
+            <w:pPr>
+              <w:spacing w:before="20" w:after="20" w:line="240" w:lineRule="auto"/>
+              <w:rPr>
+                <w:rFonts w:ascii="Times New Roman" w:eastAsia="Calibri" w:hAnsi="Times New Roman" w:cs="Times New Roman"/>
+                <w:sz w:val="28"/>
+                <w:szCs w:val="28"/>
+              </w:rPr>
+            </w:pPr>
+            <w:r>
+              <w:rPr>
+                <w:rFonts w:ascii="Times New Roman" w:eastAsia="Calibri" w:hAnsi="Times New Roman" w:cs="Times New Roman"/>
+                <w:sz w:val="28"/>
+                <w:szCs w:val="28"/>
+              </w:rPr>
+              <w:t xml:space="preserve">Tỉnh/Thành phố trực thuộc trung ương: </w:t>
+            </w:r>
+            <w:r>
+              <w:rPr>
+                <w:rFonts w:ascii="Times New Roman" w:eastAsia="Calibri" w:hAnsi="Times New Roman" w:cs="Times New Roman"/>
+                <w:sz w:val="28"/>
+                <w:szCs w:val="28"/>
+              </w:rPr>
+              <w:t xml:space="preserve">Thành phố </w:t>
+            </w:r>
+            <w:r>
+              <w:rPr>
+                <w:rFonts w:ascii="Times New Roman" w:eastAsia="Calibri" w:hAnsi="Times New Roman" w:cs="Times New Roman"/>
+                <w:sz w:val="28"/>
+                <w:szCs w:val="28"/>
+              </w:rPr>
+              <w:t>Hồ Chí Minh</w:t>
+            </w:r>
+          </w:p>
+          <w:p>
+            <w:pPr>
+              <w:tabs>
+                <w:tab w:val="center" w:pos="4680"/>
+                <w:tab w:val="right" w:pos="9360"/>
+              </w:tabs>
+              <w:suppressAutoHyphens/>
+              <w:spacing w:before="20" w:after="20" w:line="240" w:lineRule="auto"/>
+              <w:jc w:val="both"/>
+              <w:rPr>
+                <w:rFonts w:ascii="Times New Roman" w:eastAsia="Times New Roman" w:hAnsi="Times New Roman" w:cs="Times New Roman"/>
+                <w:sz w:val="28"/>
+                <w:szCs w:val="28"/>
+                <w:lang w:eastAsia="zh-CN"/>
+              </w:rPr>
+            </w:pPr>
+            <w:r>
+              <w:rPr>
+                <w:rFonts w:ascii="Times New Roman" w:eastAsia="Times New Roman" w:hAnsi="Times New Roman" w:cs="Times New Roman"/>
+                <w:sz w:val="28"/>
+                <w:szCs w:val="28"/>
+                <w:lang w:eastAsia="zh-CN"/>
+              </w:rPr>
+              <w:t>Điện thoại (</w:t>
+            </w:r>
+            <w:r>
+              <w:rPr>
+                <w:rFonts w:ascii="Times New Roman" w:eastAsia="Times New Roman" w:hAnsi="Times New Roman" w:cs="Times New Roman"/>
+                <w:i/>
+                <w:sz w:val="28"/>
+                <w:szCs w:val="28"/>
+                <w:lang w:eastAsia="zh-CN"/>
+              </w:rPr>
+              <w:t>nếu có</w:t>
+            </w:r>
+            <w:r>
+              <w:rPr>
+                <w:rFonts w:ascii="Times New Roman" w:eastAsia="Times New Roman" w:hAnsi="Times New Roman" w:cs="Times New Roman"/>
+                <w:sz w:val="28"/>
+                <w:szCs w:val="28"/>
+                <w:lang w:eastAsia="zh-CN"/>
+              </w:rPr>
+              <w:t>): ………………….Số fax (</w:t>
+            </w:r>
+            <w:r>
+              <w:rPr>
+                <w:rFonts w:ascii="Times New Roman" w:eastAsia="Times New Roman" w:hAnsi="Times New Roman" w:cs="Times New Roman"/>
+                <w:i/>
+                <w:sz w:val="28"/>
+                <w:szCs w:val="28"/>
+                <w:lang w:eastAsia="zh-CN"/>
+              </w:rPr>
+              <w:t>nếu có</w:t>
+            </w:r>
+            <w:r>
+              <w:rPr>
+                <w:rFonts w:ascii="Times New Roman" w:eastAsia="Times New Roman" w:hAnsi="Times New Roman" w:cs="Times New Roman"/>
+                <w:sz w:val="28"/>
+                <w:szCs w:val="28"/>
+                <w:lang w:eastAsia="zh-CN"/>
+              </w:rPr>
+              <w:t>):………………..</w:t>
+            </w:r>
+          </w:p>
+          <w:p>
+            <w:pPr>
+              <w:spacing w:before="20" w:after="20" w:line="240" w:lineRule="auto"/>
+              <w:rPr>
+                <w:rFonts w:ascii="Times New Roman" w:eastAsia="Calibri" w:hAnsi="Times New Roman" w:cs="Times New Roman"/>
+                <w:sz w:val="28"/>
+                <w:szCs w:val="28"/>
+              </w:rPr>
+            </w:pPr>
+            <w:r>
+              <w:rPr>
+                <w:rFonts w:ascii="Times New Roman" w:eastAsia="Times New Roman" w:hAnsi="Times New Roman" w:cs="Times New Roman"/>
+                <w:sz w:val="28"/>
+                <w:szCs w:val="28"/>
+                <w:lang w:eastAsia="zh-CN"/>
+              </w:rPr>
+              <w:t>Thư điện tử (</w:t>
+            </w:r>
+            <w:r>
+              <w:rPr>
+                <w:rFonts w:ascii="Times New Roman" w:eastAsia="Times New Roman" w:hAnsi="Times New Roman" w:cs="Times New Roman"/>
+                <w:i/>
+                <w:sz w:val="28"/>
+                <w:szCs w:val="28"/>
+                <w:lang w:eastAsia="zh-CN"/>
+              </w:rPr>
+              <w:t>nếu có</w:t>
+            </w:r>
+            <w:r>
+              <w:rPr>
+                <w:rFonts w:ascii="Times New Roman" w:eastAsia="Times New Roman" w:hAnsi="Times New Roman" w:cs="Times New Roman"/>
+                <w:sz w:val="28"/>
+                <w:szCs w:val="28"/>
+                <w:lang w:eastAsia="zh-CN"/>
+              </w:rPr>
+              <w:t>):……………………………………………………</w:t>
+            </w:r>
+          </w:p>
+        </w:tc>
+      </w:tr>
+      <w:tr>
+        <w:tc>
+          <w:tcPr>
+            <w:tcW w:w="714" w:type="dxa"/>
+          </w:tcPr>
+          <w:p>
+            <w:pPr>
+              <w:spacing w:before="20" w:after="20" w:line="240" w:lineRule="auto"/>
+              <w:jc w:val="center"/>
+              <w:rPr>
+                <w:rFonts w:ascii="Times New Roman" w:eastAsia="Times New Roman" w:hAnsi="Times New Roman" w:cs="Times New Roman"/>
+                <w:sz w:val="28"/>
+                <w:szCs w:val="28"/>
+                <w:vertAlign w:val="superscript"/>
+                <w:lang w:eastAsia="zh-CN"/>
+              </w:rPr>
+            </w:pPr>
+            <w:r>
+              <w:rPr>
+                <w:rFonts w:ascii="Times New Roman" w:eastAsia="Calibri" w:hAnsi="Times New Roman" w:cs="Times New Roman"/>
+                <w:sz w:val="28"/>
+                <w:szCs w:val="28"/>
+              </w:rPr>
+              <w:t>4</w:t>
+            </w:r>
+          </w:p>
+        </w:tc>
+        <w:tc>
+          <w:tcPr>
+            <w:tcW w:w="8387" w:type="dxa"/>
+            <w:vAlign w:val="center"/>
+          </w:tcPr>
+          <w:p>
+            <w:pPr>
+              <w:spacing w:before="20" w:after="20" w:line="240" w:lineRule="auto"/>
+              <w:rPr>
+                <w:rFonts w:ascii="Times New Roman" w:eastAsia="Calibri" w:hAnsi="Times New Roman" w:cs="Times New Roman"/>
+                <w:sz w:val="28"/>
+                <w:szCs w:val="28"/>
+              </w:rPr>
+            </w:pPr>
+            <w:r>
+              <w:rPr>
+                <w:rFonts w:ascii="Times New Roman" w:eastAsia="Times New Roman" w:hAnsi="Times New Roman" w:cs="Times New Roman"/>
+                <w:sz w:val="28"/>
+                <w:szCs w:val="28"/>
+                <w:lang w:eastAsia="zh-CN"/>
+              </w:rPr>
+              <w:t>Ngày bắt đầu hoạt động</w:t>
+            </w:r>
+            <w:r>
+              <w:rPr>
+                <w:rFonts w:ascii="Times New Roman" w:eastAsia="Times New Roman" w:hAnsi="Times New Roman" w:cs="Times New Roman"/>
+                <w:sz w:val="28"/>
+                <w:szCs w:val="28"/>
+                <w:vertAlign w:val="superscript"/>
+                <w:lang w:eastAsia="zh-CN"/>
+              </w:rPr>
+              <w:footnoteReference w:customMarkFollows="1" w:id="3"/>
+              <w:t>2</w:t>
+            </w:r>
+            <w:r>
+              <w:rPr>
+                <w:rFonts w:ascii="Times New Roman" w:eastAsia="Times New Roman" w:hAnsi="Times New Roman" w:cs="Times New Roman"/>
+                <w:sz w:val="28"/>
+                <w:szCs w:val="28"/>
+                <w:lang w:eastAsia="zh-CN"/>
+              </w:rPr>
+              <w:t>: …../…../…….</w:t>
+            </w:r>
+          </w:p>
+        </w:tc>
+      </w:tr>
+      <w:tr>
+        <w:tc>
+          <w:tcPr>
+            <w:tcW w:w="714" w:type="dxa"/>
+          </w:tcPr>
+          <w:p>
+            <w:pPr>
+              <w:spacing w:before="20" w:after="20" w:line="240" w:lineRule="auto"/>
+              <w:jc w:val="center"/>
+              <w:rPr>
+                <w:rFonts w:ascii="Times New Roman" w:eastAsia="Calibri" w:hAnsi="Times New Roman" w:cs="Times New Roman"/>
+                <w:sz w:val="28"/>
+                <w:szCs w:val="28"/>
+              </w:rPr>
+            </w:pPr>
+            <w:r>
+              <w:rPr>
+                <w:rFonts w:ascii="Times New Roman" w:eastAsia="Calibri" w:hAnsi="Times New Roman" w:cs="Times New Roman"/>
+                <w:sz w:val="28"/>
+                <w:szCs w:val="28"/>
+              </w:rPr>
+              <w:t>5</w:t>
+            </w:r>
+          </w:p>
+        </w:tc>
+        <w:tc>
+          <w:tcPr>
+            <w:tcW w:w="8387" w:type="dxa"/>
+            <w:vAlign w:val="center"/>
+          </w:tcPr>
+          <w:p>
+            <w:pPr>
+              <w:suppressAutoHyphens/>
+              <w:spacing w:before="20" w:after="20" w:line="240" w:lineRule="auto"/>
+              <w:jc w:val="both"/>
+              <w:rPr>
+                <w:rFonts w:ascii="Times New Roman" w:eastAsia="Times New Roman" w:hAnsi="Times New Roman" w:cs="Times New Roman"/>
+                <w:sz w:val="28"/>
+                <w:szCs w:val="28"/>
+                <w:lang w:eastAsia="zh-CN"/>
+              </w:rPr>
+            </w:pPr>
+            <w:r>
+              <w:rPr>
+                <w:rFonts w:ascii="Times New Roman" w:eastAsia="Times New Roman" w:hAnsi="Times New Roman" w:cs="Times New Roman"/>
+                <w:sz w:val="28"/>
+                <w:szCs w:val="28"/>
+                <w:lang w:eastAsia="zh-CN"/>
+              </w:rPr>
+              <w:t>Hình thức hạch toán (</w:t>
+            </w:r>
+            <w:r>
+              <w:rPr>
+                <w:rFonts w:ascii="Times New Roman" w:eastAsia="Times New Roman" w:hAnsi="Times New Roman" w:cs="Times New Roman"/>
+                <w:i/>
+                <w:iCs/>
+                <w:sz w:val="28"/>
+                <w:szCs w:val="28"/>
+                <w:lang w:eastAsia="zh-CN"/>
+              </w:rPr>
+              <w:t>Đánh dấu X vào một trong hai ô “Hạch toán độc lập” hoặc “Hạch toán phụ thuộc”. Trường hợp chọn ô “Hạch toán độc lập” mà thuộc đối tượng phải lập và gửi báo cáo tài chính hợp nhất cho cơ quan có thẩm quyền theo quy định thì chọn thêm ô “Có báo cáo tài chính hợp nhất”</w:t>
+            </w:r>
+            <w:r>
+              <w:rPr>
+                <w:rFonts w:ascii="Times New Roman" w:eastAsia="Times New Roman" w:hAnsi="Times New Roman" w:cs="Times New Roman"/>
+                <w:sz w:val="28"/>
+                <w:szCs w:val="28"/>
+                <w:lang w:eastAsia="zh-CN"/>
+              </w:rPr>
+              <w:t xml:space="preserve">): </w:t>
+            </w:r>
+          </w:p>
+          <w:tbl>
+            <w:tblPr>
+              <w:tblW w:w="7341" w:type="dxa"/>
+              <w:tblInd w:w="179" w:type="dxa"/>
+              <w:tblLook w:val="0000" w:firstRow="0" w:lastRow="0" w:firstColumn="0" w:lastColumn="0" w:noHBand="0" w:noVBand="0"/>
+            </w:tblPr>
+            <w:tblGrid>
+              <w:gridCol w:w="2583"/>
+              <w:gridCol w:w="567"/>
+              <w:gridCol w:w="393"/>
+              <w:gridCol w:w="3798"/>
+            </w:tblGrid>
+            <w:tr>
+              <w:tc>
+                <w:tcPr>
+                  <w:tcW w:w="2583" w:type="dxa"/>
+                  <w:shd w:val="clear" w:color="auto" w:fill="auto"/>
+                </w:tcPr>
+                <w:p>
+                  <w:pPr>
+                    <w:suppressAutoHyphens/>
+                    <w:spacing w:before="20" w:after="20" w:line="240" w:lineRule="auto"/>
+                    <w:jc w:val="both"/>
+                    <w:rPr>
+                      <w:rFonts w:ascii="Times New Roman" w:eastAsia="Times New Roman" w:hAnsi="Times New Roman" w:cs="Times New Roman"/>
+                      <w:sz w:val="28"/>
+                      <w:szCs w:val="28"/>
+                      <w:lang w:eastAsia="zh-CN"/>
+                    </w:rPr>
+                  </w:pPr>
+                  <w:r>
+                    <w:rPr>
+                      <w:rFonts w:ascii="Times New Roman" w:eastAsia="Times New Roman" w:hAnsi="Times New Roman" w:cs="Times New Roman"/>
+                      <w:sz w:val="28"/>
+                      <w:szCs w:val="28"/>
+                      <w:lang w:eastAsia="zh-CN"/>
+                    </w:rPr>
+                    <w:t>Hạch toán độc lập</w:t>
+                  </w:r>
+                </w:p>
+              </w:tc>
+              <w:tc>
+                <w:tcPr>
+                  <w:tcW w:w="567" w:type="dxa"/>
+                  <w:shd w:val="clear" w:color="auto" w:fill="auto"/>
+                </w:tcPr>
+                <w:p>
+                  <w:pPr>
+                    <w:suppressAutoHyphens/>
+                    <w:snapToGrid w:val="0"/>
+                    <w:spacing w:before="20" w:after="20" w:line="240" w:lineRule="auto"/>
+                    <w:jc w:val="both"/>
+                    <w:rPr>
+                      <w:rFonts w:ascii="Times New Roman" w:eastAsia="Times New Roman" w:hAnsi="Times New Roman" w:cs="Times New Roman"/>
+                      <w:sz w:val="28"/>
+                      <w:szCs w:val="28"/>
+                    </w:rPr>
+                  </w:pPr>
+                  <w:r>
+                    <w:rPr>
+                      <w:rFonts w:ascii="Times New Roman" w:eastAsia="Calibri" w:hAnsi="Times New Roman" w:cs="Times New Roman"/>
+                      <w:noProof/>
+                      <w:sz w:val="20"/>
+                      <w:szCs w:val="20"/>
+                    </w:rPr>
+                    <mc:AlternateContent>
+                      <mc:Choice Requires="wps">
+                        <w:drawing>
+                          <wp:anchor distT="0" distB="0" distL="114300" distR="114300" simplePos="0" relativeHeight="251694080" behindDoc="0" locked="0" layoutInCell="1" allowOverlap="1" wp14:anchorId="2062E089" wp14:editId="0C4C9E3F">
+                            <wp:simplePos x="0" y="0"/>
+                            <wp:positionH relativeFrom="margin">
+                              <wp:align>center</wp:align>
+                            </wp:positionH>
+                            <wp:positionV relativeFrom="paragraph">
+                              <wp:posOffset>5715</wp:posOffset>
+                            </wp:positionV>
+                            <wp:extent cx="288925" cy="235585"/>
+                            <wp:effectExtent l="0" t="0" r="15875" b="12065"/>
+                            <wp:wrapNone/>
+                            <wp:docPr id="500946973" name="Rectangle 34"/>
+                            <wp:cNvGraphicFramePr>
+                              <a:graphicFrameLocks xmlns:a="http://schemas.openxmlformats.org/drawingml/2006/main"/>
+                            </wp:cNvGraphicFramePr>
+                            <a:graphic xmlns:a="http://schemas.openxmlformats.org/drawingml/2006/main">
+                              <a:graphicData uri="http://schemas.microsoft.com/office/word/2010/wordprocessingShape">
+                                <wps:wsp>
+                                  <wps:cNvSpPr>
+                                    <a:spLocks noChangeArrowheads="1"/>
+                                  </wps:cNvSpPr>
+                                  <wps:spPr bwMode="auto">
+                                    <a:xfrm>
+                                      <a:off x="0" y="0"/>
+                                      <a:ext cx="288925" cy="235585"/>
+                                    </a:xfrm>
+                                    <a:prstGeom prst="rect">
+                                      <a:avLst/>
+                                    </a:prstGeom>
+                                    <a:solidFill>
+                                      <a:srgbClr val="FFFFFF"/>
+                                    </a:solidFill>
+                                    <a:ln w="9360" cap="sq">
+                                      <a:solidFill>
+                                        <a:srgbClr val="000000"/>
+                                      </a:solidFill>
+                                      <a:miter lim="800000"/>
+                                      <a:headEnd/>
+                                      <a:tailEnd/>
+                                    </a:ln>
+                                  </wps:spPr>
+                                  <wps:txbx>
+                                    <w:txbxContent>
+                                      <w:p>
+                                        <w:pPr>
+                                          <w:jc w:val="center"/>
+                                        </w:pPr>
+                                        <w:r>
+                                          <w:t>x</w:t>
+                                        </w:r>
+                                      </w:p>
+                                    </w:txbxContent>
+                                  </wps:txbx>
+                                  <wps:bodyPr rot="0" vert="horz" wrap="none" lIns="91440" tIns="45720" rIns="91440" bIns="45720" anchor="ctr" anchorCtr="0" upright="1">
+                                    <a:noAutofit/>
+                                  </wps:bodyPr>
+                                </wps:wsp>
+                              </a:graphicData>
+                            </a:graphic>
+                            <wp14:sizeRelH relativeFrom="page">
+                              <wp14:pctWidth>0</wp14:pctWidth>
+                            </wp14:sizeRelH>
+                            <wp14:sizeRelV relativeFrom="page">
+                              <wp14:pctHeight>0</wp14:pctHeight>
+                            </wp14:sizeRelV>
+                          </wp:anchor>
+                        </w:drawing>
+                      </mc:Choice>
+                      <mc:Fallback>
+                        <w:pict>
+                          <v:rect w14:anchorId="2062E089" id="Rectangle 34" o:spid="_x0000_s1034" style="position:absolute;left:0;text-align:left;margin-left:0;margin-top:.45pt;width:22.75pt;height:18.55pt;z-index:251694080;visibility:visible;mso-wrap-style:none;mso-width-percent:0;mso-height-percent:0;mso-wrap-distance-left:9pt;mso-wrap-distance-top:0;mso-wrap-distance-right:9pt;mso-wrap-distance-bottom:0;mso-position-horizontal:center;mso-position-horizontal-relative:margin;mso-position-vertical:absolute;mso-position-vertical-relative:text;mso-width-percent:0;mso-height-percent:0;mso-width-relative:page;mso-height-relative:page;v-text-anchor:middle" o:gfxdata="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" strokeweight=".26mm">
+                            <v:stroke endcap="square"/>
+                            <v:textbox>
+                              <w:txbxContent>
+                                <w:p>
+                                  <w:pPr>
+                                    <w:jc w:val="center"/>
+                                  </w:pPr>
+                                  <w:r>
+                                    <w:t>x</w:t>
+                                  </w:r>
+                                </w:p>
+                              </w:txbxContent>
+                            </v:textbox>
+                            <w10:wrap anchorx="margin"/>
+                          </v:rect>
+                        </w:pict>
+                      </mc:Fallback>
+                    </mc:AlternateContent>
+                  </w:r>
+                </w:p>
+              </w:tc>
+              <w:tc>
+                <w:tcPr>
+                  <w:tcW w:w="393" w:type="dxa"/>
+                </w:tcPr>
+                <w:p>
+                  <w:pPr>
+                    <w:suppressAutoHyphens/>
+                    <w:snapToGrid w:val="0"/>
+                    <w:spacing w:before="20" w:after="20" w:line="240" w:lineRule="auto"/>
+                    <w:rPr>
+                      <w:rFonts w:ascii="Times New Roman" w:eastAsia="Times New Roman" w:hAnsi="Times New Roman" w:cs="Times New Roman"/>
+                      <w:noProof/>
+                      <w:sz w:val="28"/>
+                      <w:szCs w:val="28"/>
+                    </w:rPr>
+                  </w:pPr>
+                </w:p>
+              </w:tc>
+              <w:tc>
+                <w:tcPr>
+                  <w:tcW w:w="3798" w:type="dxa"/>
+                </w:tcPr>
+                <w:p>
+                  <w:pPr>
+                    <w:suppressAutoHyphens/>
+                    <w:snapToGrid w:val="0"/>
+                    <w:spacing w:before="20" w:after="20" w:line="240" w:lineRule="auto"/>
+                    <w:rPr>
+                      <w:rFonts w:ascii="Times New Roman" w:eastAsia="Calibri" w:hAnsi="Times New Roman" w:cs="Times New Roman"/>
+                      <w:noProof/>
+                      <w:sz w:val="20"/>
+                      <w:szCs w:val="20"/>
+                    </w:rPr>
+                  </w:pPr>
+                  <w:r>
+                    <w:rPr>
+                      <w:rFonts w:ascii="Times New Roman" w:eastAsia="Times New Roman" w:hAnsi="Times New Roman" w:cs="Times New Roman"/>
+                      <w:noProof/>
+                      <w:sz w:val="28"/>
+                      <w:szCs w:val="28"/>
+                    </w:rPr>
+                    <mc:AlternateContent>
+                      <mc:Choice Requires="wps">
+                        <w:drawing>
+                          <wp:anchor distT="0" distB="0" distL="114300" distR="114300" simplePos="0" relativeHeight="251696128" behindDoc="0" locked="0" layoutInCell="1" allowOverlap="1" wp14:anchorId="725F8C62" wp14:editId="56997FF7">
+                            <wp:simplePos x="0" y="0"/>
+                            <wp:positionH relativeFrom="column">
+                              <wp:posOffset>2234565</wp:posOffset>
+                            </wp:positionH>
+                            <wp:positionV relativeFrom="paragraph">
+                              <wp:posOffset>16510</wp:posOffset>
+                            </wp:positionV>
+                            <wp:extent cx="288925" cy="235585"/>
+                            <wp:effectExtent l="0" t="0" r="0" b="0"/>
+                            <wp:wrapNone/>
+                            <wp:docPr id="1028132588" name="Rectangle 33"/>
+                            <wp:cNvGraphicFramePr>
+                              <a:graphicFrameLocks xmlns:a="http://schemas.openxmlformats.org/drawingml/2006/main"/>
+                            </wp:cNvGraphicFramePr>
+                            <a:graphic xmlns:a="http://schemas.openxmlformats.org/drawingml/2006/main">
+                              <a:graphicData uri="http://schemas.microsoft.com/office/word/2010/wordprocessingShape">
+                                <wps:wsp>
+                                  <wps:cNvSpPr>
+                                    <a:spLocks noChangeArrowheads="1"/>
+                                  </wps:cNvSpPr>
+                                  <wps:spPr bwMode="auto">
+                                    <a:xfrm>
+                                      <a:off x="0" y="0"/>
+                                      <a:ext cx="288925" cy="235585"/>
+                                    </a:xfrm>
+                                    <a:prstGeom prst="rect">
+                                      <a:avLst/>
+                                    </a:prstGeom>
+                                    <a:solidFill>
+                                      <a:srgbClr val="FFFFFF"/>
+                                    </a:solidFill>
+                                    <a:ln w="9360" cap="sq">
+                                      <a:solidFill>
+                                        <a:srgbClr val="000000"/>
+                                      </a:solidFill>
+                                      <a:miter lim="800000"/>
+                                      <a:headEnd/>
+                                      <a:tailEnd/>
+                                    </a:ln>
+                                  </wps:spPr>
+                                  <wps:bodyPr rot="0" vert="horz" wrap="none" lIns="91440" tIns="45720" rIns="91440" bIns="45720" anchor="ctr" anchorCtr="0" upright="1">
+                                    <a:noAutofit/>
+                                  </wps:bodyPr>
+                                </wps:wsp>
+                              </a:graphicData>
+                            </a:graphic>
+                            <wp14:sizeRelH relativeFrom="page">
+                              <wp14:pctWidth>0</wp14:pctWidth>
+                            </wp14:sizeRelH>
+                            <wp14:sizeRelV relativeFrom="page">
+                              <wp14:pctHeight>0</wp14:pctHeight>
+                            </wp14:sizeRelV>
+                          </wp:anchor>
+                        </w:drawing>
+                      </mc:Choice>
+                      <mc:Fallback>
+                        <w:pict>
+                          <v:rect w14:anchorId="3BBF0556" id="Rectangle 33" o:spid="_x0000_s1026" style="position:absolute;margin-left:175.95pt;margin-top:1.3pt;width:22.75pt;height:18.55pt;z-index:251696128;visibility:visible;mso-wrap-style:none;mso-width-percent:0;mso-height-percent:0;mso-wrap-distance-left:9pt;mso-wrap-distance-top:0;mso-wrap-distance-right:9pt;mso-wrap-distance-bottom:0;mso-position-horizontal:absolute;mso-position-horizontal-relative:text;mso-position-vertical:absolute;mso-position-vertical-relative:text;mso-width-percent:0;mso-height-percent:0;mso-width-relative:page;mso-height-relative:page;v-text-anchor:middle" o:gfxdata="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" strokeweight=".26mm">
+                            <v:stroke endcap="square"/>
+                          </v:rect>
+                        </w:pict>
+                      </mc:Fallback>
+                    </mc:AlternateContent>
+                  </w:r>
+                  <w:r>
+                    <w:rPr>
+                      <w:rFonts w:ascii="Times New Roman" w:eastAsia="Times New Roman" w:hAnsi="Times New Roman" w:cs="Times New Roman"/>
+                      <w:sz w:val="28"/>
+                      <w:szCs w:val="28"/>
+                      <w:lang w:eastAsia="zh-CN"/>
+                    </w:rPr>
+                    <w:t>Có báo cáo tài chính hợp nhất</w:t>
+                  </w:r>
+                </w:p>
+              </w:tc>
+            </w:tr>
+            <w:tr>
+              <w:trPr>
+                <w:trHeight w:val="563"/>
+              </w:trPr>
+              <w:tc>
+                <w:tcPr>
+                  <w:tcW w:w="2583" w:type="dxa"/>
+                  <w:shd w:val="clear" w:color="auto" w:fill="auto"/>
+                </w:tcPr>
+                <w:p>
+                  <w:pPr>
+                    <w:suppressAutoHyphens/>
+                    <w:spacing w:before="20" w:after="20" w:line="240" w:lineRule="auto"/>
+                    <w:jc w:val="both"/>
+                    <w:rPr>
+                      <w:rFonts w:ascii="Times New Roman" w:eastAsia="Times New Roman" w:hAnsi="Times New Roman" w:cs="Times New Roman"/>
+                      <w:sz w:val="28"/>
+                      <w:szCs w:val="28"/>
+                      <w:lang w:eastAsia="zh-CN"/>
+                    </w:rPr>
+                  </w:pPr>
+                  <w:r>
+                    <w:rPr>
+                      <w:rFonts w:ascii="Times New Roman" w:eastAsia="Times New Roman" w:hAnsi="Times New Roman" w:cs="Times New Roman"/>
+                      <w:sz w:val="28"/>
+                      <w:szCs w:val="28"/>
+                      <w:lang w:eastAsia="zh-CN"/>
+                    </w:rPr>
+                    <w:t>Hạch toán phụ thuộc</w:t>
+                  </w:r>
+                </w:p>
+              </w:tc>
+              <w:tc>
+                <w:tcPr>
+                  <w:tcW w:w="567" w:type="dxa"/>
+                  <w:shd w:val="clear" w:color="auto" w:fill="auto"/>
+                </w:tcPr>
+                <w:p>
+                  <w:pPr>
+                    <w:suppressAutoHyphens/>
+                    <w:snapToGrid w:val="0"/>
+                    <w:spacing w:before="20" w:after="20" w:line="240" w:lineRule="auto"/>
+                    <w:jc w:val="both"/>
+                    <w:rPr>
+                      <w:rFonts w:ascii="Times New Roman" w:eastAsia="Times New Roman" w:hAnsi="Times New Roman" w:cs="Times New Roman"/>
+                      <w:sz w:val="28"/>
+                      <w:szCs w:val="28"/>
+                    </w:rPr>
+                  </w:pPr>
+                  <w:r>
+                    <w:rPr>
+                      <w:rFonts w:ascii="Times New Roman" w:eastAsia="Calibri" w:hAnsi="Times New Roman" w:cs="Times New Roman"/>
+                      <w:noProof/>
+                      <w:sz w:val="20"/>
+                      <w:szCs w:val="20"/>
+                    </w:rPr>
+                    <mc:AlternateContent>
+                      <mc:Choice Requires="wps">
+                        <w:drawing>
+                          <wp:anchor distT="0" distB="0" distL="114300" distR="114300" simplePos="0" relativeHeight="251695104" behindDoc="0" locked="0" layoutInCell="1" allowOverlap="1" wp14:anchorId="59CF0404" wp14:editId="75D9ECC2">
+                            <wp:simplePos x="0" y="0"/>
+                            <wp:positionH relativeFrom="margin">
+                              <wp:align>center</wp:align>
+                            </wp:positionH>
+                            <wp:positionV relativeFrom="paragraph">
+                              <wp:posOffset>36830</wp:posOffset>
+                            </wp:positionV>
+                            <wp:extent cx="288925" cy="235585"/>
+                            <wp:effectExtent l="12065" t="5080" r="13335" b="6985"/>
+                            <wp:wrapNone/>
+                            <wp:docPr id="427880615" name="Rectangle 33"/>
+                            <wp:cNvGraphicFramePr>
+                              <a:graphicFrameLocks xmlns:a="http://schemas.openxmlformats.org/drawingml/2006/main"/>
+                            </wp:cNvGraphicFramePr>
+                            <a:graphic xmlns:a="http://schemas.openxmlformats.org/drawingml/2006/main">
+                              <a:graphicData uri="http://schemas.microsoft.com/office/word/2010/wordprocessingShape">
+                                <wps:wsp>
+                                  <wps:cNvSpPr>
+                                    <a:spLocks noChangeArrowheads="1"/>
+                                  </wps:cNvSpPr>
+                                  <wps:spPr bwMode="auto">
+                                    <a:xfrm>
+                                      <a:off x="0" y="0"/>
+                                      <a:ext cx="288925" cy="235585"/>
+                                    </a:xfrm>
+                                    <a:prstGeom prst="rect">
+                                      <a:avLst/>
+                                    </a:prstGeom>
+                                    <a:solidFill>
+                                      <a:srgbClr val="FFFFFF"/>
+                                    </a:solidFill>
+                                    <a:ln w="9360" cap="sq">
+                                      <a:solidFill>
+                                        <a:srgbClr val="000000"/>
+                                      </a:solidFill>
+                                      <a:miter lim="800000"/>
+                                      <a:headEnd/>
+                                      <a:tailEnd/>
+                                    </a:ln>
+                                  </wps:spPr>
+                                  <wps:bodyPr rot="0" vert="horz" wrap="none" lIns="91440" tIns="45720" rIns="91440" bIns="45720" anchor="ctr" anchorCtr="0" upright="1">
+                                    <a:noAutofit/>
+                                  </wps:bodyPr>
+                                </wps:wsp>
+                              </a:graphicData>
+                            </a:graphic>
+                            <wp14:sizeRelH relativeFrom="page">
+                              <wp14:pctWidth>0</wp14:pctWidth>
+                            </wp14:sizeRelH>
+                            <wp14:sizeRelV relativeFrom="page">
+                              <wp14:pctHeight>0</wp14:pctHeight>
+                            </wp14:sizeRelV>
+                          </wp:anchor>
+                        </w:drawing>
+                      </mc:Choice>
+                      <mc:Fallback>
+                        <w:pict>
+                          <v:rect w14:anchorId="16788063" id="Rectangle 33" o:spid="_x0000_s1026" style="position:absolute;margin-left:0;margin-top:2.9pt;width:22.75pt;height:18.55pt;z-index:251695104;visibility:visible;mso-wrap-style:none;mso-width-percent:0;mso-height-percent:0;mso-wrap-distance-left:9pt;mso-wrap-distance-top:0;mso-wrap-distance-right:9pt;mso-wrap-distance-bottom:0;mso-position-horizontal:center;mso-position-horizontal-relative:margin;mso-position-vertical:absolute;mso-position-vertical-relative:text;mso-width-percent:0;mso-height-percent:0;mso-width-relative:page;mso-height-relative:page;v-text-anchor:middle" o:gfxdata="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" strokeweight=".26mm">
+                            <v:stroke endcap="square"/>
+                            <w10:wrap anchorx="margin"/>
+                          </v:rect>
+                        </w:pict>
+                      </mc:Fallback>
+                    </mc:AlternateContent>
+                  </w:r>
+                </w:p>
+              </w:tc>
+              <w:tc>
+                <w:tcPr>
+                  <w:tcW w:w="393" w:type="dxa"/>
+                </w:tcPr>
+                <w:p>
+                  <w:pPr>
+                    <w:suppressAutoHyphens/>
+                    <w:snapToGrid w:val="0"/>
+                    <w:spacing w:before="20" w:after="20" w:line="240" w:lineRule="auto"/>
+                    <w:jc w:val="both"/>
+                    <w:rPr>
+                      <w:rFonts w:ascii="Times New Roman" w:eastAsia="Calibri" w:hAnsi="Times New Roman" w:cs="Times New Roman"/>
+                      <w:noProof/>
+                      <w:sz w:val="20"/>
+                      <w:szCs w:val="20"/>
+                    </w:rPr>
+                  </w:pPr>
+                </w:p>
+              </w:tc>
+              <w:tc>
+                <w:tcPr>
+                  <w:tcW w:w="3798" w:type="dxa"/>
+                </w:tcPr>
+                <w:p>
+                  <w:pPr>
+                    <w:suppressAutoHyphens/>
+                    <w:snapToGrid w:val="0"/>
+                    <w:spacing w:before="20" w:after="20" w:line="240" w:lineRule="auto"/>
+                    <w:jc w:val="both"/>
+                    <w:rPr>
+                      <w:rFonts w:ascii="Times New Roman" w:eastAsia="Calibri" w:hAnsi="Times New Roman" w:cs="Times New Roman"/>
+                      <w:noProof/>
+                      <w:sz w:val="20"/>
+                      <w:szCs w:val="20"/>
+                    </w:rPr>
+                  </w:pPr>
+                </w:p>
+              </w:tc>
+            </w:tr>
+          </w:tbl>
+          <w:p>
+            <w:pPr>
+              <w:spacing w:before="20" w:after="20" w:line="240" w:lineRule="auto"/>
+              <w:rPr>
+                <w:rFonts w:ascii="Times New Roman" w:eastAsia="Calibri" w:hAnsi="Times New Roman" w:cs="Times New Roman"/>
+                <w:sz w:val="28"/>
+                <w:szCs w:val="28"/>
+              </w:rPr>
+            </w:pPr>
+          </w:p>
+        </w:tc>
+      </w:tr>
+      <w:tr>
+        <w:tc>
+          <w:tcPr>
+            <w:tcW w:w="714" w:type="dxa"/>
+          </w:tcPr>
+          <w:p>
+            <w:pPr>
+              <w:spacing w:before="20" w:after="20" w:line="240" w:lineRule="auto"/>
+              <w:jc w:val="center"/>
+              <w:rPr>
+                <w:rFonts w:ascii="Times New Roman" w:eastAsia="Calibri" w:hAnsi="Times New Roman" w:cs="Times New Roman"/>
+                <w:sz w:val="28"/>
+                <w:szCs w:val="28"/>
+              </w:rPr>
+            </w:pPr>
+            <w:r>
+              <w:rPr>
+                <w:rFonts w:ascii="Times New Roman" w:eastAsia="Calibri" w:hAnsi="Times New Roman" w:cs="Times New Roman"/>
+                <w:sz w:val="28"/>
+                <w:szCs w:val="28"/>
+              </w:rPr>
+              <w:t>6</w:t>
+            </w:r>
+          </w:p>
+        </w:tc>
+        <w:tc>
+          <w:tcPr>
+            <w:tcW w:w="8387" w:type="dxa"/>
+          </w:tcPr>
+          <w:p>
+            <w:pPr>
+              <w:spacing w:before="20" w:after="20" w:line="240" w:lineRule="auto"/>
+              <w:rPr>
+                <w:rFonts w:ascii="Times New Roman" w:eastAsia="Calibri" w:hAnsi="Times New Roman" w:cs="Times New Roman"/>
+                <w:sz w:val="28"/>
+                <w:szCs w:val="28"/>
+              </w:rPr>
+            </w:pPr>
+            <w:r>
+              <w:rPr>
+                <w:rFonts w:ascii="Times New Roman" w:eastAsia="Calibri" w:hAnsi="Times New Roman" w:cs="Times New Roman"/>
+                <w:sz w:val="28"/>
+                <w:szCs w:val="28"/>
+              </w:rPr>
+              <w:t>Năm tài chính:</w:t>
+            </w:r>
+          </w:p>
+          <w:p>
+            <w:pPr>
+              <w:spacing w:before="20" w:after="20" w:line="240" w:lineRule="auto"/>
+              <w:rPr>
+                <w:rFonts w:ascii="Times New Roman" w:eastAsia="Calibri" w:hAnsi="Times New Roman" w:cs="Times New Roman"/>
+                <w:sz w:val="28"/>
+                <w:szCs w:val="28"/>
+              </w:rPr>
+            </w:pPr>
+            <w:r>
+              <w:rPr>
+                <w:rFonts w:ascii="Times New Roman" w:eastAsia="Calibri" w:hAnsi="Times New Roman" w:cs="Times New Roman"/>
+                <w:sz w:val="28"/>
+                <w:szCs w:val="28"/>
+              </w:rPr>
+              <w:t xml:space="preserve">Áp dụng từ ngày </w:t>
+            </w:r>
+            <w:r>
+              <w:rPr>
+                <w:rFonts w:ascii="Times New Roman" w:eastAsia="Calibri" w:hAnsi="Times New Roman" w:cs="Times New Roman"/>
+                <w:sz w:val="28"/>
+                <w:szCs w:val="28"/>
+              </w:rPr>
+              <w:t>01</w:t>
+            </w:r>
+            <w:r>
+              <w:rPr>
+                <w:rFonts w:ascii="Times New Roman" w:eastAsia="Calibri" w:hAnsi="Times New Roman" w:cs="Times New Roman"/>
+                <w:sz w:val="28"/>
+                <w:szCs w:val="28"/>
+              </w:rPr>
+              <w:t>/</w:t>
+            </w:r>
+            <w:r>
+              <w:rPr>
+                <w:rFonts w:ascii="Times New Roman" w:eastAsia="Calibri" w:hAnsi="Times New Roman" w:cs="Times New Roman"/>
+                <w:sz w:val="28"/>
+                <w:szCs w:val="28"/>
+              </w:rPr>
+              <w:t>01</w:t>
+            </w:r>
+            <w:r>
+              <w:rPr>
+                <w:rFonts w:ascii="Times New Roman" w:eastAsia="Calibri" w:hAnsi="Times New Roman" w:cs="Times New Roman"/>
+                <w:sz w:val="28"/>
+                <w:szCs w:val="28"/>
+              </w:rPr>
+              <w:t xml:space="preserve"> đến ngày </w:t>
+            </w:r>
+            <w:r>
+              <w:rPr>
+                <w:rFonts w:ascii="Times New Roman" w:eastAsia="Calibri" w:hAnsi="Times New Roman" w:cs="Times New Roman"/>
+                <w:sz w:val="28"/>
+                <w:szCs w:val="28"/>
+              </w:rPr>
+              <w:t>31</w:t>
+            </w:r>
+            <w:r>
+              <w:rPr>
+                <w:rFonts w:ascii="Times New Roman" w:eastAsia="Calibri" w:hAnsi="Times New Roman" w:cs="Times New Roman"/>
+                <w:sz w:val="28"/>
+                <w:szCs w:val="28"/>
+              </w:rPr>
+              <w:t>/</w:t>
+            </w:r>
+            <w:r>
+              <w:rPr>
+                <w:rFonts w:ascii="Times New Roman" w:eastAsia="Calibri" w:hAnsi="Times New Roman" w:cs="Times New Roman"/>
+                <w:sz w:val="28"/>
+                <w:szCs w:val="28"/>
+              </w:rPr>
+              <w:t>12</w:t>
+            </w:r>
+            <w:bookmarkStart w:id="7" w:name="_GoBack"/>
+            <w:bookmarkEnd w:id="7"/>
+            <w:r>
+              <w:rPr>
+                <w:rFonts w:ascii="Times New Roman" w:eastAsia="Calibri" w:hAnsi="Times New Roman" w:cs="Times New Roman"/>
+                <w:sz w:val="28"/>
+                <w:szCs w:val="28"/>
+                <w:vertAlign w:val="superscript"/>
+              </w:rPr>
+              <w:footnoteReference w:customMarkFollows="1" w:id="4"/>
+              <w:t>3</w:t>
+            </w:r>
+          </w:p>
+          <w:p>
+            <w:pPr>
+              <w:spacing w:before="20" w:after="20" w:line="240" w:lineRule="auto"/>
+              <w:rPr>
+                <w:rFonts w:ascii="Times New Roman" w:eastAsia="Calibri" w:hAnsi="Times New Roman" w:cs="Times New Roman"/>
+                <w:i/>
+                <w:sz w:val="28"/>
+                <w:szCs w:val="28"/>
+              </w:rPr>
+            </w:pPr>
+            <w:r>
+              <w:rPr>
+                <w:rFonts w:ascii="Times New Roman" w:eastAsia="Calibri" w:hAnsi="Times New Roman" w:cs="Times New Roman"/>
+                <w:sz w:val="28"/>
+                <w:szCs w:val="28"/>
+              </w:rPr>
+              <w:t>(</w:t>
+            </w:r>
+            <w:r>
+              <w:rPr>
+                <w:rFonts w:ascii="Times New Roman" w:eastAsia="Calibri" w:hAnsi="Times New Roman" w:cs="Times New Roman"/>
+                <w:i/>
+                <w:sz w:val="28"/>
+                <w:szCs w:val="28"/>
+              </w:rPr>
+              <w:t>Ghi ngày, tháng bắt đầu và kết thúc niên độ kế toán</w:t>
+            </w:r>
+            <w:r>
+              <w:rPr>
+                <w:rFonts w:ascii="Times New Roman" w:eastAsia="Calibri" w:hAnsi="Times New Roman" w:cs="Times New Roman"/>
+                <w:sz w:val="28"/>
+                <w:szCs w:val="28"/>
+              </w:rPr>
+              <w:t>)</w:t>
+            </w:r>
+          </w:p>
+        </w:tc>
+      </w:tr>
+      <w:tr>
+        <w:tc>
+          <w:tcPr>
+            <w:tcW w:w="714" w:type="dxa"/>
+          </w:tcPr>
+          <w:p>
+            <w:pPr>
+              <w:spacing w:before="20" w:after="20" w:line="240" w:lineRule="auto"/>
+              <w:jc w:val="center"/>
+              <w:rPr>
+                <w:rFonts w:ascii="Times New Roman" w:eastAsia="Calibri" w:hAnsi="Times New Roman" w:cs="Times New Roman"/>
+                <w:sz w:val="28"/>
+                <w:szCs w:val="28"/>
+              </w:rPr>
+            </w:pPr>
+            <w:r>
+              <w:rPr>
+                <w:rFonts w:ascii="Times New Roman" w:eastAsia="Calibri" w:hAnsi="Times New Roman" w:cs="Times New Roman"/>
+                <w:sz w:val="28"/>
+                <w:szCs w:val="28"/>
+              </w:rPr>
+              <w:t>7</w:t>
+            </w:r>
+          </w:p>
+        </w:tc>
+        <w:tc>
+          <w:tcPr>
+            <w:tcW w:w="8387" w:type="dxa"/>
+          </w:tcPr>
+          <w:p>
+            <w:pPr>
+              <w:spacing w:before="20" w:after="20" w:line="240" w:lineRule="auto"/>
+              <w:rPr>
+                <w:rFonts w:ascii="Times New Roman" w:eastAsia="Calibri" w:hAnsi="Times New Roman" w:cs="Times New Roman"/>
+                <w:sz w:val="28"/>
+                <w:szCs w:val="28"/>
+              </w:rPr>
+            </w:pPr>
+            <w:r>
+              <w:rPr>
+                <w:rFonts w:ascii="Times New Roman" w:eastAsia="Calibri" w:hAnsi="Times New Roman" w:cs="Times New Roman"/>
+                <w:sz w:val="28"/>
+                <w:szCs w:val="28"/>
+              </w:rPr>
+              <w:t xml:space="preserve">Tổng số lao động: </w:t>
+            </w:r>
+            <w:r>
+              <w:rPr>
+                <w:rFonts w:ascii="Times New Roman" w:eastAsia="Calibri" w:hAnsi="Times New Roman" w:cs="Times New Roman"/>
+                <w:sz w:val="28"/>
+                <w:szCs w:val="28"/>
+              </w:rPr>
+              <w:t>1</w:t>
+            </w:r>
+          </w:p>
+        </w:tc>
+      </w:tr>
+      <w:tr>
+        <w:tc>
+          <w:tcPr>
+            <w:tcW w:w="714" w:type="dxa"/>
+          </w:tcPr>
+          <w:p>
+            <w:pPr>
+              <w:spacing w:before="20" w:after="20" w:line="240" w:lineRule="auto"/>
+              <w:jc w:val="center"/>
+              <w:rPr>
+                <w:rFonts w:ascii="Times New Roman" w:eastAsia="Calibri" w:hAnsi="Times New Roman" w:cs="Times New Roman"/>
+                <w:sz w:val="28"/>
+                <w:szCs w:val="28"/>
+              </w:rPr>
+            </w:pPr>
+            <w:r>
+              <w:rPr>
+                <w:rFonts w:ascii="Times New Roman" w:eastAsia="Calibri" w:hAnsi="Times New Roman" w:cs="Times New Roman"/>
+                <w:sz w:val="28"/>
+                <w:szCs w:val="28"/>
+              </w:rPr>
+              <w:t>8</w:t>
+            </w:r>
+          </w:p>
+        </w:tc>
+        <w:tc>
+          <w:tcPr>
+            <w:tcW w:w="8387" w:type="dxa"/>
+          </w:tcPr>
+          <w:p>
+            <w:pPr>
+              <w:spacing w:before="20" w:after="20" w:line="240" w:lineRule="auto"/>
+              <w:rPr>
+                <w:rFonts w:ascii="Times New Roman" w:eastAsia="Calibri" w:hAnsi="Times New Roman" w:cs="Times New Roman"/>
+                <w:sz w:val="28"/>
+                <w:szCs w:val="28"/>
+              </w:rPr>
+            </w:pPr>
+            <w:r>
+              <w:rPr>
+                <w:rFonts w:ascii="Times New Roman" w:eastAsia="Calibri" w:hAnsi="Times New Roman" w:cs="Times New Roman"/>
+                <w:sz w:val="28"/>
+                <w:szCs w:val="28"/>
+              </w:rPr>
+              <w:t>Có hoạt động theo dự án BOT/BTO/BT</w:t>
+            </w:r>
+            <w:r>
+              <w:rPr>
+                <w:rFonts w:ascii="Times New Roman" w:eastAsia="Times New Roman" w:hAnsi="Times New Roman" w:cs="Times New Roman"/>
+                <w:sz w:val="28"/>
+                <w:szCs w:val="28"/>
+                <w:lang w:eastAsia="zh-CN"/>
+              </w:rPr>
+              <w:t>/</w:t>
+            </w:r>
+            <w:r>
+              <w:rPr>
+                <w:rFonts w:ascii="Times New Roman" w:eastAsia="Calibri" w:hAnsi="Times New Roman" w:cs="Times New Roman"/>
+                <w:sz w:val="28"/>
+                <w:szCs w:val="28"/>
+                <w:lang w:val="nl-NL"/>
+              </w:rPr>
+              <w:t>BOO, BLT, BTL, O&amp;M</w:t>
+            </w:r>
+            <w:r>
+              <w:rPr>
+                <w:rFonts w:ascii="Times New Roman" w:eastAsia="Calibri" w:hAnsi="Times New Roman" w:cs="Times New Roman"/>
+                <w:sz w:val="28"/>
+                <w:szCs w:val="28"/>
+              </w:rPr>
+              <w:t xml:space="preserve"> không?</w:t>
+            </w:r>
+          </w:p>
+          <w:tbl>
+            <w:tblPr>
+              <w:tblW w:w="0" w:type="auto"/>
+              <w:tblLook w:val="04A0" w:firstRow="1" w:lastRow="0" w:firstColumn="1" w:lastColumn="0" w:noHBand="0" w:noVBand="1"/>
+            </w:tblPr>
+            <w:tblGrid>
+              <w:gridCol w:w="4074"/>
+              <w:gridCol w:w="4097"/>
+            </w:tblGrid>
+            <w:tr>
+              <w:trPr>
+                <w:trHeight w:val="608"/>
+              </w:trPr>
+              <w:tc>
+                <w:tcPr>
+                  <w:tcW w:w="4226" w:type="dxa"/>
+                  <w:shd w:val="clear" w:color="auto" w:fill="auto"/>
+                </w:tcPr>
+                <w:p>
+                  <w:pPr>
+                    <w:suppressAutoHyphens/>
+                    <w:spacing w:before="20" w:after="20" w:line="240" w:lineRule="auto"/>
+                    <w:ind w:firstLine="692"/>
+                    <w:jc w:val="both"/>
+                    <w:rPr>
+                      <w:rFonts w:ascii="Times New Roman" w:eastAsia="Times New Roman" w:hAnsi="Times New Roman" w:cs="Times New Roman"/>
+                      <w:sz w:val="28"/>
+                      <w:szCs w:val="28"/>
+                      <w:lang w:eastAsia="zh-CN"/>
+                    </w:rPr>
+                  </w:pPr>
+                  <w:r>
+                    <w:rPr>
+                      <w:rFonts w:ascii="Times New Roman" w:eastAsia="Calibri" w:hAnsi="Times New Roman" w:cs="Times New Roman"/>
+                      <w:noProof/>
+                      <w:sz w:val="20"/>
+                      <w:szCs w:val="20"/>
+                    </w:rPr>
+                    <mc:AlternateContent>
+                      <mc:Choice Requires="wps">
+                        <w:drawing>
+                          <wp:anchor distT="0" distB="0" distL="114300" distR="114300" simplePos="0" relativeHeight="251692032" behindDoc="0" locked="0" layoutInCell="1" allowOverlap="1" wp14:anchorId="445CD07A" wp14:editId="37B6B7DB">
+                            <wp:simplePos x="0" y="0"/>
+                            <wp:positionH relativeFrom="column">
+                              <wp:posOffset>730885</wp:posOffset>
+                            </wp:positionH>
+                            <wp:positionV relativeFrom="paragraph">
+                              <wp:posOffset>45085</wp:posOffset>
+                            </wp:positionV>
+                            <wp:extent cx="259715" cy="234950"/>
+                            <wp:effectExtent l="0" t="0" r="6985" b="0"/>
+                            <wp:wrapNone/>
+                            <wp:docPr id="802" name="Rectangle 947"/>
+                            <wp:cNvGraphicFramePr>
+                              <a:graphicFrameLocks xmlns:a="http://schemas.openxmlformats.org/drawingml/2006/main"/>
+                            </wp:cNvGraphicFramePr>
+                            <a:graphic xmlns:a="http://schemas.openxmlformats.org/drawingml/2006/main">
+                              <a:graphicData uri="http://schemas.microsoft.com/office/word/2010/wordprocessingShape">
+                                <wps:wsp>
+                                  <wps:cNvSpPr>
+                                    <a:spLocks noChangeArrowheads="1"/>
+                                  </wps:cNvSpPr>
+                                  <wps:spPr bwMode="auto">
+                                    <a:xfrm>
+                                      <a:off x="0" y="0"/>
+                                      <a:ext cx="259715" cy="234950"/>
+                                    </a:xfrm>
+                                    <a:prstGeom prst="rect">
+                                      <a:avLst/>
+                                    </a:prstGeom>
+                                    <a:solidFill>
+                                      <a:srgbClr val="FFFFFF"/>
+                                    </a:solidFill>
+                                    <a:ln w="9360" cap="sq">
+                                      <a:solidFill>
+                                        <a:srgbClr val="000000"/>
+                                      </a:solidFill>
+                                      <a:miter lim="800000"/>
+                                      <a:headEnd/>
+                                      <a:tailEnd/>
+                                    </a:ln>
+                                  </wps:spPr>
+                                  <wps:bodyPr rot="0" vert="horz" wrap="none" lIns="91440" tIns="45720" rIns="91440" bIns="45720" anchor="ctr" anchorCtr="0" upright="1">
+                                    <a:noAutofit/>
+                                  </wps:bodyPr>
+                                </wps:wsp>
+                              </a:graphicData>
+                            </a:graphic>
+                            <wp14:sizeRelH relativeFrom="page">
+                              <wp14:pctWidth>0</wp14:pctWidth>
+                            </wp14:sizeRelH>
+                            <wp14:sizeRelV relativeFrom="page">
+                              <wp14:pctHeight>0</wp14:pctHeight>
+                            </wp14:sizeRelV>
+                          </wp:anchor>
+                        </w:drawing>
+                      </mc:Choice>
+                      <mc:Fallback>
+                        <w:pict>
+                          <v:rect w14:anchorId="09447BE0" id="Rectangle 947" o:spid="_x0000_s1026" style="position:absolute;margin-left:57.55pt;margin-top:3.55pt;width:20.45pt;height:18.5pt;z-index:251692032;visibility:visible;mso-wrap-style:none;mso-width-percent:0;mso-height-percent:0;mso-wrap-distance-left:9pt;mso-wrap-distance-top:0;mso-wrap-distance-right:9pt;mso-wrap-distance-bottom:0;mso-position-horizontal:absolute;mso-position-horizontal-relative:text;mso-position-vertical:absolute;mso-position-vertical-relative:text;mso-width-percent:0;mso-height-percent:0;mso-width-relative:page;mso-height-relative:page;v-text-anchor:middle" o:gfxdata="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" strokeweight=".26mm">
+                            <v:stroke endcap="square"/>
+                          </v:rect>
+                        </w:pict>
+                      </mc:Fallback>
+                    </mc:AlternateContent>
+                  </w:r>
+                  <w:r>
+                    <w:rPr>
+                      <w:rFonts w:ascii="Times New Roman" w:eastAsia="Times New Roman" w:hAnsi="Times New Roman" w:cs="Times New Roman"/>
+                      <w:sz w:val="28"/>
+                      <w:szCs w:val="28"/>
+                      <w:lang w:eastAsia="zh-CN"/>
+                    </w:rPr>
+                    <w:t>Có</w:t>
+                  </w:r>
+                </w:p>
+              </w:tc>
+              <w:tc>
+                <w:tcPr>
+                  <w:tcW w:w="4227" w:type="dxa"/>
+                  <w:shd w:val="clear" w:color="auto" w:fill="auto"/>
+                </w:tcPr>
+                <w:p>
+                  <w:pPr>
+                    <w:suppressAutoHyphens/>
+                    <w:spacing w:before="20" w:after="20" w:line="240" w:lineRule="auto"/>
+                    <w:ind w:firstLine="692"/>
+                    <w:jc w:val="both"/>
+                    <w:rPr>
+                      <w:rFonts w:ascii="Times New Roman" w:eastAsia="Times New Roman" w:hAnsi="Times New Roman" w:cs="Times New Roman"/>
+                      <w:sz w:val="28"/>
+                      <w:szCs w:val="28"/>
+                      <w:lang w:eastAsia="zh-CN"/>
+                    </w:rPr>
+                  </w:pPr>
+                  <w:r>
+                    <w:rPr>
+                      <w:rFonts w:ascii="Times New Roman" w:eastAsia="Calibri" w:hAnsi="Times New Roman" w:cs="Times New Roman"/>
+                      <w:noProof/>
+                      <w:sz w:val="20"/>
+                      <w:szCs w:val="20"/>
+                    </w:rPr>
+                    <mc:AlternateContent>
+                      <mc:Choice Requires="wps">
+                        <w:drawing>
+                          <wp:anchor distT="0" distB="0" distL="114300" distR="114300" simplePos="0" relativeHeight="251693056" behindDoc="0" locked="0" layoutInCell="1" allowOverlap="1" wp14:anchorId="77B816BC" wp14:editId="6C4D23C1">
+                            <wp:simplePos x="0" y="0"/>
+                            <wp:positionH relativeFrom="column">
+                              <wp:posOffset>1040130</wp:posOffset>
+                            </wp:positionH>
+                            <wp:positionV relativeFrom="paragraph">
+                              <wp:posOffset>45085</wp:posOffset>
+                            </wp:positionV>
+                            <wp:extent cx="259715" cy="234950"/>
+                            <wp:effectExtent l="0" t="0" r="26035" b="12700"/>
+                            <wp:wrapNone/>
+                            <wp:docPr id="801" name="Rectangle 948"/>
+                            <wp:cNvGraphicFramePr>
+                              <a:graphicFrameLocks xmlns:a="http://schemas.openxmlformats.org/drawingml/2006/main"/>
+                            </wp:cNvGraphicFramePr>
+                            <a:graphic xmlns:a="http://schemas.openxmlformats.org/drawingml/2006/main">
+                              <a:graphicData uri="http://schemas.microsoft.com/office/word/2010/wordprocessingShape">
+                                <wps:wsp>
+                                  <wps:cNvSpPr>
+                                    <a:spLocks noChangeArrowheads="1"/>
+                                  </wps:cNvSpPr>
+                                  <wps:spPr bwMode="auto">
+                                    <a:xfrm>
+                                      <a:off x="0" y="0"/>
+                                      <a:ext cx="259715" cy="234950"/>
+                                    </a:xfrm>
+                                    <a:prstGeom prst="rect">
+                                      <a:avLst/>
+                                    </a:prstGeom>
+                                    <a:solidFill>
+                                      <a:srgbClr val="FFFFFF"/>
+                                    </a:solidFill>
+                                    <a:ln w="9360" cap="sq">
+                                      <a:solidFill>
+                                        <a:srgbClr val="000000"/>
+                                      </a:solidFill>
+                                      <a:miter lim="800000"/>
+                                      <a:headEnd/>
+                                      <a:tailEnd/>
+                                    </a:ln>
+                                  </wps:spPr>
+                                  <wps:txbx>
+                                    <w:txbxContent>
+                                      <w:p>
+                                        <w:pPr>
+                                          <w:jc w:val="center"/>
+                                        </w:pPr>
+                                        <w:r>
+                                          <w:t>x</w:t>
+                                        </w:r>
+                                      </w:p>
+                                    </w:txbxContent>
+                                  </wps:txbx>
+                                  <wps:bodyPr rot="0" vert="horz" wrap="none" lIns="91440" tIns="45720" rIns="91440" bIns="45720" anchor="ctr" anchorCtr="0" upright="1">
+                                    <a:noAutofit/>
+                                  </wps:bodyPr>
+                                </wps:wsp>
+                              </a:graphicData>
+                            </a:graphic>
+                            <wp14:sizeRelH relativeFrom="page">
+                              <wp14:pctWidth>0</wp14:pctWidth>
+                            </wp14:sizeRelH>
+                            <wp14:sizeRelV relativeFrom="page">
+                              <wp14:pctHeight>0</wp14:pctHeight>
+                            </wp14:sizeRelV>
+                          </wp:anchor>
+                        </w:drawing>
+                      </mc:Choice>
+                      <mc:Fallback>
+                        <w:pict>
+                          <v:rect w14:anchorId="77B816BC" id="Rectangle 948" o:spid="_x0000_s1035" style="position:absolute;left:0;text-align:left;margin-left:81.9pt;margin-top:3.55pt;width:20.45pt;height:18.5pt;z-index:251693056;visibility:visible;mso-wrap-style:none;mso-width-percent:0;mso-height-percent:0;mso-wrap-distance-left:9pt;mso-wrap-distance-top:0;mso-wrap-distance-right:9pt;mso-wrap-distance-bottom:0;mso-position-horizontal:absolute;mso-position-horizontal-relative:text;mso-position-vertical:absolute;mso-position-vertical-relative:text;mso-width-percent:0;mso-height-percent:0;mso-width-relative:page;mso-height-relative:page;v-text-anchor:middle" o:gfxdata="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" strokeweight=".26mm">
+                            <v:stroke endcap="square"/>
+                            <v:textbox>
+                              <w:txbxContent>
+                                <w:p>
+                                  <w:pPr>
+                                    <w:jc w:val="center"/>
+                                  </w:pPr>
+                                  <w:r>
+                                    <w:t>x</w:t>
+                                  </w:r>
+                                </w:p>
+                              </w:txbxContent>
+                            </v:textbox>
+                          </v:rect>
+                        </w:pict>
+                      </mc:Fallback>
+                    </mc:AlternateContent>
+                  </w:r>
+                  <w:r>
+                    <w:rPr>
+                      <w:rFonts w:ascii="Times New Roman" w:eastAsia="Times New Roman" w:hAnsi="Times New Roman" w:cs="Times New Roman"/>
+                      <w:sz w:val="28"/>
+                      <w:szCs w:val="28"/>
+                      <w:lang w:eastAsia="zh-CN"/>
+                    </w:rPr>
+                    <w:t>Không</w:t>
+                  </w:r>
+                </w:p>
+              </w:tc>
+            </w:tr>
+          </w:tbl>
+          <w:p>
+            <w:pPr>
+              <w:spacing w:before="20" w:after="20" w:line="240" w:lineRule="auto"/>
+              <w:rPr>
+                <w:rFonts w:ascii="Times New Roman" w:eastAsia="Calibri" w:hAnsi="Times New Roman" w:cs="Times New Roman"/>
+                <w:b/>
+                <w:sz w:val="28"/>
+                <w:szCs w:val="28"/>
+              </w:rPr>
+            </w:pPr>
+          </w:p>
+        </w:tc>
+      </w:tr>
+      <w:tr>
+        <w:tc>
+          <w:tcPr>
+            <w:tcW w:w="714" w:type="dxa"/>
+          </w:tcPr>
+          <w:p>
+            <w:pPr>
+              <w:spacing w:before="20" w:after="20" w:line="240" w:lineRule="auto"/>
+              <w:jc w:val="center"/>
+              <w:rPr>
+                <w:rFonts w:ascii="Times New Roman" w:eastAsia="Calibri" w:hAnsi="Times New Roman" w:cs="Times New Roman"/>
+                <w:sz w:val="28"/>
+                <w:szCs w:val="28"/>
+              </w:rPr>
+            </w:pPr>
+            <w:r>
+              <w:rPr>
+                <w:rFonts w:ascii="Times New Roman" w:eastAsia="Calibri" w:hAnsi="Times New Roman" w:cs="Times New Roman"/>
+                <w:sz w:val="28"/>
+                <w:szCs w:val="28"/>
+              </w:rPr>
+              <w:lastRenderedPageBreak/>
+              <w:t>9</w:t>
+            </w:r>
+          </w:p>
+        </w:tc>
+        <w:tc>
+          <w:tcPr>
+            <w:tcW w:w="8387" w:type="dxa"/>
+          </w:tcPr>
+          <w:tbl>
+            <w:tblPr>
+              <w:tblW w:w="7570" w:type="dxa"/>
+              <w:tblLook w:val="0000" w:firstRow="0" w:lastRow="0" w:firstColumn="0" w:lastColumn="0" w:noHBand="0" w:noVBand="0"/>
+            </w:tblPr>
+            <w:tblGrid>
+              <w:gridCol w:w="6651"/>
+              <w:gridCol w:w="919"/>
+            </w:tblGrid>
+            <w:tr>
+              <w:tc>
+                <w:tcPr>
+                  <w:tcW w:w="7570" w:type="dxa"/>
+                  <w:gridSpan w:val="2"/>
+                  <w:shd w:val="clear" w:color="auto" w:fill="auto"/>
+                </w:tcPr>
+                <w:p>
+                  <w:pPr>
+                    <w:suppressAutoHyphens/>
+                    <w:spacing w:before="120" w:after="0" w:line="240" w:lineRule="auto"/>
+                    <w:jc w:val="both"/>
+                    <w:rPr>
+                      <w:rFonts w:ascii="Times New Roman" w:eastAsia="Times New Roman" w:hAnsi="Times New Roman" w:cs="Times New Roman"/>
+                      <w:sz w:val="28"/>
+                      <w:szCs w:val="28"/>
+                      <w:lang w:eastAsia="zh-CN"/>
+                    </w:rPr>
+                  </w:pPr>
+                  <w:r>
+                    <w:rPr>
+                      <w:rFonts w:ascii="Times New Roman" w:eastAsia="Times New Roman" w:hAnsi="Times New Roman" w:cs="Times New Roman"/>
+                      <w:sz w:val="28"/>
+                      <w:szCs w:val="28"/>
+                      <w:lang w:eastAsia="zh-CN"/>
+                    </w:rPr>
+                    <w:t>Phương pháp tính thuế GTGT (</w:t>
+                  </w:r>
+                  <w:r>
+                    <w:rPr>
+                      <w:rFonts w:ascii="Times New Roman" w:eastAsia="Times New Roman" w:hAnsi="Times New Roman" w:cs="Times New Roman"/>
+                      <w:i/>
+                      <w:sz w:val="28"/>
+                      <w:szCs w:val="28"/>
+                      <w:lang w:eastAsia="zh-CN"/>
+                    </w:rPr>
+                    <w:t>chọn 1 trong 4 phương pháp</w:t>
+                  </w:r>
+                  <w:r>
+                    <w:rPr>
+                      <w:rFonts w:ascii="Times New Roman" w:eastAsia="Times New Roman" w:hAnsi="Times New Roman" w:cs="Times New Roman"/>
+                      <w:sz w:val="28"/>
+                      <w:szCs w:val="28"/>
+                      <w:lang w:eastAsia="zh-CN"/>
+                    </w:rPr>
+                    <w:t>)</w:t>
+                  </w:r>
+                  <w:r>
+                    <w:rPr>
+                      <w:rFonts w:ascii="Times New Roman" w:eastAsia="Times New Roman" w:hAnsi="Times New Roman" w:cs="Times New Roman"/>
+                      <w:sz w:val="28"/>
+                      <w:szCs w:val="28"/>
+                      <w:vertAlign w:val="superscript"/>
+                      <w:lang w:eastAsia="zh-CN"/>
+                    </w:rPr>
+                    <w:footnoteReference w:customMarkFollows="1" w:id="5"/>
+                    <w:t>4</w:t>
+                  </w:r>
+                  <w:r>
+                    <w:rPr>
+                      <w:rFonts w:ascii="Times New Roman" w:eastAsia="Calibri" w:hAnsi="Times New Roman" w:cs="Times New Roman"/>
+                      <w:sz w:val="20"/>
+                      <w:szCs w:val="20"/>
+                    </w:rPr>
+                    <w:t>:</w:t>
+                  </w:r>
+                </w:p>
+              </w:tc>
+            </w:tr>
+            <w:tr>
+              <w:tc>
+                <w:tcPr>
+                  <w:tcW w:w="6651" w:type="dxa"/>
+                  <w:shd w:val="clear" w:color="auto" w:fill="auto"/>
+                </w:tcPr>
+                <w:p>
+                  <w:pPr>
+                    <w:suppressAutoHyphens/>
+                    <w:spacing w:before="120" w:after="0" w:line="240" w:lineRule="auto"/>
+                    <w:jc w:val="both"/>
+                    <w:rPr>
+                      <w:rFonts w:ascii="Times New Roman" w:eastAsia="Times New Roman" w:hAnsi="Times New Roman" w:cs="Times New Roman"/>
+                      <w:sz w:val="28"/>
+                      <w:szCs w:val="28"/>
+                      <w:lang w:eastAsia="zh-CN"/>
+                    </w:rPr>
+                  </w:pPr>
+                  <w:r>
+                    <w:rPr>
+                      <w:rFonts w:ascii="Times New Roman" w:eastAsia="Calibri" w:hAnsi="Times New Roman" w:cs="Times New Roman"/>
+                      <w:sz w:val="28"/>
+                      <w:szCs w:val="28"/>
+                    </w:rPr>
+                    <w:t>Khấu trừ</w:t>
+                  </w:r>
+                </w:p>
+              </w:tc>
+              <w:tc>
+                <w:tcPr>
+                  <w:tcW w:w="919" w:type="dxa"/>
+                  <w:shd w:val="clear" w:color="auto" w:fill="auto"/>
+                </w:tcPr>
+                <w:p>
+                  <w:pPr>
+                    <w:suppressAutoHyphens/>
+                    <w:spacing w:before="120" w:after="0" w:line="240" w:lineRule="auto"/>
+                    <w:jc w:val="both"/>
+                    <w:rPr>
+                      <w:rFonts w:ascii="Times New Roman" w:eastAsia="Times New Roman" w:hAnsi="Times New Roman" w:cs="Times New Roman"/>
+                      <w:sz w:val="28"/>
+                      <w:szCs w:val="28"/>
+                      <w:lang w:eastAsia="zh-CN"/>
+                    </w:rPr>
+                  </w:pPr>
+                  <w:r>
+                    <w:rPr>
+                      <w:rFonts w:ascii="Times New Roman" w:eastAsia="Calibri" w:hAnsi="Times New Roman" w:cs="Times New Roman"/>
+                      <w:noProof/>
+                      <w:sz w:val="20"/>
+                      <w:szCs w:val="20"/>
+                    </w:rPr>
+                    <mc:AlternateContent>
+                      <mc:Choice Requires="wps">
+                        <w:drawing>
+                          <wp:anchor distT="0" distB="0" distL="114300" distR="114300" simplePos="0" relativeHeight="251697152" behindDoc="0" locked="0" layoutInCell="1" allowOverlap="1" wp14:anchorId="66618DE2" wp14:editId="478D1129">
+                            <wp:simplePos x="0" y="0"/>
+                            <wp:positionH relativeFrom="column">
+                              <wp:posOffset>129953</wp:posOffset>
+                            </wp:positionH>
+                            <wp:positionV relativeFrom="paragraph">
+                              <wp:posOffset>-6350</wp:posOffset>
+                            </wp:positionV>
+                            <wp:extent cx="259715" cy="234950"/>
+                            <wp:effectExtent l="0" t="0" r="26035" b="12700"/>
+                            <wp:wrapNone/>
+                            <wp:docPr id="808645160" name="Rectangle 93"/>
+                            <wp:cNvGraphicFramePr>
+                              <a:graphicFrameLocks xmlns:a="http://schemas.openxmlformats.org/drawingml/2006/main"/>
+                            </wp:cNvGraphicFramePr>
+                            <a:graphic xmlns:a="http://schemas.openxmlformats.org/drawingml/2006/main">
+                              <a:graphicData uri="http://schemas.microsoft.com/office/word/2010/wordprocessingShape">
+                                <wps:wsp>
+                                  <wps:cNvSpPr>
+                                    <a:spLocks noChangeArrowheads="1"/>
+                                  </wps:cNvSpPr>
+                                  <wps:spPr bwMode="auto">
+                                    <a:xfrm>
+                                      <a:off x="0" y="0"/>
+                                      <a:ext cx="259715" cy="234950"/>
+                                    </a:xfrm>
+                                    <a:prstGeom prst="rect">
+                                      <a:avLst/>
+                                    </a:prstGeom>
+                                    <a:solidFill>
+                                      <a:srgbClr val="FFFFFF"/>
+                                    </a:solidFill>
+                                    <a:ln w="9360" cap="sq">
+                                      <a:solidFill>
+                                        <a:srgbClr val="000000"/>
+                                      </a:solidFill>
+                                      <a:miter lim="800000"/>
+                                      <a:headEnd/>
+                                      <a:tailEnd/>
+                                    </a:ln>
+                                  </wps:spPr>
+                                  <wps:txbx>
+                                    <w:txbxContent>
+                                      <w:p>
+                                        <w:pPr>
+                                          <w:jc w:val="center"/>
+                                        </w:pPr>
+                                        <w:r>
+                                          <w:t>x</w:t>
+                                        </w:r>
+                                      </w:p>
+                                    </w:txbxContent>
+                                  </wps:txbx>
+                                  <wps:bodyPr rot="0" vert="horz" wrap="none" lIns="91440" tIns="45720" rIns="91440" bIns="45720" anchor="ctr" anchorCtr="0" upright="1">
+                                    <a:noAutofit/>
+                                  </wps:bodyPr>
+                                </wps:wsp>
+                              </a:graphicData>
+                            </a:graphic>
+                            <wp14:sizeRelH relativeFrom="page">
+                              <wp14:pctWidth>0</wp14:pctWidth>
+                            </wp14:sizeRelH>
+                            <wp14:sizeRelV relativeFrom="page">
+                              <wp14:pctHeight>0</wp14:pctHeight>
+                            </wp14:sizeRelV>
+                          </wp:anchor>
+                        </w:drawing>
+                      </mc:Choice>
+                      <mc:Fallback>
+                        <w:pict>
+                          <v:rect w14:anchorId="66618DE2" id="Rectangle 93" o:spid="_x0000_s1036" style="position:absolute;left:0;text-align:left;margin-left:10.25pt;margin-top:-.5pt;width:20.45pt;height:18.5pt;z-index:251697152;visibility:visible;mso-wrap-style:none;mso-width-percent:0;mso-height-percent:0;mso-wrap-distance-left:9pt;mso-wrap-distance-top:0;mso-wrap-distance-right:9pt;mso-wrap-distance-bottom:0;mso-position-horizontal:absolute;mso-position-horizontal-relative:text;mso-position-vertical:absolute;mso-position-vertical-relative:text;mso-width-percent:0;mso-height-percent:0;mso-width-relative:page;mso-height-relative:page;v-text-anchor:middle" o:gfxdata="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" strokeweight=".26mm">
+                            <v:stroke endcap="square"/>
+                            <v:textbox>
+                              <w:txbxContent>
+                                <w:p>
+                                  <w:pPr>
+                                    <w:jc w:val="center"/>
+                                  </w:pPr>
+                                  <w:r>
+                                    <w:t>x</w:t>
+                                  </w:r>
+                                </w:p>
+                              </w:txbxContent>
+                            </v:textbox>
+                          </v:rect>
+                        </w:pict>
+                      </mc:Fallback>
+                    </mc:AlternateContent>
+                  </w:r>
+                </w:p>
+              </w:tc>
+            </w:tr>
+            <w:tr>
+              <w:tc>
+                <w:tcPr>
+                  <w:tcW w:w="6651" w:type="dxa"/>
+                  <w:shd w:val="clear" w:color="auto" w:fill="auto"/>
+                </w:tcPr>
+                <w:p>
+                  <w:pPr>
+                    <w:suppressAutoHyphens/>
+                    <w:spacing w:before="120" w:after="0" w:line="240" w:lineRule="auto"/>
+                    <w:jc w:val="both"/>
+                    <w:rPr>
+                      <w:rFonts w:ascii="Times New Roman" w:eastAsia="Times New Roman" w:hAnsi="Times New Roman" w:cs="Times New Roman"/>
+                      <w:sz w:val="28"/>
+                      <w:szCs w:val="28"/>
+                      <w:lang w:eastAsia="zh-CN"/>
+                    </w:rPr>
+                  </w:pPr>
+                  <w:r>
+                    <w:rPr>
+                      <w:rFonts w:ascii="Times New Roman" w:eastAsia="Calibri" w:hAnsi="Times New Roman" w:cs="Times New Roman"/>
+                      <w:sz w:val="28"/>
+                      <w:szCs w:val="28"/>
+                    </w:rPr>
+                    <w:t>Trực tiếp trên GTGT</w:t>
+                  </w:r>
+                </w:p>
+              </w:tc>
+              <w:tc>
+                <w:tcPr>
+                  <w:tcW w:w="919" w:type="dxa"/>
+                  <w:shd w:val="clear" w:color="auto" w:fill="auto"/>
+                </w:tcPr>
+                <w:p>
+                  <w:pPr>
+                    <w:suppressAutoHyphens/>
+                    <w:spacing w:before="120" w:after="0" w:line="240" w:lineRule="auto"/>
+                    <w:jc w:val="both"/>
+                    <w:rPr>
+                      <w:rFonts w:ascii="Times New Roman" w:eastAsia="Times New Roman" w:hAnsi="Times New Roman" w:cs="Times New Roman"/>
+                      <w:sz w:val="28"/>
+                      <w:szCs w:val="28"/>
+                      <w:lang w:eastAsia="zh-CN"/>
+                    </w:rPr>
+                  </w:pPr>
+                  <w:r>
+                    <w:rPr>
+                      <w:rFonts w:ascii="Times New Roman" w:eastAsia="Calibri" w:hAnsi="Times New Roman" w:cs="Times New Roman"/>
+                      <w:noProof/>
+                      <w:sz w:val="20"/>
+                      <w:szCs w:val="20"/>
+                    </w:rPr>
+                    <mc:AlternateContent>
+                      <mc:Choice Requires="wps">
+                        <w:drawing>
+                          <wp:anchor distT="0" distB="0" distL="114300" distR="114300" simplePos="0" relativeHeight="251698176" behindDoc="0" locked="0" layoutInCell="1" allowOverlap="1" wp14:anchorId="09D8279E" wp14:editId="44748415">
+                            <wp:simplePos x="0" y="0"/>
+                            <wp:positionH relativeFrom="column">
+                              <wp:posOffset>121920</wp:posOffset>
+                            </wp:positionH>
+                            <wp:positionV relativeFrom="paragraph">
+                              <wp:posOffset>6985</wp:posOffset>
+                            </wp:positionV>
+                            <wp:extent cx="259715" cy="234950"/>
+                            <wp:effectExtent l="0" t="0" r="6985" b="0"/>
+                            <wp:wrapNone/>
+                            <wp:docPr id="2141677826" name="Rectangle 92"/>
+                            <wp:cNvGraphicFramePr>
+                              <a:graphicFrameLocks xmlns:a="http://schemas.openxmlformats.org/drawingml/2006/main"/>
+                            </wp:cNvGraphicFramePr>
+                            <a:graphic xmlns:a="http://schemas.openxmlformats.org/drawingml/2006/main">
+                              <a:graphicData uri="http://schemas.microsoft.com/office/word/2010/wordprocessingShape">
+                                <wps:wsp>
+                                  <wps:cNvSpPr>
+                                    <a:spLocks noChangeArrowheads="1"/>
+                                  </wps:cNvSpPr>
+                                  <wps:spPr bwMode="auto">
+                                    <a:xfrm>
+                                      <a:off x="0" y="0"/>
+                                      <a:ext cx="259715" cy="234950"/>
+                                    </a:xfrm>
+                                    <a:prstGeom prst="rect">
+                                      <a:avLst/>
+                                    </a:prstGeom>
+                                    <a:solidFill>
+                                      <a:srgbClr val="FFFFFF"/>
+                                    </a:solidFill>
+                                    <a:ln w="9360" cap="sq">
+                                      <a:solidFill>
+                                        <a:srgbClr val="000000"/>
+                                      </a:solidFill>
+                                      <a:miter lim="800000"/>
+                                      <a:headEnd/>
+                                      <a:tailEnd/>
+                                    </a:ln>
+                                  </wps:spPr>
+                                  <wps:bodyPr rot="0" vert="horz" wrap="none" lIns="91440" tIns="45720" rIns="91440" bIns="45720" anchor="ctr" anchorCtr="0" upright="1">
+                                    <a:noAutofit/>
+                                  </wps:bodyPr>
+                                </wps:wsp>
+                              </a:graphicData>
+                            </a:graphic>
+                            <wp14:sizeRelH relativeFrom="page">
+                              <wp14:pctWidth>0</wp14:pctWidth>
+                            </wp14:sizeRelH>
+                            <wp14:sizeRelV relativeFrom="page">
+                              <wp14:pctHeight>0</wp14:pctHeight>
+                            </wp14:sizeRelV>
+                          </wp:anchor>
+                        </w:drawing>
+                      </mc:Choice>
+                      <mc:Fallback>
+                        <w:pict>
+                          <v:rect w14:anchorId="570A95CE" id="Rectangle 92" o:spid="_x0000_s1026" style="position:absolute;margin-left:9.6pt;margin-top:.55pt;width:20.45pt;height:18.5pt;z-index:251698176;visibility:visible;mso-wrap-style:none;mso-width-percent:0;mso-height-percent:0;mso-wrap-distance-left:9pt;mso-wrap-distance-top:0;mso-wrap-distance-right:9pt;mso-wrap-distance-bottom:0;mso-position-horizontal:absolute;mso-position-horizontal-relative:text;mso-position-vertical:absolute;mso-position-vertical-relative:text;mso-width-percent:0;mso-height-percent:0;mso-width-relative:page;mso-height-relative:page;v-text-anchor:middle" o:gfxdata="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" strokeweight=".26mm">
+                            <v:stroke endcap="square"/>
+                          </v:rect>
+                        </w:pict>
+                      </mc:Fallback>
+                    </mc:AlternateContent>
+                  </w:r>
+                </w:p>
+              </w:tc>
+            </w:tr>
+            <w:tr>
+              <w:tc>
+                <w:tcPr>
+                  <w:tcW w:w="6651" w:type="dxa"/>
+                  <w:shd w:val="clear" w:color="auto" w:fill="auto"/>
+                </w:tcPr>
+                <w:p>
+                  <w:pPr>
+                    <w:suppressAutoHyphens/>
+                    <w:spacing w:before="120" w:after="0" w:line="240" w:lineRule="auto"/>
+                    <w:jc w:val="both"/>
+                    <w:rPr>
+                      <w:rFonts w:ascii="Times New Roman" w:eastAsia="Times New Roman" w:hAnsi="Times New Roman" w:cs="Times New Roman"/>
+                      <w:sz w:val="28"/>
+                      <w:szCs w:val="28"/>
+                      <w:lang w:eastAsia="zh-CN"/>
+                    </w:rPr>
+                  </w:pPr>
+                  <w:r>
+                    <w:rPr>
+                      <w:rFonts w:ascii="Times New Roman" w:eastAsia="Calibri" w:hAnsi="Times New Roman" w:cs="Times New Roman"/>
+                      <w:sz w:val="28"/>
+                      <w:szCs w:val="28"/>
+                    </w:rPr>
+                    <w:t>Trực tiếp trên doanh số</w:t>
+                  </w:r>
+                </w:p>
+              </w:tc>
+              <w:tc>
+                <w:tcPr>
+                  <w:tcW w:w="919" w:type="dxa"/>
+                  <w:shd w:val="clear" w:color="auto" w:fill="auto"/>
+                </w:tcPr>
+                <w:p>
+                  <w:pPr>
+                    <w:suppressAutoHyphens/>
+                    <w:spacing w:before="120" w:after="0" w:line="240" w:lineRule="auto"/>
+                    <w:jc w:val="both"/>
+                    <w:rPr>
+                      <w:rFonts w:ascii="Times New Roman" w:eastAsia="Times New Roman" w:hAnsi="Times New Roman" w:cs="Times New Roman"/>
+                      <w:sz w:val="28"/>
+                      <w:szCs w:val="28"/>
+                      <w:lang w:eastAsia="zh-CN"/>
+                    </w:rPr>
+                  </w:pPr>
+                  <w:r>
+                    <w:rPr>
+                      <w:rFonts w:ascii="Times New Roman" w:eastAsia="Calibri" w:hAnsi="Times New Roman" w:cs="Times New Roman"/>
+                      <w:noProof/>
+                      <w:sz w:val="20"/>
+                      <w:szCs w:val="20"/>
+                    </w:rPr>
+                    <mc:AlternateContent>
+                      <mc:Choice Requires="wps">
+                        <w:drawing>
+                          <wp:anchor distT="0" distB="0" distL="114300" distR="114300" simplePos="0" relativeHeight="251699200" behindDoc="0" locked="0" layoutInCell="1" allowOverlap="1" wp14:anchorId="44FBEF7F" wp14:editId="101FBB20">
+                            <wp:simplePos x="0" y="0"/>
+                            <wp:positionH relativeFrom="column">
+                              <wp:posOffset>121920</wp:posOffset>
+                            </wp:positionH>
+                            <wp:positionV relativeFrom="paragraph">
+                              <wp:posOffset>18415</wp:posOffset>
+                            </wp:positionV>
+                            <wp:extent cx="259715" cy="234950"/>
+                            <wp:effectExtent l="0" t="0" r="6985" b="0"/>
+                            <wp:wrapNone/>
+                            <wp:docPr id="2122575974" name="Rectangle 91"/>
+                            <wp:cNvGraphicFramePr>
+                              <a:graphicFrameLocks xmlns:a="http://schemas.openxmlformats.org/drawingml/2006/main"/>
+                            </wp:cNvGraphicFramePr>
+                            <a:graphic xmlns:a="http://schemas.openxmlformats.org/drawingml/2006/main">
+                              <a:graphicData uri="http://schemas.microsoft.com/office/word/2010/wordprocessingShape">
+                                <wps:wsp>
+                                  <wps:cNvSpPr>
+                                    <a:spLocks noChangeArrowheads="1"/>
+                                  </wps:cNvSpPr>
+                                  <wps:spPr bwMode="auto">
+                                    <a:xfrm>
+                                      <a:off x="0" y="0"/>
+                                      <a:ext cx="259715" cy="234950"/>
+                                    </a:xfrm>
+                                    <a:prstGeom prst="rect">
+                                      <a:avLst/>
+                                    </a:prstGeom>
+                                    <a:solidFill>
+                                      <a:srgbClr val="FFFFFF"/>
+                                    </a:solidFill>
+                                    <a:ln w="9360" cap="sq">
+                                      <a:solidFill>
+                                        <a:srgbClr val="000000"/>
+                                      </a:solidFill>
+                                      <a:miter lim="800000"/>
+                                      <a:headEnd/>
+                                      <a:tailEnd/>
+                                    </a:ln>
+                                  </wps:spPr>
+                                  <wps:bodyPr rot="0" vert="horz" wrap="none" lIns="91440" tIns="45720" rIns="91440" bIns="45720" anchor="ctr" anchorCtr="0" upright="1">
+                                    <a:noAutofit/>
+                                  </wps:bodyPr>
+                                </wps:wsp>
+                              </a:graphicData>
+                            </a:graphic>
+                            <wp14:sizeRelH relativeFrom="page">
+                              <wp14:pctWidth>0</wp14:pctWidth>
+                            </wp14:sizeRelH>
+                            <wp14:sizeRelV relativeFrom="page">
+                              <wp14:pctHeight>0</wp14:pctHeight>
+                            </wp14:sizeRelV>
+                          </wp:anchor>
+                        </w:drawing>
+                      </mc:Choice>
+                      <mc:Fallback>
+                        <w:pict>
+                          <v:rect w14:anchorId="1FA2DBA9" id="Rectangle 91" o:spid="_x0000_s1026" style="position:absolute;margin-left:9.6pt;margin-top:1.45pt;width:20.45pt;height:18.5pt;z-index:251699200;visibility:visible;mso-wrap-style:none;mso-width-percent:0;mso-height-percent:0;mso-wrap-distance-left:9pt;mso-wrap-distance-top:0;mso-wrap-distance-right:9pt;mso-wrap-distance-bottom:0;mso-position-horizontal:absolute;mso-position-horizontal-relative:text;mso-position-vertical:absolute;mso-position-vertical-relative:text;mso-width-percent:0;mso-height-percent:0;mso-width-relative:page;mso-height-relative:page;v-text-anchor:middle" o:gfxdata="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" strokeweight=".26mm">
+                            <v:stroke endcap="square"/>
+                          </v:rect>
+                        </w:pict>
+                      </mc:Fallback>
+                    </mc:AlternateContent>
+                  </w:r>
+                </w:p>
+              </w:tc>
+            </w:tr>
+            <w:tr>
+              <w:tc>
+                <w:tcPr>
+                  <w:tcW w:w="6651" w:type="dxa"/>
+                  <w:shd w:val="clear" w:color="auto" w:fill="auto"/>
+                </w:tcPr>
+                <w:p>
+                  <w:pPr>
+                    <w:suppressAutoHyphens/>
+                    <w:spacing w:before="120" w:after="0" w:line="240" w:lineRule="auto"/>
+                    <w:jc w:val="both"/>
+                    <w:rPr>
+                      <w:rFonts w:ascii="Times New Roman" w:eastAsia="Times New Roman" w:hAnsi="Times New Roman" w:cs="Times New Roman"/>
+                      <w:sz w:val="28"/>
+                      <w:szCs w:val="28"/>
+                      <w:lang w:eastAsia="zh-CN"/>
+                    </w:rPr>
+                  </w:pPr>
+                  <w:r>
+                    <w:rPr>
+                      <w:rFonts w:ascii="Times New Roman" w:eastAsia="Calibri" w:hAnsi="Times New Roman" w:cs="Times New Roman"/>
+                      <w:sz w:val="28"/>
+                      <w:szCs w:val="28"/>
+                    </w:rPr>
+                    <w:t>Không phải nộp thuế GTGT</w:t>
+                  </w:r>
+                </w:p>
+              </w:tc>
+              <w:tc>
+                <w:tcPr>
+                  <w:tcW w:w="919" w:type="dxa"/>
+                  <w:shd w:val="clear" w:color="auto" w:fill="auto"/>
+                </w:tcPr>
+                <w:p>
+                  <w:pPr>
+                    <w:suppressAutoHyphens/>
+                    <w:spacing w:before="120" w:after="0" w:line="240" w:lineRule="auto"/>
+                    <w:jc w:val="both"/>
+                    <w:rPr>
+                      <w:rFonts w:ascii="Times New Roman" w:eastAsia="Times New Roman" w:hAnsi="Times New Roman" w:cs="Times New Roman"/>
+                      <w:sz w:val="28"/>
+                      <w:szCs w:val="28"/>
+                      <w:lang w:eastAsia="zh-CN"/>
+                    </w:rPr>
+                  </w:pPr>
+                  <w:r>
+                    <w:rPr>
+                      <w:rFonts w:ascii="Times New Roman" w:eastAsia="Calibri" w:hAnsi="Times New Roman" w:cs="Times New Roman"/>
+                      <w:noProof/>
+                      <w:sz w:val="20"/>
+                      <w:szCs w:val="20"/>
+                    </w:rPr>
+                    <mc:AlternateContent>
+                      <mc:Choice Requires="wps">
+                        <w:drawing>
+                          <wp:anchor distT="0" distB="0" distL="114300" distR="114300" simplePos="0" relativeHeight="251700224" behindDoc="0" locked="0" layoutInCell="1" allowOverlap="1" wp14:anchorId="2C5A61E4" wp14:editId="226A2233">
+                            <wp:simplePos x="0" y="0"/>
+                            <wp:positionH relativeFrom="column">
+                              <wp:posOffset>121920</wp:posOffset>
+                            </wp:positionH>
+                            <wp:positionV relativeFrom="paragraph">
+                              <wp:posOffset>25400</wp:posOffset>
+                            </wp:positionV>
+                            <wp:extent cx="259715" cy="234950"/>
+                            <wp:effectExtent l="0" t="0" r="6985" b="0"/>
+                            <wp:wrapNone/>
+                            <wp:docPr id="843398532" name="Rectangle 90"/>
+                            <wp:cNvGraphicFramePr>
+                              <a:graphicFrameLocks xmlns:a="http://schemas.openxmlformats.org/drawingml/2006/main"/>
+                            </wp:cNvGraphicFramePr>
+                            <a:graphic xmlns:a="http://schemas.openxmlformats.org/drawingml/2006/main">
+                              <a:graphicData uri="http://schemas.microsoft.com/office/word/2010/wordprocessingShape">
+                                <wps:wsp>
+                                  <wps:cNvSpPr>
+                                    <a:spLocks noChangeArrowheads="1"/>
+                                  </wps:cNvSpPr>
+                                  <wps:spPr bwMode="auto">
+                                    <a:xfrm>
+                                      <a:off x="0" y="0"/>
+                                      <a:ext cx="259715" cy="234950"/>
+                                    </a:xfrm>
+                                    <a:prstGeom prst="rect">
+                                      <a:avLst/>
+                                    </a:prstGeom>
+                                    <a:solidFill>
+                                      <a:srgbClr val="FFFFFF"/>
+                                    </a:solidFill>
+                                    <a:ln w="9360" cap="sq">
+                                      <a:solidFill>
+                                        <a:srgbClr val="000000"/>
+                                      </a:solidFill>
+                                      <a:miter lim="800000"/>
+                                      <a:headEnd/>
+                                      <a:tailEnd/>
+                                    </a:ln>
+                                  </wps:spPr>
+                                  <wps:bodyPr rot="0" vert="horz" wrap="none" lIns="91440" tIns="45720" rIns="91440" bIns="45720" anchor="ctr" anchorCtr="0" upright="1">
+                                    <a:noAutofit/>
+                                  </wps:bodyPr>
+                                </wps:wsp>
+                              </a:graphicData>
+                            </a:graphic>
+                            <wp14:sizeRelH relativeFrom="page">
+                              <wp14:pctWidth>0</wp14:pctWidth>
+                            </wp14:sizeRelH>
+                            <wp14:sizeRelV relativeFrom="page">
+                              <wp14:pctHeight>0</wp14:pctHeight>
+                            </wp14:sizeRelV>
+                          </wp:anchor>
+                        </w:drawing>
+                      </mc:Choice>
+                      <mc:Fallback>
+                        <w:pict>
+                          <v:rect w14:anchorId="5BE16738" id="Rectangle 90" o:spid="_x0000_s1026" style="position:absolute;margin-left:9.6pt;margin-top:2pt;width:20.45pt;height:18.5pt;z-index:251700224;visibility:visible;mso-wrap-style:none;mso-width-percent:0;mso-height-percent:0;mso-wrap-distance-left:9pt;mso-wrap-distance-top:0;mso-wrap-distance-right:9pt;mso-wrap-distance-bottom:0;mso-position-horizontal:absolute;mso-position-horizontal-relative:text;mso-position-vertical:absolute;mso-position-vertical-relative:text;mso-width-percent:0;mso-height-percent:0;mso-width-relative:page;mso-height-relative:page;v-text-anchor:middle" o:gfxdata="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" strokeweight=".26mm">
+                            <v:stroke endcap="square"/>
+                          </v:rect>
+                        </w:pict>
+                      </mc:Fallback>
+                    </mc:AlternateContent>
+                  </w:r>
+                </w:p>
+              </w:tc>
+            </w:tr>
+          </w:tbl>
+          <w:p>
+            <w:pPr>
+              <w:spacing w:before="20" w:after="20" w:line="240" w:lineRule="auto"/>
+              <w:rPr>
+                <w:rFonts w:ascii="Times New Roman" w:eastAsia="Calibri" w:hAnsi="Times New Roman" w:cs="Times New Roman"/>
+                <w:sz w:val="28"/>
+                <w:szCs w:val="28"/>
+              </w:rPr>
+            </w:pPr>
+          </w:p>
+        </w:tc>
+      </w:tr>
+    </w:tbl>
     <w:p>
       <w:pPr>
         <w:spacing w:before="60" w:after="60" w:line="240" w:lineRule="auto"/>
         <w:ind w:firstLine="709"/>
         <w:jc w:val="both"/>
         <w:rPr>
+          <w:rFonts w:ascii="Times New Roman" w:eastAsia="Calibri" w:hAnsi="Times New Roman" w:cs="Times New Roman"/>
+          <w:b/>
+          <w:bCs/>
+          <w:kern w:val="28"/>
+          <w:sz w:val="28"/>
+          <w:szCs w:val="32"/>
+          <w:lang w:eastAsia="x-none"/>
+        </w:rPr>
+      </w:pPr>
+      <w:r>
+        <w:rPr>
+          <w:rFonts w:ascii="Times New Roman" w:eastAsia="Calibri" w:hAnsi="Times New Roman" w:cs="Times New Roman"/>
+          <w:b/>
+          <w:bCs/>
+          <w:kern w:val="28"/>
+          <w:sz w:val="28"/>
+          <w:szCs w:val="32"/>
+          <w:lang w:eastAsia="x-none"/>
+        </w:rPr>
+        <w:br w:type="page"/>
+      </w:r>
+    </w:p>
+    <w:p>
+      <w:pPr>
+        <w:rPr>
+          <w:rFonts w:ascii="Times New Roman" w:eastAsia="Times New Roman" w:hAnsi="Times New Roman" w:cs="Times New Roman"/>
+          <w:bCs/>
+          <w:spacing w:val="-4"/>
+          <w:sz w:val="28"/>
+          <w:szCs w:val="28"/>
+          <w:lang w:val="fr-FR"/>
+        </w:rPr>
+      </w:pPr>
+    </w:p>
+    <w:p>
+      <w:pPr>
+        <w:rPr>
+          <w:rFonts w:ascii="Times New Roman" w:eastAsia="Times New Roman" w:hAnsi="Times New Roman" w:cs="Times New Roman"/>
+          <w:bCs/>
+          <w:spacing w:val="-4"/>
+          <w:sz w:val="28"/>
+          <w:szCs w:val="28"/>
+          <w:lang w:val="fr-FR"/>
+        </w:rPr>
+      </w:pPr>
+    </w:p>
+    <w:p>
+      <w:pPr>
+        <w:rPr>
+          <w:rFonts w:ascii="Times New Roman" w:eastAsia="Times New Roman" w:hAnsi="Times New Roman" w:cs="Times New Roman"/>
+          <w:bCs/>
+          <w:spacing w:val="-4"/>
+          <w:sz w:val="28"/>
+          <w:szCs w:val="28"/>
+          <w:lang w:val="fr-FR"/>
+        </w:rPr>
+      </w:pPr>
+    </w:p>
+    <w:p>
+      <w:pPr>
+        <w:spacing w:before="60" w:after="60" w:line="240" w:lineRule="auto"/>
+        <w:ind w:firstLine="709"/>
+        <w:jc w:val="both"/>
+        <w:rPr>
           <w:rFonts w:ascii="Times New Roman" w:eastAsia="Times New Roman" w:hAnsi="Times New Roman" w:cs="Times New Roman"/>
           <w:b/>
           <w:bCs/>
@@ -3553,7 +6122,7 @@
           <w:vertAlign w:val="superscript"/>
           <w:lang w:val="vi-VN" w:eastAsia="x-none"/>
         </w:rPr>
-        <w:footnoteReference w:customMarkFollows="1" w:id="2"/>
+        <w:footnoteReference w:customMarkFollows="1" w:id="6"/>
         <w:t>1</w:t>
       </w:r>
     </w:p>
@@ -3883,9 +6452,9 @@
               </wp:anchor>
             </w:drawing>
           </mc:Choice>
-          <mc:Fallback xmlns:cx1="http://schemas.microsoft.com/office/drawing/2015/9/8/chartex">
+          <mc:Fallback>
             <w:pict>
-              <v:rect w14:anchorId="2B3BC33A" id="Rectangle 577" o:spid="_x0000_s1029" style="position:absolute;left:0;text-align:left;margin-left:7.2pt;margin-top:-.55pt;width:19.05pt;height:16.95pt;z-index:251662336;visibility:visible;mso-wrap-style:square;mso-width-percent:0;mso-height-percent:0;mso-wrap-distance-left:9pt;mso-wrap-distance-top:0;mso-wrap-distance-right:9pt;mso-wrap-distance-bottom:0;mso-position-horizontal:absolute;mso-position-horizontal-relative:text;mso-position-vertical:absolute;mso-position-vertical-relative:text;mso-width-percent:0;mso-height-percent:0;mso-width-relative:page;mso-height-relative:page;v-text-anchor:top" o:gfxdata="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">
+              <v:rect w14:anchorId="2B3BC33A" id="Rectangle 577" o:spid="_x0000_s1037" style="position:absolute;left:0;text-align:left;margin-left:7.2pt;margin-top:-.55pt;width:19.05pt;height:16.95pt;z-index:251662336;visibility:visible;mso-wrap-style:square;mso-width-percent:0;mso-height-percent:0;mso-wrap-distance-left:9pt;mso-wrap-distance-top:0;mso-wrap-distance-right:9pt;mso-wrap-distance-bottom:0;mso-position-horizontal:absolute;mso-position-horizontal-relative:text;mso-position-vertical:absolute;mso-position-vertical-relative:text;mso-width-percent:0;mso-height-percent:0;mso-width-relative:page;mso-height-relative:page;v-text-anchor:top" o:gfxdata="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">
                 <v:textbox>
                   <w:txbxContent>
                     <w:p>
@@ -4300,7 +6869,7 @@
                 <w:szCs w:val="26"/>
                 <w:vertAlign w:val="superscript"/>
               </w:rPr>
-              <w:footnoteReference w:customMarkFollows="1" w:id="3"/>
+              <w:footnoteReference w:customMarkFollows="1" w:id="7"/>
               <w:t>1</w:t>
             </w:r>
             <w:r>
@@ -4439,7 +7008,7 @@
 </file>
 
 <file path=word/endnotes.xml><?xml version="1.0" encoding="utf-8"?>
-<w:endnotes xmlns:wpc="http://schemas.microsoft.com/office/word/2010/wordprocessingCanvas" xmlns:cx="http://schemas.microsoft.com/office/drawing/2014/chartex" xmlns:mc="http://schemas.openxmlformats.org/markup-compatibility/2006" xmlns:o="urn:schemas-microsoft-com:office:office" xmlns:r="http://schemas.openxmlformats.org/officeDocument/2006/relationships" xmlns:m="http://schemas.openxmlformats.org/officeDocument/2006/math" xmlns:v="urn:schemas-microsoft-com:vml" xmlns:wp14="http://schemas.microsoft.com/office/word/2010/wordprocessingDrawing" xmlns:wp="http://schemas.openxmlformats.org/drawingml/2006/wordprocessingDrawing" xmlns:w10="urn:schemas-microsoft-com:office:word" xmlns:w="http://schemas.openxmlformats.org/wordprocessingml/2006/main" xmlns:w14="http://schemas.microsoft.com/office/word/2010/wordml" xmlns:w15="http://schemas.microsoft.com/office/word/2012/wordml" xmlns:w16se="http://schemas.microsoft.com/office/word/2015/wordml/symex" xmlns:wpg="http://schemas.microsoft.com/office/word/2010/wordprocessingGroup" xmlns:wpi="http://schemas.microsoft.com/office/word/2010/wordprocessingInk" xmlns:wne="http://schemas.microsoft.com/office/word/2006/wordml" xmlns:wps="http://schemas.microsoft.com/office/word/2010/wordprocessingShape" mc:Ignorable="w14 w15 w16se wp14">
+<w:endnotes xmlns:wpc="http://schemas.microsoft.com/office/word/2010/wordprocessingCanvas" xmlns:cx="http://schemas.microsoft.com/office/drawing/2014/chartex" xmlns:cx1="http://schemas.microsoft.com/office/drawing/2015/9/8/chartex" xmlns:mc="http://schemas.openxmlformats.org/markup-compatibility/2006" xmlns:o="urn:schemas-microsoft-com:office:office" xmlns:r="http://schemas.openxmlformats.org/officeDocument/2006/relationships" xmlns:m="http://schemas.openxmlformats.org/officeDocument/2006/math" xmlns:v="urn:schemas-microsoft-com:vml" xmlns:wp14="http://schemas.microsoft.com/office/word/2010/wordprocessingDrawing" xmlns:wp="http://schemas.openxmlformats.org/drawingml/2006/wordprocessingDrawing" xmlns:w10="urn:schemas-microsoft-com:office:word" xmlns:w="http://schemas.openxmlformats.org/wordprocessingml/2006/main" xmlns:w14="http://schemas.microsoft.com/office/word/2010/wordml" xmlns:w15="http://schemas.microsoft.com/office/word/2012/wordml" xmlns:w16se="http://schemas.microsoft.com/office/word/2015/wordml/symex" xmlns:wpg="http://schemas.microsoft.com/office/word/2010/wordprocessingGroup" xmlns:wpi="http://schemas.microsoft.com/office/word/2010/wordprocessingInk" xmlns:wne="http://schemas.microsoft.com/office/word/2006/wordml" xmlns:wps="http://schemas.microsoft.com/office/word/2010/wordprocessingShape" mc:Ignorable="w14 w15 w16se wp14">
   <w:endnote w:type="separator" w:id="-1">
     <w:p>
       <w:pPr>
@@ -4464,7 +7033,7 @@
 </file>
 
 <file path=word/footnotes.xml><?xml version="1.0" encoding="utf-8"?>
-<w:footnotes xmlns:wpc="http://schemas.microsoft.com/office/word/2010/wordprocessingCanvas" xmlns:cx="http://schemas.microsoft.com/office/drawing/2014/chartex" xmlns:mc="http://schemas.openxmlformats.org/markup-compatibility/2006" xmlns:o="urn:schemas-microsoft-com:office:office" xmlns:r="http://schemas.openxmlformats.org/officeDocument/2006/relationships" xmlns:m="http://schemas.openxmlformats.org/officeDocument/2006/math" xmlns:v="urn:schemas-microsoft-com:vml" xmlns:wp14="http://schemas.microsoft.com/office/word/2010/wordprocessingDrawing" xmlns:wp="http://schemas.openxmlformats.org/drawingml/2006/wordprocessingDrawing" xmlns:w10="urn:schemas-microsoft-com:office:word" xmlns:w="http://schemas.openxmlformats.org/wordprocessingml/2006/main" xmlns:w14="http://schemas.microsoft.com/office/word/2010/wordml" xmlns:w15="http://schemas.microsoft.com/office/word/2012/wordml" xmlns:w16se="http://schemas.microsoft.com/office/word/2015/wordml/symex" xmlns:wpg="http://schemas.microsoft.com/office/word/2010/wordprocessingGroup" xmlns:wpi="http://schemas.microsoft.com/office/word/2010/wordprocessingInk" xmlns:wne="http://schemas.microsoft.com/office/word/2006/wordml" xmlns:wps="http://schemas.microsoft.com/office/word/2010/wordprocessingShape" mc:Ignorable="w14 w15 w16se wp14">
+<w:footnotes xmlns:wpc="http://schemas.microsoft.com/office/word/2010/wordprocessingCanvas" xmlns:cx="http://schemas.microsoft.com/office/drawing/2014/chartex" xmlns:cx1="http://schemas.microsoft.com/office/drawing/2015/9/8/chartex" xmlns:mc="http://schemas.openxmlformats.org/markup-compatibility/2006" xmlns:o="urn:schemas-microsoft-com:office:office" xmlns:r="http://schemas.openxmlformats.org/officeDocument/2006/relationships" xmlns:m="http://schemas.openxmlformats.org/officeDocument/2006/math" xmlns:v="urn:schemas-microsoft-com:vml" xmlns:wp14="http://schemas.microsoft.com/office/word/2010/wordprocessingDrawing" xmlns:wp="http://schemas.openxmlformats.org/drawingml/2006/wordprocessingDrawing" xmlns:w10="urn:schemas-microsoft-com:office:word" xmlns:w="http://schemas.openxmlformats.org/wordprocessingml/2006/main" xmlns:w14="http://schemas.microsoft.com/office/word/2010/wordml" xmlns:w15="http://schemas.microsoft.com/office/word/2012/wordml" xmlns:w16se="http://schemas.microsoft.com/office/word/2015/wordml/symex" xmlns:wpg="http://schemas.microsoft.com/office/word/2010/wordprocessingGroup" xmlns:wpi="http://schemas.microsoft.com/office/word/2010/wordprocessingInk" xmlns:wne="http://schemas.microsoft.com/office/word/2006/wordml" xmlns:wps="http://schemas.microsoft.com/office/word/2010/wordprocessingShape" mc:Ignorable="w14 w15 w16se wp14">
   <w:footnote w:type="separator" w:id="-1">
     <w:p>
       <w:pPr>
@@ -4529,11 +7098,151 @@
         <w:rPr>
           <w:spacing w:val="-10"/>
         </w:rPr>
-        <w:t xml:space="preserve"> Trường hợp cập nhật, bổ sung thông tin đăng ký hoạt động chi nhánh/văn phòng đại diện/địa điểm kinh doanh sử dụng Mẫu số 19 Phụ lục I Thông tư này, không sử dụng mẫu này.</w:t>
+        <w:t xml:space="preserve"> Trường hợp doanh nghiệp kê khai hình thức hạch toán là Hạch toán độc lập tại chỉ tiêu 5 thì bắt buộc phải kê khai thông tin về Kế toán trưởng/phụ trách kế toán tại chỉ tiêu 2.</w:t>
       </w:r>
     </w:p>
   </w:footnote>
   <w:footnote w:id="3">
+    <w:p>
+      <w:pPr>
+        <w:pStyle w:val="FootnoteText"/>
+        <w:jc w:val="both"/>
+        <w:rPr>
+          <w:spacing w:val="-10"/>
+        </w:rPr>
+      </w:pPr>
+      <w:r>
+        <w:rPr>
+          <w:rStyle w:val="FootnoteReference"/>
+          <w:spacing w:val="-10"/>
+        </w:rPr>
+        <w:t>2</w:t>
+      </w:r>
+      <w:r>
+        <w:rPr>
+          <w:spacing w:val="-10"/>
+        </w:rPr>
+        <w:t xml:space="preserve"> Trường hợp doanh nghiệp được cấp Giấy chứng nhận đăng ký doanh nghiệp sau ngày bắt đầu hoạt động đã kê khai thì ngày bắt đầu hoạt động là ngày doanh nghiệp được cấp Giấy chứng nhận đăng ký doanh nghiệp.</w:t>
+      </w:r>
+    </w:p>
+  </w:footnote>
+  <w:footnote w:id="4">
+    <w:p>
+      <w:pPr>
+        <w:pStyle w:val="FootnoteText"/>
+        <w:jc w:val="both"/>
+        <w:rPr>
+          <w:spacing w:val="-10"/>
+        </w:rPr>
+      </w:pPr>
+      <w:r>
+        <w:rPr>
+          <w:rStyle w:val="FootnoteReference"/>
+          <w:spacing w:val="-10"/>
+        </w:rPr>
+        <w:t>3</w:t>
+      </w:r>
+      <w:r>
+        <w:rPr>
+          <w:spacing w:val="-10"/>
+        </w:rPr>
+        <w:t xml:space="preserve"> - Trường hợp niên độ kế toán theo năm dương lịch thì ghi từ ngày 01/01 đến ngày 31/12. </w:t>
+      </w:r>
+    </w:p>
+    <w:p>
+      <w:pPr>
+        <w:pStyle w:val="FootnoteText"/>
+        <w:jc w:val="both"/>
+        <w:rPr>
+          <w:spacing w:val="-10"/>
+        </w:rPr>
+      </w:pPr>
+      <w:r>
+        <w:rPr>
+          <w:spacing w:val="-10"/>
+        </w:rPr>
+        <w:t xml:space="preserve">- Trường hợp niên độ kế toán theo năm tài chính khác năm dương lịch thì ghi ngày, tháng bắt đầu niên độ kế toán là ngày đầu tiên của quý; ngày, tháng kết thúc niên độ kế toán là ngày cuối cùng của quý. </w:t>
+      </w:r>
+    </w:p>
+    <w:p>
+      <w:pPr>
+        <w:pStyle w:val="FootnoteText"/>
+        <w:jc w:val="both"/>
+        <w:rPr>
+          <w:spacing w:val="-10"/>
+        </w:rPr>
+      </w:pPr>
+      <w:r>
+        <w:rPr>
+          <w:spacing w:val="-10"/>
+        </w:rPr>
+        <w:t>- Tổng thời gian từ ngày bắt đầu đến ngày kết thúc niên độ kế toán phải đủ 12 tháng hoặc 4 quý liên tiếp.</w:t>
+      </w:r>
+    </w:p>
+  </w:footnote>
+  <w:footnote w:id="5">
+    <w:p>
+      <w:pPr>
+        <w:pStyle w:val="FootnoteText"/>
+        <w:jc w:val="both"/>
+        <w:rPr>
+          <w:spacing w:val="-10"/>
+        </w:rPr>
+      </w:pPr>
+      <w:r>
+        <w:rPr>
+          <w:rStyle w:val="FootnoteReference"/>
+          <w:spacing w:val="-10"/>
+        </w:rPr>
+        <w:t>4</w:t>
+      </w:r>
+      <w:r>
+        <w:rPr>
+          <w:spacing w:val="-10"/>
+        </w:rPr>
+        <w:t xml:space="preserve"> Doanh nghiệp căn cứ vào quy định của pháp luật về thuế giá trị gia tăng và dự kiến hoạt động kinh doanh của doanh nghiệp để xác định 01 trong 04 phương pháp tính thuế giá trị gia tăng tại chỉ tiêu này, trừ trường hợp doanh nghiệp mua bán, chế tác vàng, bạc, đá quý có thể chọn thêm phương pháp trực tiếp trên GTGT ngoài các phương pháp khác (</w:t>
+      </w:r>
+      <w:r>
+        <w:rPr>
+          <w:i/>
+          <w:iCs/>
+          <w:spacing w:val="-10"/>
+        </w:rPr>
+        <w:t>nếu có</w:t>
+      </w:r>
+      <w:r>
+        <w:rPr>
+          <w:spacing w:val="-10"/>
+        </w:rPr>
+        <w:t>).</w:t>
+      </w:r>
+    </w:p>
+  </w:footnote>
+  <w:footnote w:id="6">
+    <w:p>
+      <w:pPr>
+        <w:pStyle w:val="FootnoteText"/>
+        <w:jc w:val="both"/>
+        <w:rPr>
+          <w:spacing w:val="-10"/>
+        </w:rPr>
+      </w:pPr>
+      <w:r>
+        <w:rPr>
+          <w:rStyle w:val="FootnoteReference"/>
+          <w:spacing w:val="-10"/>
+        </w:rPr>
+        <w:t>1</w:t>
+      </w:r>
+      <w:r>
+        <w:rPr>
+          <w:spacing w:val="-10"/>
+        </w:rPr>
+        <w:t xml:space="preserve"> Trường hợp cập nhật, bổ sung thông tin đăng ký hoạt động chi nhánh/văn phòng đại diện/địa điểm kinh doanh sử dụng Mẫu số 19 Phụ lục I Thông tư này, không sử dụng mẫu này.</w:t>
+      </w:r>
+    </w:p>
+  </w:footnote>
+  <w:footnote w:id="7">
     <w:p>
       <w:pPr>
         <w:pStyle w:val="FootnoteText"/>
@@ -4612,7 +7321,7 @@
 </file>
 
 <file path=word/header1.xml><?xml version="1.0" encoding="utf-8"?>
-<w:hdr xmlns:wpc="http://schemas.microsoft.com/office/word/2010/wordprocessingCanvas" xmlns:cx="http://schemas.microsoft.com/office/drawing/2014/chartex" xmlns:mc="http://schemas.openxmlformats.org/markup-compatibility/2006" xmlns:o="urn:schemas-microsoft-com:office:office" xmlns:r="http://schemas.openxmlformats.org/officeDocument/2006/relationships" xmlns:m="http://schemas.openxmlformats.org/officeDocument/2006/math" xmlns:v="urn:schemas-microsoft-com:vml" xmlns:wp14="http://schemas.microsoft.com/office/word/2010/wordprocessingDrawing" xmlns:wp="http://schemas.openxmlformats.org/drawingml/2006/wordprocessingDrawing" xmlns:w10="urn:schemas-microsoft-com:office:word" xmlns:w="http://schemas.openxmlformats.org/wordprocessingml/2006/main" xmlns:w14="http://schemas.microsoft.com/office/word/2010/wordml" xmlns:w15="http://schemas.microsoft.com/office/word/2012/wordml" xmlns:w16se="http://schemas.microsoft.com/office/word/2015/wordml/symex" xmlns:wpg="http://schemas.microsoft.com/office/word/2010/wordprocessingGroup" xmlns:wpi="http://schemas.microsoft.com/office/word/2010/wordprocessingInk" xmlns:wne="http://schemas.microsoft.com/office/word/2006/wordml" xmlns:wps="http://schemas.microsoft.com/office/word/2010/wordprocessingShape" mc:Ignorable="w14 w15 w16se wp14">
+<w:hdr xmlns:wpc="http://schemas.microsoft.com/office/word/2010/wordprocessingCanvas" xmlns:cx="http://schemas.microsoft.com/office/drawing/2014/chartex" xmlns:cx1="http://schemas.microsoft.com/office/drawing/2015/9/8/chartex" xmlns:mc="http://schemas.openxmlformats.org/markup-compatibility/2006" xmlns:o="urn:schemas-microsoft-com:office:office" xmlns:r="http://schemas.openxmlformats.org/officeDocument/2006/relationships" xmlns:m="http://schemas.openxmlformats.org/officeDocument/2006/math" xmlns:v="urn:schemas-microsoft-com:vml" xmlns:wp14="http://schemas.microsoft.com/office/word/2010/wordprocessingDrawing" xmlns:wp="http://schemas.openxmlformats.org/drawingml/2006/wordprocessingDrawing" xmlns:w10="urn:schemas-microsoft-com:office:word" xmlns:w="http://schemas.openxmlformats.org/wordprocessingml/2006/main" xmlns:w14="http://schemas.microsoft.com/office/word/2010/wordml" xmlns:w15="http://schemas.microsoft.com/office/word/2012/wordml" xmlns:w16se="http://schemas.microsoft.com/office/word/2015/wordml/symex" xmlns:wpg="http://schemas.microsoft.com/office/word/2010/wordprocessingGroup" xmlns:wpi="http://schemas.microsoft.com/office/word/2010/wordprocessingInk" xmlns:wne="http://schemas.microsoft.com/office/word/2006/wordml" xmlns:wps="http://schemas.microsoft.com/office/word/2010/wordprocessingShape" mc:Ignorable="w14 w15 w16se wp14">
   <w:p>
     <w:pPr>
       <w:pStyle w:val="Header"/>
@@ -4623,7 +7332,7 @@
 </file>
 
 <file path=word/numbering.xml><?xml version="1.0" encoding="utf-8"?>
-<w:numbering xmlns:wpc="http://schemas.microsoft.com/office/word/2010/wordprocessingCanvas" xmlns:cx="http://schemas.microsoft.com/office/drawing/2014/chartex" xmlns:mc="http://schemas.openxmlformats.org/markup-compatibility/2006" xmlns:o="urn:schemas-microsoft-com:office:office" xmlns:r="http://schemas.openxmlformats.org/officeDocument/2006/relationships" xmlns:m="http://schemas.openxmlformats.org/officeDocument/2006/math" xmlns:v="urn:schemas-microsoft-com:vml" xmlns:wp14="http://schemas.microsoft.com/office/word/2010/wordprocessingDrawing" xmlns:wp="http://schemas.openxmlformats.org/drawingml/2006/wordprocessingDrawing" xmlns:w10="urn:schemas-microsoft-com:office:word" xmlns:w="http://schemas.openxmlformats.org/wordprocessingml/2006/main" xmlns:w14="http://schemas.microsoft.com/office/word/2010/wordml" xmlns:w15="http://schemas.microsoft.com/office/word/2012/wordml" xmlns:w16se="http://schemas.microsoft.com/office/word/2015/wordml/symex" xmlns:wpg="http://schemas.microsoft.com/office/word/2010/wordprocessingGroup" xmlns:wpi="http://schemas.microsoft.com/office/word/2010/wordprocessingInk" xmlns:wne="http://schemas.microsoft.com/office/word/2006/wordml" xmlns:wps="http://schemas.microsoft.com/office/word/2010/wordprocessingShape" mc:Ignorable="w14 w15 w16se wp14">
+<w:numbering xmlns:wpc="http://schemas.microsoft.com/office/word/2010/wordprocessingCanvas" xmlns:cx="http://schemas.microsoft.com/office/drawing/2014/chartex" xmlns:cx1="http://schemas.microsoft.com/office/drawing/2015/9/8/chartex" xmlns:mc="http://schemas.openxmlformats.org/markup-compatibility/2006" xmlns:o="urn:schemas-microsoft-com:office:office" xmlns:r="http://schemas.openxmlformats.org/officeDocument/2006/relationships" xmlns:m="http://schemas.openxmlformats.org/officeDocument/2006/math" xmlns:v="urn:schemas-microsoft-com:vml" xmlns:wp14="http://schemas.microsoft.com/office/word/2010/wordprocessingDrawing" xmlns:wp="http://schemas.openxmlformats.org/drawingml/2006/wordprocessingDrawing" xmlns:w10="urn:schemas-microsoft-com:office:word" xmlns:w="http://schemas.openxmlformats.org/wordprocessingml/2006/main" xmlns:w14="http://schemas.microsoft.com/office/word/2010/wordml" xmlns:w15="http://schemas.microsoft.com/office/word/2012/wordml" xmlns:w16se="http://schemas.microsoft.com/office/word/2015/wordml/symex" xmlns:wpg="http://schemas.microsoft.com/office/word/2010/wordprocessingGroup" xmlns:wpi="http://schemas.microsoft.com/office/word/2010/wordprocessingInk" xmlns:wne="http://schemas.microsoft.com/office/word/2006/wordml" xmlns:wps="http://schemas.microsoft.com/office/word/2010/wordprocessingShape" mc:Ignorable="w14 w15 w16se wp14">
   <w:abstractNum w:abstractNumId="0" w15:restartNumberingAfterBreak="0">
     <w:nsid w:val="0616378E"/>
     <w:multiLevelType w:val="hybridMultilevel"/>
